--- a/TalkTrack V1.0 维护与说明文档.docx
+++ b/TalkTrack V1.0 维护与说明文档.docx
@@ -4,128 +4,50 @@
   <w:body>
     <w:p>
       <w:pPr>
-        <w:pStyle w:val="31"/>
+        <w:spacing w:before="0" w:after="200"/>
         <w:jc w:val="center"/>
       </w:pPr>
       <w:r>
-        <w:t>顺页讲</w:t>
-      </w:r>
-      <w:r>
-        <w:rPr>
-          <w:rFonts w:hint="eastAsia" w:eastAsia="宋体"/>
-          <w:lang w:val="en-US" w:eastAsia="zh-CN"/>
-        </w:rPr>
-        <w:t>-</w:t>
-      </w:r>
-      <w:bookmarkStart w:id="0" w:name="_GoBack"/>
-      <w:bookmarkEnd w:id="0"/>
-      <w:r>
-        <w:t>TalkTrack Skill 维护与说明文档</w:t>
+        <w:t>顺页讲 TalkTrack Skill</w:t>
       </w:r>
     </w:p>
     <w:p>
       <w:pPr>
-        <w:pStyle w:val="26"/>
+        <w:spacing w:before="0" w:after="160"/>
         <w:jc w:val="center"/>
       </w:pPr>
       <w:r>
-        <w:t>基于当前 Skill 与 GitHub README 同步更新</w:t>
+        <w:rPr>
+          <w:rFonts w:ascii="微软雅黑" w:hAnsi="微软雅黑" w:eastAsia="微软雅黑"/>
+          <w:b/>
+          <w:sz w:val="30"/>
+        </w:rPr>
+        <w:t>临时被叫去汇报，也能顺页照讲</w:t>
       </w:r>
     </w:p>
     <w:p>
       <w:pPr>
-        <w:pStyle w:val="26"/>
+        <w:spacing w:before="0" w:after="160"/>
         <w:jc w:val="center"/>
       </w:pPr>
       <w:r>
-        <w:t>更新日期：2026.06.23</w:t>
+        <w:t>视觉方案汇报、iPad 同步伴读、逐页朗读稿与 PPT 输出自动化 Skill</w:t>
       </w:r>
     </w:p>
     <w:p>
       <w:pPr>
-        <w:pStyle w:val="3"/>
+        <w:spacing w:before="0" w:after="360"/>
+        <w:jc w:val="center"/>
       </w:pPr>
       <w:r>
-        <w:t>1. 一句话定位</w:t>
-      </w:r>
-    </w:p>
-    <w:p>
-      <w:pPr>
-        <w:spacing w:after="120" w:line="276" w:lineRule="auto"/>
-      </w:pPr>
-      <w:r>
-        <w:t>TalkTrack 是一个面向设计、产品、品牌、空间、策划和公共汇报场景的汇报辅助工具。 你把 PDF、PPT 导出文件或图片型方案册交给它，它会生成一份和原方案页码同步的 `01_项目名.pptx`。</w:t>
-      </w:r>
-    </w:p>
-    <w:p>
-      <w:pPr>
-        <w:spacing w:after="120" w:line="276" w:lineRule="auto"/>
-      </w:pPr>
-      <w:r>
-        <w:t>这份 PPT 不是投到大屏上的方案文件，而是汇报人手里 iPad 上看的伴读稿：</w:t>
-      </w:r>
-    </w:p>
-    <w:p>
-      <w:pPr>
-        <w:spacing w:after="120" w:line="276" w:lineRule="auto"/>
-      </w:pPr>
-      <w:r>
-        <w:t>左侧保留原页缩略图和关键词，</w:t>
-      </w:r>
-    </w:p>
-    <w:p>
-      <w:pPr>
-        <w:spacing w:after="120" w:line="276" w:lineRule="auto"/>
-      </w:pPr>
-      <w:r>
-        <w:t>右侧是一段可以直接照着念的中文汇报正文，</w:t>
-      </w:r>
-    </w:p>
-    <w:p>
-      <w:pPr>
-        <w:spacing w:after="120" w:line="276" w:lineRule="auto"/>
-      </w:pPr>
-      <w:r>
-        <w:t>底部给停顿、翻页、连续讲或设计师补充提示。</w:t>
-      </w:r>
-    </w:p>
-    <w:p>
-      <w:pPr>
-        <w:pStyle w:val="3"/>
-      </w:pPr>
-      <w:r>
-        <w:t>2. 为什么需要它</w:t>
-      </w:r>
-    </w:p>
-    <w:p>
-      <w:pPr>
-        <w:spacing w:after="120" w:line="276" w:lineRule="auto"/>
-      </w:pPr>
-      <w:r>
-        <w:t>很多方案不是没做完，而是没时间讲顺。</w:t>
-      </w:r>
-    </w:p>
-    <w:p>
-      <w:pPr>
-        <w:spacing w:after="120" w:line="276" w:lineRule="auto"/>
-      </w:pPr>
-      <w:r>
-        <w:t>设计师、策划、品牌团队、产品团队和项目负责人经常会遇到同一种情况：方案册里有大量效果图、图纸、案例页、概念页和应用页，但真正上台时，需要有人把这些页面串成一条能听懂的线索。</w:t>
-      </w:r>
-    </w:p>
-    <w:p>
-      <w:pPr>
-        <w:spacing w:after="120" w:line="276" w:lineRule="auto"/>
-      </w:pPr>
-      <w:r>
-        <w:t>视觉方案伴读 Skill 解决的就是这件事：</w:t>
+        <w:t>V1.0 正式版说明与维护文档（2026-06-26 更新）</w:t>
       </w:r>
     </w:p>
     <w:tbl>
       <w:tblPr>
         <w:tblStyle w:val="33"/>
         <w:tblW w:w="0" w:type="auto"/>
-        <w:jc w:val="center"/>
+        <w:tblInd w:w="0" w:type="dxa"/>
         <w:tblBorders>
           <w:top w:val="single" w:color="auto" w:sz="4" w:space="0"/>
           <w:left w:val="single" w:color="auto" w:sz="4" w:space="0"/>
@@ -143,8 +65,8 @@
         </w:tblCellMar>
       </w:tblPr>
       <w:tblGrid>
-        <w:gridCol w:w="4873"/>
-        <w:gridCol w:w="4873"/>
+        <w:gridCol w:w="4759"/>
+        <w:gridCol w:w="4759"/>
       </w:tblGrid>
       <w:tr>
         <w:tblPrEx>
@@ -163,46 +85,25 @@
             <w:right w:w="108" w:type="dxa"/>
           </w:tblCellMar>
         </w:tblPrEx>
-        <w:trPr>
-          <w:jc w:val="center"/>
-        </w:trPr>
         <w:tc>
           <w:tcPr>
-            <w:tcW w:w="4873" w:type="dxa"/>
-            <w:shd w:val="clear" w:color="auto" w:fill="EDEBE4"/>
-            <w:vAlign w:val="center"/>
+            <w:tcW w:w="4759" w:type="dxa"/>
+            <w:shd w:val="clear" w:color="auto" w:fill="EDEDED"/>
           </w:tcPr>
           <w:p>
-            <w:pPr>
-              <w:spacing w:after="0" w:line="240" w:lineRule="auto"/>
-            </w:pPr>
             <w:r>
-              <w:rPr>
-                <w:rFonts w:ascii="微软雅黑" w:hAnsi="微软雅黑" w:eastAsia="微软雅黑"/>
-                <w:b/>
-                <w:sz w:val="19"/>
-              </w:rPr>
-              <w:t>真实问题</w:t>
+              <w:t>项目</w:t>
             </w:r>
           </w:p>
         </w:tc>
         <w:tc>
           <w:tcPr>
-            <w:tcW w:w="4873" w:type="dxa"/>
-            <w:shd w:val="clear" w:color="auto" w:fill="EDEBE4"/>
-            <w:vAlign w:val="center"/>
+            <w:tcW w:w="4759" w:type="dxa"/>
+            <w:shd w:val="clear" w:color="auto" w:fill="EDEDED"/>
           </w:tcPr>
           <w:p>
-            <w:pPr>
-              <w:spacing w:after="0" w:line="240" w:lineRule="auto"/>
-            </w:pPr>
             <w:r>
-              <w:rPr>
-                <w:rFonts w:ascii="微软雅黑" w:hAnsi="微软雅黑" w:eastAsia="微软雅黑"/>
-                <w:b/>
-                <w:sz w:val="19"/>
-              </w:rPr>
-              <w:t>它能做什么</w:t>
+              <w:t>内容</w:t>
             </w:r>
           </w:p>
         </w:tc>
@@ -224,44 +125,23 @@
             <w:right w:w="108" w:type="dxa"/>
           </w:tblCellMar>
         </w:tblPrEx>
-        <w:trPr>
-          <w:jc w:val="center"/>
-        </w:trPr>
         <w:tc>
           <w:tcPr>
-            <w:tcW w:w="4873" w:type="dxa"/>
-            <w:vAlign w:val="center"/>
+            <w:tcW w:w="4759" w:type="dxa"/>
           </w:tcPr>
           <w:p>
-            <w:pPr>
-              <w:spacing w:after="0" w:line="240" w:lineRule="auto"/>
-            </w:pPr>
             <w:r>
-              <w:rPr>
-                <w:rFonts w:ascii="微软雅黑" w:hAnsi="微软雅黑" w:eastAsia="微软雅黑"/>
-                <w:b w:val="0"/>
-                <w:sz w:val="19"/>
-              </w:rPr>
-              <w:t>图很多，字很少</w:t>
+              <w:t>文档版本</w:t>
             </w:r>
           </w:p>
         </w:tc>
         <w:tc>
           <w:tcPr>
-            <w:tcW w:w="4873" w:type="dxa"/>
-            <w:vAlign w:val="center"/>
+            <w:tcW w:w="4759" w:type="dxa"/>
           </w:tcPr>
           <w:p>
-            <w:pPr>
-              <w:spacing w:after="0" w:line="240" w:lineRule="auto"/>
-            </w:pPr>
             <w:r>
-              <w:rPr>
-                <w:rFonts w:ascii="微软雅黑" w:hAnsi="微软雅黑" w:eastAsia="微软雅黑"/>
-                <w:b w:val="0"/>
-                <w:sz w:val="19"/>
-              </w:rPr>
-              <w:t>把视觉页面转成可讲述语言。</w:t>
+              <w:t>V1.0 正式版</w:t>
             </w:r>
           </w:p>
         </w:tc>
@@ -283,44 +163,23 @@
             <w:right w:w="108" w:type="dxa"/>
           </w:tblCellMar>
         </w:tblPrEx>
-        <w:trPr>
-          <w:jc w:val="center"/>
-        </w:trPr>
         <w:tc>
           <w:tcPr>
-            <w:tcW w:w="4873" w:type="dxa"/>
-            <w:vAlign w:val="center"/>
+            <w:tcW w:w="4759" w:type="dxa"/>
           </w:tcPr>
           <w:p>
-            <w:pPr>
-              <w:spacing w:after="0" w:line="240" w:lineRule="auto"/>
-            </w:pPr>
             <w:r>
-              <w:rPr>
-                <w:rFonts w:ascii="微软雅黑" w:hAnsi="微软雅黑" w:eastAsia="微软雅黑"/>
-                <w:b w:val="0"/>
-                <w:sz w:val="19"/>
-              </w:rPr>
-              <w:t>下午、明天就要汇报</w:t>
+              <w:t>对应 Skill 包</w:t>
             </w:r>
           </w:p>
         </w:tc>
         <w:tc>
           <w:tcPr>
-            <w:tcW w:w="4873" w:type="dxa"/>
-            <w:vAlign w:val="center"/>
+            <w:tcW w:w="4759" w:type="dxa"/>
           </w:tcPr>
           <w:p>
-            <w:pPr>
-              <w:spacing w:after="0" w:line="240" w:lineRule="auto"/>
-            </w:pPr>
             <w:r>
-              <w:rPr>
-                <w:rFonts w:ascii="微软雅黑" w:hAnsi="微软雅黑" w:eastAsia="微软雅黑"/>
-                <w:b w:val="0"/>
-                <w:sz w:val="19"/>
-              </w:rPr>
-              <w:t>快速生成一份能放在 iPad 上照读的伴读 PPT。</w:t>
+              <w:t>design-report-companion</w:t>
             </w:r>
           </w:p>
         </w:tc>
@@ -342,44 +201,23 @@
             <w:right w:w="108" w:type="dxa"/>
           </w:tblCellMar>
         </w:tblPrEx>
-        <w:trPr>
-          <w:jc w:val="center"/>
-        </w:trPr>
         <w:tc>
           <w:tcPr>
-            <w:tcW w:w="4873" w:type="dxa"/>
-            <w:vAlign w:val="center"/>
+            <w:tcW w:w="4759" w:type="dxa"/>
           </w:tcPr>
           <w:p>
-            <w:pPr>
-              <w:spacing w:after="0" w:line="240" w:lineRule="auto"/>
-            </w:pPr>
             <w:r>
-              <w:rPr>
-                <w:rFonts w:ascii="微软雅黑" w:hAnsi="微软雅黑" w:eastAsia="微软雅黑"/>
-                <w:b w:val="0"/>
-                <w:sz w:val="19"/>
-              </w:rPr>
-              <w:t>方案页逻辑容易断</w:t>
+              <w:t>当前阶段</w:t>
             </w:r>
           </w:p>
         </w:tc>
         <w:tc>
           <w:tcPr>
-            <w:tcW w:w="4873" w:type="dxa"/>
-            <w:vAlign w:val="center"/>
+            <w:tcW w:w="4759" w:type="dxa"/>
           </w:tcPr>
           <w:p>
-            <w:pPr>
-              <w:spacing w:after="0" w:line="240" w:lineRule="auto"/>
-            </w:pPr>
             <w:r>
-              <w:rPr>
-                <w:rFonts w:ascii="微软雅黑" w:hAnsi="微软雅黑" w:eastAsia="微软雅黑"/>
-                <w:b w:val="0"/>
-                <w:sz w:val="19"/>
-              </w:rPr>
-              <w:t>补齐开场、章节过渡、重点页停顿和收尾表达。</w:t>
+              <w:t>已发布 GitHub / 本机 Skill 同步版</w:t>
             </w:r>
           </w:p>
         </w:tc>
@@ -401,44 +239,23 @@
             <w:right w:w="108" w:type="dxa"/>
           </w:tblCellMar>
         </w:tblPrEx>
-        <w:trPr>
-          <w:jc w:val="center"/>
-        </w:trPr>
         <w:tc>
           <w:tcPr>
-            <w:tcW w:w="4873" w:type="dxa"/>
-            <w:vAlign w:val="center"/>
+            <w:tcW w:w="4759" w:type="dxa"/>
           </w:tcPr>
           <w:p>
-            <w:pPr>
-              <w:spacing w:after="0" w:line="240" w:lineRule="auto"/>
-            </w:pPr>
             <w:r>
-              <w:rPr>
-                <w:rFonts w:ascii="微软雅黑" w:hAnsi="微软雅黑" w:eastAsia="微软雅黑"/>
-                <w:b w:val="0"/>
-                <w:sz w:val="19"/>
-              </w:rPr>
-              <w:t>相似页面连续出现</w:t>
+              <w:t>维护者</w:t>
             </w:r>
           </w:p>
         </w:tc>
         <w:tc>
           <w:tcPr>
-            <w:tcW w:w="4873" w:type="dxa"/>
-            <w:vAlign w:val="center"/>
+            <w:tcW w:w="4759" w:type="dxa"/>
           </w:tcPr>
           <w:p>
-            <w:pPr>
-              <w:spacing w:after="0" w:line="240" w:lineRule="auto"/>
-            </w:pPr>
             <w:r>
-              <w:rPr>
-                <w:rFonts w:ascii="微软雅黑" w:hAnsi="微软雅黑" w:eastAsia="微软雅黑"/>
-                <w:b w:val="0"/>
-                <w:sz w:val="19"/>
-              </w:rPr>
-              <w:t>提示哪些页要停，哪些页可以顺翻。</w:t>
+              <w:t>Ruiqi Wang</w:t>
             </w:r>
           </w:p>
         </w:tc>
@@ -460,352 +277,23 @@
             <w:right w:w="108" w:type="dxa"/>
           </w:tblCellMar>
         </w:tblPrEx>
-        <w:trPr>
-          <w:jc w:val="center"/>
-        </w:trPr>
         <w:tc>
           <w:tcPr>
-            <w:tcW w:w="4873" w:type="dxa"/>
-            <w:vAlign w:val="center"/>
+            <w:tcW w:w="4759" w:type="dxa"/>
           </w:tcPr>
           <w:p>
-            <w:pPr>
-              <w:spacing w:after="0" w:line="240" w:lineRule="auto"/>
-            </w:pPr>
             <w:r>
-              <w:rPr>
-                <w:rFonts w:ascii="微软雅黑" w:hAnsi="微软雅黑" w:eastAsia="微软雅黑"/>
-                <w:b w:val="0"/>
-                <w:sz w:val="19"/>
-              </w:rPr>
-              <w:t>材料、节点、工艺不敢乱讲</w:t>
+              <w:t>更新时间</w:t>
             </w:r>
           </w:p>
         </w:tc>
         <w:tc>
           <w:tcPr>
-            <w:tcW w:w="4873" w:type="dxa"/>
-            <w:vAlign w:val="center"/>
+            <w:tcW w:w="4759" w:type="dxa"/>
           </w:tcPr>
           <w:p>
-            <w:pPr>
-              <w:spacing w:after="0" w:line="240" w:lineRule="auto"/>
-            </w:pPr>
             <w:r>
-              <w:rPr>
-                <w:rFonts w:ascii="微软雅黑" w:hAnsi="微软雅黑" w:eastAsia="微软雅黑"/>
-                <w:b w:val="0"/>
-                <w:sz w:val="19"/>
-              </w:rPr>
-              <w:t>给表达框架和专业提示，不乱编真实项目细节。</w:t>
-            </w:r>
-          </w:p>
-        </w:tc>
-      </w:tr>
-    </w:tbl>
-    <w:p/>
-    <w:p>
-      <w:pPr>
-        <w:spacing w:after="120" w:line="276" w:lineRule="auto"/>
-      </w:pPr>
-      <w:r>
-        <w:t>顺页讲的核心不是把 PDF 改写成设计说明，而是模拟一个真实汇报者在台上开口。它会在第一页先放慢节奏，让汇报自然开始；在概念和策略页主动梳理主线；到材料、节点、产品、包装、施工、应用和交付页时，只基于图面和文件可确认内容做专业辅助，不替项目负责人编造真实材料、预算、工艺、审批或最终选择。</w:t>
-      </w:r>
-    </w:p>
-    <w:p>
-      <w:pPr>
-        <w:pStyle w:val="3"/>
-      </w:pPr>
-      <w:r>
-        <w:t>3. 快速开始</w:t>
-      </w:r>
-    </w:p>
-    <w:p>
-      <w:pPr>
-        <w:spacing w:after="120" w:line="276" w:lineRule="auto"/>
-      </w:pPr>
-      <w:r>
-        <w:t>你可以直接这样说：</w:t>
-      </w:r>
-    </w:p>
-    <w:p>
-      <w:pPr>
-        <w:spacing w:before="80" w:after="160"/>
-      </w:pPr>
-      <w:r>
-        <w:rPr>
-          <w:rFonts w:ascii="Consolas" w:hAnsi="Consolas"/>
-          <w:color w:val="373737"/>
-          <w:sz w:val="18"/>
-        </w:rPr>
-        <w:t>$顺页讲  帮我把这个方案册生成同步汇报伴读 PPT，语言稳妥，可以直接照着讲。</w:t>
-      </w:r>
-    </w:p>
-    <w:p>
-      <w:pPr>
-        <w:spacing w:after="120" w:line="276" w:lineRule="auto"/>
-      </w:pPr>
-      <w:r>
-        <w:t>如果你知道汇报对象，也可以说得更具体：</w:t>
-      </w:r>
-    </w:p>
-    <w:p>
-      <w:pPr>
-        <w:spacing w:before="80" w:after="160"/>
-      </w:pPr>
-      <w:r>
-        <w:rPr>
-          <w:rFonts w:ascii="Consolas" w:hAnsi="Consolas"/>
-          <w:color w:val="373737"/>
-          <w:sz w:val="18"/>
-        </w:rPr>
-        <w:t>$顺页讲  这个文件要给甲方高层汇报，请用决策汇报型，突出价值、取舍、风险和下一步。</w:t>
-      </w:r>
-    </w:p>
-    <w:p>
-      <w:pPr>
-        <w:spacing w:after="120" w:line="276" w:lineRule="auto"/>
-      </w:pPr>
-      <w:r>
-        <w:t>如果是专业评审：</w:t>
-      </w:r>
-    </w:p>
-    <w:p>
-      <w:pPr>
-        <w:spacing w:before="80" w:after="160"/>
-      </w:pPr>
-      <w:r>
-        <w:rPr>
-          <w:rFonts w:ascii="Consolas" w:hAnsi="Consolas"/>
-          <w:color w:val="373737"/>
-          <w:sz w:val="18"/>
-        </w:rPr>
-        <w:t>$顺页讲  这是一个设计评审文件，请用专业落地型，重点讲材料、节点、空间关系和落地逻辑。</w:t>
-      </w:r>
-    </w:p>
-    <w:p>
-      <w:pPr>
-        <w:pStyle w:val="3"/>
-      </w:pPr>
-      <w:r>
-        <w:t>4. 重要边界</w:t>
-      </w:r>
-    </w:p>
-    <w:p>
-      <w:pPr>
-        <w:spacing w:after="120" w:line="276" w:lineRule="auto"/>
-      </w:pPr>
-      <w:r>
-        <w:t>前期概念、逻辑、章节过渡和总结表达，Skill 可以承担更多工作；到了具体产品、材料、节点、工艺和交付成果时，它输出的是汇报提示和表达框架，不是最终专业定稿。</w:t>
-      </w:r>
-    </w:p>
-    <w:p>
-      <w:pPr>
-        <w:spacing w:after="120" w:line="276" w:lineRule="auto"/>
-      </w:pPr>
-      <w:r>
-        <w:t>原因很简单：AI 可以根据图面和文字推断表达逻辑，但它不一定可以准确真实的表达项目里的材料品牌、工艺参数、结构尺寸、施工原因、甲方意见和最终选型。</w:t>
-      </w:r>
-    </w:p>
-    <w:p>
-      <w:pPr>
-        <w:spacing w:after="120" w:line="276" w:lineRule="auto"/>
-      </w:pPr>
-      <w:r>
-        <w:t>所以结果交付落地页会遵守几个原则：</w:t>
-      </w:r>
-    </w:p>
-    <w:p>
-      <w:pPr>
-        <w:pStyle w:val="16"/>
-      </w:pPr>
-      <w:r>
-        <w:t>不假装完全懂项目。</w:t>
-      </w:r>
-    </w:p>
-    <w:p>
-      <w:pPr>
-        <w:pStyle w:val="16"/>
-      </w:pPr>
-      <w:r>
-        <w:t>不乱编材料品牌、参数、工艺、审批、甲方意见和最终选型。</w:t>
-      </w:r>
-    </w:p>
-    <w:p>
-      <w:pPr>
-        <w:pStyle w:val="16"/>
-      </w:pPr>
-      <w:r>
-        <w:t>先用图面可见内容搭建表达框架。</w:t>
-      </w:r>
-    </w:p>
-    <w:p>
-      <w:pPr>
-        <w:pStyle w:val="16"/>
-      </w:pPr>
-      <w:r>
-        <w:t>给设计师留下现场补充和修改空间。</w:t>
-      </w:r>
-    </w:p>
-    <w:p>
-      <w:pPr>
-        <w:pStyle w:val="3"/>
-      </w:pPr>
-      <w:r>
-        <w:t>5. 下载后会得到什么</w:t>
-      </w:r>
-    </w:p>
-    <w:p>
-      <w:pPr>
-        <w:spacing w:after="120" w:line="276" w:lineRule="auto"/>
-      </w:pPr>
-      <w:r>
-        <w:t>当前用户可见输出只有一个文件夹和一个文件：</w:t>
-      </w:r>
-    </w:p>
-    <w:p>
-      <w:pPr>
-        <w:spacing w:before="80" w:after="160"/>
-      </w:pPr>
-      <w:r>
-        <w:rPr>
-          <w:rFonts w:ascii="Consolas" w:hAnsi="Consolas"/>
-          <w:color w:val="373737"/>
-          <w:sz w:val="18"/>
-        </w:rPr>
-        <w:t>项目名汇报/</w:t>
-      </w:r>
-      <w:r>
-        <w:br w:type="textWrapping"/>
-      </w:r>
-      <w:r>
-        <w:rPr>
-          <w:rFonts w:ascii="Consolas" w:hAnsi="Consolas"/>
-          <w:color w:val="373737"/>
-          <w:sz w:val="18"/>
-        </w:rPr>
-        <w:t>└── 01_项目名.pptx</w:t>
-      </w:r>
-    </w:p>
-    <w:p>
-      <w:pPr>
-        <w:spacing w:after="120" w:line="276" w:lineRule="auto"/>
-      </w:pPr>
-      <w:r>
-        <w:t>文件名会默认从上传文件或标题页里提取项目名称，前面加两位编号，方便多项目测试、转发和后期整理。</w:t>
-      </w:r>
-    </w:p>
-    <w:p>
-      <w:pPr>
-        <w:spacing w:after="120" w:line="276" w:lineRule="auto"/>
-      </w:pPr>
-      <w:r>
-        <w:t>这份 PPT 会尽量做到：</w:t>
-      </w:r>
-    </w:p>
-    <w:tbl>
-      <w:tblPr>
-        <w:tblStyle w:val="33"/>
-        <w:tblW w:w="0" w:type="auto"/>
-        <w:jc w:val="center"/>
-        <w:tblBorders>
-          <w:top w:val="single" w:color="auto" w:sz="4" w:space="0"/>
-          <w:left w:val="single" w:color="auto" w:sz="4" w:space="0"/>
-          <w:bottom w:val="single" w:color="auto" w:sz="4" w:space="0"/>
-          <w:right w:val="single" w:color="auto" w:sz="4" w:space="0"/>
-          <w:insideH w:val="single" w:color="auto" w:sz="4" w:space="0"/>
-          <w:insideV w:val="single" w:color="auto" w:sz="4" w:space="0"/>
-        </w:tblBorders>
-        <w:tblLayout w:type="autofit"/>
-        <w:tblCellMar>
-          <w:top w:w="0" w:type="dxa"/>
-          <w:left w:w="108" w:type="dxa"/>
-          <w:bottom w:w="0" w:type="dxa"/>
-          <w:right w:w="108" w:type="dxa"/>
-        </w:tblCellMar>
-      </w:tblPr>
-      <w:tblGrid>
-        <w:gridCol w:w="3249"/>
-        <w:gridCol w:w="3249"/>
-        <w:gridCol w:w="3249"/>
-      </w:tblGrid>
-      <w:tr>
-        <w:tblPrEx>
-          <w:tblBorders>
-            <w:top w:val="single" w:color="auto" w:sz="4" w:space="0"/>
-            <w:left w:val="single" w:color="auto" w:sz="4" w:space="0"/>
-            <w:bottom w:val="single" w:color="auto" w:sz="4" w:space="0"/>
-            <w:right w:val="single" w:color="auto" w:sz="4" w:space="0"/>
-            <w:insideH w:val="single" w:color="auto" w:sz="4" w:space="0"/>
-            <w:insideV w:val="single" w:color="auto" w:sz="4" w:space="0"/>
-          </w:tblBorders>
-          <w:tblCellMar>
-            <w:top w:w="0" w:type="dxa"/>
-            <w:left w:w="108" w:type="dxa"/>
-            <w:bottom w:w="0" w:type="dxa"/>
-            <w:right w:w="108" w:type="dxa"/>
-          </w:tblCellMar>
-        </w:tblPrEx>
-        <w:trPr>
-          <w:jc w:val="center"/>
-        </w:trPr>
-        <w:tc>
-          <w:tcPr>
-            <w:tcW w:w="3249" w:type="dxa"/>
-            <w:shd w:val="clear" w:color="auto" w:fill="EDEBE4"/>
-            <w:vAlign w:val="center"/>
-          </w:tcPr>
-          <w:p>
-            <w:pPr>
-              <w:spacing w:after="0" w:line="240" w:lineRule="auto"/>
-            </w:pPr>
-            <w:r>
-              <w:rPr>
-                <w:rFonts w:ascii="微软雅黑" w:hAnsi="微软雅黑" w:eastAsia="微软雅黑"/>
-                <w:b/>
-                <w:sz w:val="19"/>
-              </w:rPr>
-              <w:t>页面区域</w:t>
-            </w:r>
-          </w:p>
-        </w:tc>
-        <w:tc>
-          <w:tcPr>
-            <w:tcW w:w="3249" w:type="dxa"/>
-            <w:shd w:val="clear" w:color="auto" w:fill="EDEBE4"/>
-            <w:vAlign w:val="center"/>
-          </w:tcPr>
-          <w:p>
-            <w:pPr>
-              <w:spacing w:after="0" w:line="240" w:lineRule="auto"/>
-            </w:pPr>
-            <w:r>
-              <w:rPr>
-                <w:rFonts w:ascii="微软雅黑" w:hAnsi="微软雅黑" w:eastAsia="微软雅黑"/>
-                <w:b/>
-                <w:sz w:val="19"/>
-              </w:rPr>
-              <w:t>内容</w:t>
-            </w:r>
-          </w:p>
-        </w:tc>
-        <w:tc>
-          <w:tcPr>
-            <w:tcW w:w="3249" w:type="dxa"/>
-            <w:shd w:val="clear" w:color="auto" w:fill="EDEBE4"/>
-            <w:vAlign w:val="center"/>
-          </w:tcPr>
-          <w:p>
-            <w:pPr>
-              <w:spacing w:after="0" w:line="240" w:lineRule="auto"/>
-            </w:pPr>
-            <w:r>
-              <w:rPr>
-                <w:rFonts w:ascii="微软雅黑" w:hAnsi="微软雅黑" w:eastAsia="微软雅黑"/>
-                <w:b/>
-                <w:sz w:val="19"/>
-              </w:rPr>
-              <w:t>设计目的</w:t>
+              <w:t>2026-06-26</w:t>
             </w:r>
           </w:p>
         </w:tc>
@@ -827,63 +315,374 @@
             <w:right w:w="108" w:type="dxa"/>
           </w:tblCellMar>
         </w:tblPrEx>
-        <w:trPr>
-          <w:jc w:val="center"/>
-        </w:trPr>
         <w:tc>
           <w:tcPr>
-            <w:tcW w:w="3249" w:type="dxa"/>
-            <w:vAlign w:val="center"/>
+            <w:tcW w:w="4759" w:type="dxa"/>
           </w:tcPr>
           <w:p>
-            <w:pPr>
-              <w:spacing w:after="0" w:line="240" w:lineRule="auto"/>
-            </w:pPr>
             <w:r>
-              <w:rPr>
-                <w:rFonts w:ascii="微软雅黑" w:hAnsi="微软雅黑" w:eastAsia="微软雅黑"/>
-                <w:b w:val="0"/>
-                <w:sz w:val="19"/>
-              </w:rPr>
-              <w:t>左侧</w:t>
+              <w:t>文档用途</w:t>
             </w:r>
           </w:p>
         </w:tc>
         <w:tc>
           <w:tcPr>
-            <w:tcW w:w="3249" w:type="dxa"/>
-            <w:vAlign w:val="center"/>
+            <w:tcW w:w="4759" w:type="dxa"/>
           </w:tcPr>
           <w:p>
-            <w:pPr>
-              <w:spacing w:after="0" w:line="240" w:lineRule="auto"/>
-            </w:pPr>
             <w:r>
-              <w:rPr>
-                <w:rFonts w:ascii="微软雅黑" w:hAnsi="微软雅黑" w:eastAsia="微软雅黑"/>
-                <w:b w:val="0"/>
-                <w:sz w:val="19"/>
-              </w:rPr>
-              <w:t>页码、状态、原页缩略图、2-3 个关键词。</w:t>
+              <w:t>用于 GitHub / 安装包 / 内部维护随附说明</w:t>
+            </w:r>
+          </w:p>
+        </w:tc>
+      </w:tr>
+    </w:tbl>
+    <w:p/>
+    <w:p>
+      <w:pPr>
+        <w:spacing w:before="280" w:after="160"/>
+      </w:pPr>
+      <w:r>
+        <w:rPr>
+          <w:rFonts w:ascii="微软雅黑" w:hAnsi="微软雅黑" w:eastAsia="微软雅黑"/>
+          <w:b/>
+          <w:sz w:val="30"/>
+        </w:rPr>
+        <w:t>01  一句话定位</w:t>
+      </w:r>
+    </w:p>
+    <w:p>
+      <w:pPr>
+        <w:spacing w:before="0" w:after="80"/>
+      </w:pPr>
+      <w:r>
+        <w:t>顺页讲 TalkTrack Skill 是一个面向设计、产品、品牌、空间、策划和公共汇报场景的汇报辅助工具，用来把图很多、字很少的方案册，转成一份可以直接照着讲的 iPad 同步伴读 PPT。</w:t>
+      </w:r>
+    </w:p>
+    <w:p>
+      <w:pPr>
+        <w:spacing w:before="0" w:after="80"/>
+      </w:pPr>
+      <w:r>
+        <w:t>它不是替用户重新做方案，也不是把原文件简单翻译成文字，而是先理解页面顺序、章节关系、专业重点和汇报对象，再生成与原方案页码同步的伴读文件。用户在大屏播放原方案，手里 iPad 打开伴读 PPT，就可以按照每一页的正文、关键词和翻页提示完成汇报。</w:t>
+      </w:r>
+    </w:p>
+    <w:p>
+      <w:pPr>
+        <w:spacing w:before="280" w:after="160"/>
+      </w:pPr>
+      <w:r>
+        <w:rPr>
+          <w:rFonts w:ascii="微软雅黑" w:hAnsi="微软雅黑" w:eastAsia="微软雅黑"/>
+          <w:b/>
+          <w:sz w:val="30"/>
+        </w:rPr>
+        <w:t>02  项目说明</w:t>
+      </w:r>
+    </w:p>
+    <w:p>
+      <w:pPr>
+        <w:spacing w:before="160" w:after="80"/>
+      </w:pPr>
+      <w:r>
+        <w:rPr>
+          <w:rFonts w:ascii="微软雅黑" w:hAnsi="微软雅黑" w:eastAsia="微软雅黑"/>
+          <w:b/>
+          <w:sz w:val="24"/>
+        </w:rPr>
+        <w:t>项目初衷</w:t>
+      </w:r>
+    </w:p>
+    <w:p>
+      <w:pPr>
+        <w:spacing w:before="0" w:after="80"/>
+      </w:pPr>
+      <w:r>
+        <w:rPr>
+          <w:rFonts w:ascii="微软雅黑" w:hAnsi="微软雅黑" w:eastAsia="微软雅黑"/>
+          <w:b w:val="0"/>
+          <w:sz w:val="21"/>
+        </w:rPr>
+        <w:t>很多方案不是没有内容，而是没有时间讲顺。设计师、策划、品牌团队、产品团队和项目负责人经常会遇到同一种情况：方案册已经排完，但开场、逻辑、章节过渡、重点页停顿和收尾表达还没有整理。临时换人汇报时，这个问题会被进一步放大。</w:t>
+      </w:r>
+    </w:p>
+    <w:p>
+      <w:pPr>
+        <w:spacing w:before="0" w:after="80"/>
+      </w:pPr>
+      <w:r>
+        <w:rPr>
+          <w:rFonts w:ascii="微软雅黑" w:hAnsi="微软雅黑" w:eastAsia="微软雅黑"/>
+          <w:b w:val="0"/>
+          <w:sz w:val="21"/>
+        </w:rPr>
+        <w:t>顺页讲的目标，是把这段临场压力最大的汇报准备流程稳定下来。它先给用户一份能达到基础汇报水准的伴读稿，让没有完整消化项目的人，也能把方案讲得顺、稳、不断线；然后再把专业落地页留给设计师根据真实材料、节点、工艺和甲方意见进行微调。</w:t>
+      </w:r>
+    </w:p>
+    <w:p>
+      <w:pPr>
+        <w:spacing w:before="160" w:after="80"/>
+      </w:pPr>
+      <w:r>
+        <w:rPr>
+          <w:rFonts w:ascii="微软雅黑" w:hAnsi="微软雅黑" w:eastAsia="微软雅黑"/>
+          <w:b/>
+          <w:sz w:val="24"/>
+        </w:rPr>
+        <w:t>核心价值</w:t>
+      </w:r>
+    </w:p>
+    <w:p>
+      <w:pPr>
+        <w:pStyle w:val="16"/>
+        <w:spacing w:after="40"/>
+      </w:pPr>
+      <w:r>
+        <w:rPr>
+          <w:rFonts w:ascii="微软雅黑" w:hAnsi="微软雅黑" w:eastAsia="微软雅黑"/>
+          <w:sz w:val="21"/>
+        </w:rPr>
+        <w:t>把 PDF、PPT 导出文件或图片型方案册转成页码同步的 iPad 伴读 PPT。</w:t>
+      </w:r>
+    </w:p>
+    <w:p>
+      <w:pPr>
+        <w:pStyle w:val="16"/>
+        <w:spacing w:after="40"/>
+      </w:pPr>
+      <w:r>
+        <w:rPr>
+          <w:rFonts w:ascii="微软雅黑" w:hAnsi="微软雅黑" w:eastAsia="微软雅黑"/>
+          <w:sz w:val="21"/>
+        </w:rPr>
+        <w:t>补齐设计师常常来不及整理的开场、概念、章节过渡、总结和收尾表达。</w:t>
+      </w:r>
+    </w:p>
+    <w:p>
+      <w:pPr>
+        <w:pStyle w:val="16"/>
+        <w:spacing w:after="40"/>
+      </w:pPr>
+      <w:r>
+        <w:rPr>
+          <w:rFonts w:ascii="微软雅黑" w:hAnsi="微软雅黑" w:eastAsia="微软雅黑"/>
+          <w:sz w:val="21"/>
+        </w:rPr>
+        <w:t>让汇报正文尽量变成台上可以直接念的话，而不是给汇报人的内部说明。</w:t>
+      </w:r>
+    </w:p>
+    <w:p>
+      <w:pPr>
+        <w:pStyle w:val="16"/>
+        <w:spacing w:after="40"/>
+      </w:pPr>
+      <w:r>
+        <w:rPr>
+          <w:rFonts w:ascii="微软雅黑" w:hAnsi="微软雅黑" w:eastAsia="微软雅黑"/>
+          <w:sz w:val="21"/>
+        </w:rPr>
+        <w:t>识别相似页面和连续空间，提示哪些页需要停，哪些页可以顺翻。</w:t>
+      </w:r>
+    </w:p>
+    <w:p>
+      <w:pPr>
+        <w:pStyle w:val="16"/>
+        <w:spacing w:after="40"/>
+      </w:pPr>
+      <w:r>
+        <w:rPr>
+          <w:rFonts w:ascii="微软雅黑" w:hAnsi="微软雅黑" w:eastAsia="微软雅黑"/>
+          <w:sz w:val="21"/>
+        </w:rPr>
+        <w:t>在材料、节点、产品、工艺等落地页保持谨慎，输出表达框架，不乱编项目事实。</w:t>
+      </w:r>
+    </w:p>
+    <w:p>
+      <w:pPr>
+        <w:pStyle w:val="16"/>
+        <w:spacing w:after="40"/>
+      </w:pPr>
+      <w:r>
+        <w:t>最终只在用户可见目录交付一个 PPT 文件，默认输出到桌面项目文件夹，减少过程稿、检查图和中间材料对用户的干扰。</w:t>
+      </w:r>
+    </w:p>
+    <w:p>
+      <w:pPr>
+        <w:spacing w:before="160" w:after="80"/>
+      </w:pPr>
+      <w:r>
+        <w:rPr>
+          <w:rFonts w:ascii="微软雅黑" w:hAnsi="微软雅黑" w:eastAsia="微软雅黑"/>
+          <w:b/>
+          <w:sz w:val="24"/>
+        </w:rPr>
+        <w:t>适用对象</w:t>
+      </w:r>
+    </w:p>
+    <w:p>
+      <w:pPr>
+        <w:spacing w:before="0" w:after="80"/>
+      </w:pPr>
+      <w:r>
+        <w:rPr>
+          <w:rFonts w:ascii="微软雅黑" w:hAnsi="微软雅黑" w:eastAsia="微软雅黑"/>
+          <w:b w:val="0"/>
+          <w:sz w:val="21"/>
+        </w:rPr>
+        <w:t>主要面向景观、建筑、室内、品牌、Logo、VI、包装、工业产品、雕塑、公共艺术、文旅策划、公共汇报等方向的方案讲述。适合设计师、方案团队、项目负责人、临时汇报人、老板和内容发布者在正式汇报前快速整理逐页表达。</w:t>
+      </w:r>
+    </w:p>
+    <w:p>
+      <w:pPr>
+        <w:spacing w:before="160" w:after="80"/>
+      </w:pPr>
+      <w:r>
+        <w:rPr>
+          <w:rFonts w:ascii="微软雅黑" w:hAnsi="微软雅黑" w:eastAsia="微软雅黑"/>
+          <w:b/>
+          <w:sz w:val="24"/>
+        </w:rPr>
+        <w:t>不适合做什么</w:t>
+      </w:r>
+    </w:p>
+    <w:p>
+      <w:pPr>
+        <w:pStyle w:val="16"/>
+        <w:spacing w:after="40"/>
+      </w:pPr>
+      <w:r>
+        <w:rPr>
+          <w:rFonts w:ascii="微软雅黑" w:hAnsi="微软雅黑" w:eastAsia="微软雅黑"/>
+          <w:sz w:val="21"/>
+        </w:rPr>
+        <w:t>不替代最终设计判断，也不替代设计师对材料、节点、结构和工艺的确认。</w:t>
+      </w:r>
+    </w:p>
+    <w:p>
+      <w:pPr>
+        <w:pStyle w:val="16"/>
+        <w:spacing w:after="40"/>
+      </w:pPr>
+      <w:r>
+        <w:rPr>
+          <w:rFonts w:ascii="微软雅黑" w:hAnsi="微软雅黑" w:eastAsia="微软雅黑"/>
+          <w:sz w:val="21"/>
+        </w:rPr>
+        <w:t>不承担法规合规、施工图审查、结构安全、精确造价或官方政策口径判断。</w:t>
+      </w:r>
+    </w:p>
+    <w:p>
+      <w:pPr>
+        <w:pStyle w:val="16"/>
+        <w:spacing w:after="40"/>
+      </w:pPr>
+      <w:r>
+        <w:rPr>
+          <w:rFonts w:ascii="微软雅黑" w:hAnsi="微软雅黑" w:eastAsia="微软雅黑"/>
+          <w:sz w:val="21"/>
+        </w:rPr>
+        <w:t>不把图面上看不到的材料品牌、参数、审批意见、甲方结论或最终选型编成事实。</w:t>
+      </w:r>
+    </w:p>
+    <w:p>
+      <w:pPr>
+        <w:pStyle w:val="16"/>
+        <w:spacing w:after="40"/>
+      </w:pPr>
+      <w:r>
+        <w:rPr>
+          <w:rFonts w:ascii="微软雅黑" w:hAnsi="微软雅黑" w:eastAsia="微软雅黑"/>
+          <w:sz w:val="21"/>
+        </w:rPr>
+        <w:t>不默认输出 Markdown 讲稿、过程 JSON、抽查图、预览图或调试文件。</w:t>
+      </w:r>
+    </w:p>
+    <w:p>
+      <w:pPr>
+        <w:spacing w:before="280" w:after="160"/>
+      </w:pPr>
+      <w:r>
+        <w:rPr>
+          <w:rFonts w:ascii="微软雅黑" w:hAnsi="微软雅黑" w:eastAsia="微软雅黑"/>
+          <w:b/>
+          <w:sz w:val="30"/>
+        </w:rPr>
+        <w:t>03  当前 V1.0 正式版能力</w:t>
+      </w:r>
+    </w:p>
+    <w:tbl>
+      <w:tblPr>
+        <w:tblStyle w:val="33"/>
+        <w:tblW w:w="0" w:type="auto"/>
+        <w:tblInd w:w="0" w:type="dxa"/>
+        <w:tblBorders>
+          <w:top w:val="single" w:color="auto" w:sz="4" w:space="0"/>
+          <w:left w:val="single" w:color="auto" w:sz="4" w:space="0"/>
+          <w:bottom w:val="single" w:color="auto" w:sz="4" w:space="0"/>
+          <w:right w:val="single" w:color="auto" w:sz="4" w:space="0"/>
+          <w:insideH w:val="single" w:color="auto" w:sz="4" w:space="0"/>
+          <w:insideV w:val="single" w:color="auto" w:sz="4" w:space="0"/>
+        </w:tblBorders>
+        <w:tblLayout w:type="autofit"/>
+        <w:tblCellMar>
+          <w:top w:w="0" w:type="dxa"/>
+          <w:left w:w="108" w:type="dxa"/>
+          <w:bottom w:w="0" w:type="dxa"/>
+          <w:right w:w="108" w:type="dxa"/>
+        </w:tblCellMar>
+      </w:tblPr>
+      <w:tblGrid>
+        <w:gridCol w:w="3173"/>
+        <w:gridCol w:w="3173"/>
+        <w:gridCol w:w="3173"/>
+      </w:tblGrid>
+      <w:tr>
+        <w:tblPrEx>
+          <w:tblBorders>
+            <w:top w:val="single" w:color="auto" w:sz="4" w:space="0"/>
+            <w:left w:val="single" w:color="auto" w:sz="4" w:space="0"/>
+            <w:bottom w:val="single" w:color="auto" w:sz="4" w:space="0"/>
+            <w:right w:val="single" w:color="auto" w:sz="4" w:space="0"/>
+            <w:insideH w:val="single" w:color="auto" w:sz="4" w:space="0"/>
+            <w:insideV w:val="single" w:color="auto" w:sz="4" w:space="0"/>
+          </w:tblBorders>
+          <w:tblCellMar>
+            <w:top w:w="0" w:type="dxa"/>
+            <w:left w:w="108" w:type="dxa"/>
+            <w:bottom w:w="0" w:type="dxa"/>
+            <w:right w:w="108" w:type="dxa"/>
+          </w:tblCellMar>
+        </w:tblPrEx>
+        <w:tc>
+          <w:tcPr>
+            <w:tcW w:w="3173" w:type="dxa"/>
+            <w:shd w:val="clear" w:color="auto" w:fill="EDEDED"/>
+          </w:tcPr>
+          <w:p>
+            <w:r>
+              <w:t>模块</w:t>
             </w:r>
           </w:p>
         </w:tc>
         <w:tc>
           <w:tcPr>
-            <w:tcW w:w="3249" w:type="dxa"/>
-            <w:vAlign w:val="center"/>
+            <w:tcW w:w="3173" w:type="dxa"/>
+            <w:shd w:val="clear" w:color="auto" w:fill="EDEDED"/>
           </w:tcPr>
           <w:p>
-            <w:pPr>
-              <w:spacing w:after="0" w:line="240" w:lineRule="auto"/>
-            </w:pPr>
             <w:r>
-              <w:rPr>
-                <w:rFonts w:ascii="微软雅黑" w:hAnsi="微软雅黑" w:eastAsia="微软雅黑"/>
-                <w:b w:val="0"/>
-                <w:sz w:val="19"/>
-              </w:rPr>
-              <w:t>帮助汇报人确认当前讲哪一页，以及这一页的核心对象。</w:t>
+              <w:t>当前状态</w:t>
+            </w:r>
+          </w:p>
+        </w:tc>
+        <w:tc>
+          <w:tcPr>
+            <w:tcW w:w="3173" w:type="dxa"/>
+            <w:shd w:val="clear" w:color="auto" w:fill="EDEDED"/>
+          </w:tcPr>
+          <w:p>
+            <w:r>
+              <w:t>说明</w:t>
             </w:r>
           </w:p>
         </w:tc>
@@ -905,63 +704,33 @@
             <w:right w:w="108" w:type="dxa"/>
           </w:tblCellMar>
         </w:tblPrEx>
-        <w:trPr>
-          <w:jc w:val="center"/>
-        </w:trPr>
         <w:tc>
           <w:tcPr>
-            <w:tcW w:w="3249" w:type="dxa"/>
-            <w:vAlign w:val="center"/>
+            <w:tcW w:w="3173" w:type="dxa"/>
           </w:tcPr>
           <w:p>
-            <w:pPr>
-              <w:spacing w:after="0" w:line="240" w:lineRule="auto"/>
-            </w:pPr>
             <w:r>
-              <w:rPr>
-                <w:rFonts w:ascii="微软雅黑" w:hAnsi="微软雅黑" w:eastAsia="微软雅黑"/>
-                <w:b w:val="0"/>
-                <w:sz w:val="19"/>
-              </w:rPr>
-              <w:t>右侧</w:t>
+              <w:t>文件输入识别</w:t>
             </w:r>
           </w:p>
         </w:tc>
         <w:tc>
           <w:tcPr>
-            <w:tcW w:w="3249" w:type="dxa"/>
-            <w:vAlign w:val="center"/>
+            <w:tcW w:w="3173" w:type="dxa"/>
           </w:tcPr>
           <w:p>
-            <w:pPr>
-              <w:spacing w:after="0" w:line="240" w:lineRule="auto"/>
-            </w:pPr>
             <w:r>
-              <w:rPr>
-                <w:rFonts w:ascii="微软雅黑" w:hAnsi="微软雅黑" w:eastAsia="微软雅黑"/>
-                <w:b w:val="0"/>
-                <w:sz w:val="19"/>
-              </w:rPr>
-              <w:t>大字号中文伴读正文。</w:t>
+              <w:t>已完成</w:t>
             </w:r>
           </w:p>
         </w:tc>
         <w:tc>
           <w:tcPr>
-            <w:tcW w:w="3249" w:type="dxa"/>
-            <w:vAlign w:val="center"/>
+            <w:tcW w:w="3173" w:type="dxa"/>
           </w:tcPr>
           <w:p>
-            <w:pPr>
-              <w:spacing w:after="0" w:line="240" w:lineRule="auto"/>
-            </w:pPr>
             <w:r>
-              <w:rPr>
-                <w:rFonts w:ascii="微软雅黑" w:hAnsi="微软雅黑" w:eastAsia="微软雅黑"/>
-                <w:b w:val="0"/>
-                <w:sz w:val="19"/>
-              </w:rPr>
-              <w:t>提供台上可直接朗读的表达，不写内部说明。</w:t>
+              <w:t>支持 PDF、PPT 导出文件和多页图片型方案册。</w:t>
             </w:r>
           </w:p>
         </w:tc>
@@ -983,220 +752,33 @@
             <w:right w:w="108" w:type="dxa"/>
           </w:tblCellMar>
         </w:tblPrEx>
-        <w:trPr>
-          <w:jc w:val="center"/>
-        </w:trPr>
         <w:tc>
           <w:tcPr>
-            <w:tcW w:w="3249" w:type="dxa"/>
-            <w:vAlign w:val="center"/>
+            <w:tcW w:w="3173" w:type="dxa"/>
           </w:tcPr>
           <w:p>
-            <w:pPr>
-              <w:spacing w:after="0" w:line="240" w:lineRule="auto"/>
-            </w:pPr>
             <w:r>
-              <w:rPr>
-                <w:rFonts w:ascii="微软雅黑" w:hAnsi="微软雅黑" w:eastAsia="微软雅黑"/>
-                <w:b w:val="0"/>
-                <w:sz w:val="19"/>
-              </w:rPr>
-              <w:t>底部</w:t>
+              <w:t>用户确认门</w:t>
             </w:r>
           </w:p>
         </w:tc>
         <w:tc>
           <w:tcPr>
-            <w:tcW w:w="3249" w:type="dxa"/>
-            <w:vAlign w:val="center"/>
+            <w:tcW w:w="3173" w:type="dxa"/>
           </w:tcPr>
           <w:p>
-            <w:pPr>
-              <w:spacing w:after="0" w:line="240" w:lineRule="auto"/>
-            </w:pPr>
             <w:r>
-              <w:rPr>
-                <w:rFonts w:ascii="微软雅黑" w:hAnsi="微软雅黑" w:eastAsia="微软雅黑"/>
-                <w:b w:val="0"/>
-                <w:sz w:val="19"/>
-              </w:rPr>
-              <w:t>停顿、翻页、连续讲、设计师补充提示。</w:t>
+              <w:t>已完成</w:t>
             </w:r>
           </w:p>
         </w:tc>
         <w:tc>
           <w:tcPr>
-            <w:tcW w:w="3249" w:type="dxa"/>
-            <w:vAlign w:val="center"/>
+            <w:tcW w:w="3173" w:type="dxa"/>
           </w:tcPr>
           <w:p>
-            <w:pPr>
-              <w:spacing w:after="0" w:line="240" w:lineRule="auto"/>
-            </w:pPr>
             <w:r>
-              <w:rPr>
-                <w:rFonts w:ascii="微软雅黑" w:hAnsi="微软雅黑" w:eastAsia="微软雅黑"/>
-                <w:b w:val="0"/>
-                <w:sz w:val="19"/>
-              </w:rPr>
-              <w:t>控制汇报节奏，避免相似页面重复啰嗦。</w:t>
-            </w:r>
-          </w:p>
-        </w:tc>
-      </w:tr>
-    </w:tbl>
-    <w:p/>
-    <w:p>
-      <w:pPr>
-        <w:pStyle w:val="16"/>
-      </w:pPr>
-      <w:r>
-        <w:t>每一页与原方案页码同步，方便现场对照。</w:t>
-      </w:r>
-    </w:p>
-    <w:p>
-      <w:pPr>
-        <w:pStyle w:val="16"/>
-      </w:pPr>
-      <w:r>
-        <w:t>页面里包含原页缩略图，避免讲稿和原文件脱节。</w:t>
-      </w:r>
-    </w:p>
-    <w:p>
-      <w:pPr>
-        <w:pStyle w:val="16"/>
-      </w:pPr>
-      <w:r>
-        <w:t>每页给 2-3 个关键词，帮助快速抓重点。</w:t>
-      </w:r>
-    </w:p>
-    <w:p>
-      <w:pPr>
-        <w:pStyle w:val="16"/>
-      </w:pPr>
-      <w:r>
-        <w:t>右侧提供一段中文汇报正文，优先写成“台上能直接念的话”。</w:t>
-      </w:r>
-    </w:p>
-    <w:p>
-      <w:pPr>
-        <w:pStyle w:val="16"/>
-      </w:pPr>
-      <w:r>
-        <w:t>底部给翻页、停顿、连续讲或设计师补充提示，帮助控制汇报节奏。</w:t>
-      </w:r>
-    </w:p>
-    <w:p>
-      <w:pPr>
-        <w:pStyle w:val="3"/>
-      </w:pPr>
-      <w:r>
-        <w:t>6. 适合谁使用</w:t>
-      </w:r>
-    </w:p>
-    <w:tbl>
-      <w:tblPr>
-        <w:tblStyle w:val="33"/>
-        <w:tblW w:w="0" w:type="auto"/>
-        <w:jc w:val="center"/>
-        <w:tblBorders>
-          <w:top w:val="single" w:color="auto" w:sz="4" w:space="0"/>
-          <w:left w:val="single" w:color="auto" w:sz="4" w:space="0"/>
-          <w:bottom w:val="single" w:color="auto" w:sz="4" w:space="0"/>
-          <w:right w:val="single" w:color="auto" w:sz="4" w:space="0"/>
-          <w:insideH w:val="single" w:color="auto" w:sz="4" w:space="0"/>
-          <w:insideV w:val="single" w:color="auto" w:sz="4" w:space="0"/>
-        </w:tblBorders>
-        <w:tblLayout w:type="autofit"/>
-        <w:tblCellMar>
-          <w:top w:w="0" w:type="dxa"/>
-          <w:left w:w="108" w:type="dxa"/>
-          <w:bottom w:w="0" w:type="dxa"/>
-          <w:right w:w="108" w:type="dxa"/>
-        </w:tblCellMar>
-      </w:tblPr>
-      <w:tblGrid>
-        <w:gridCol w:w="3249"/>
-        <w:gridCol w:w="3249"/>
-        <w:gridCol w:w="3249"/>
-      </w:tblGrid>
-      <w:tr>
-        <w:tblPrEx>
-          <w:tblBorders>
-            <w:top w:val="single" w:color="auto" w:sz="4" w:space="0"/>
-            <w:left w:val="single" w:color="auto" w:sz="4" w:space="0"/>
-            <w:bottom w:val="single" w:color="auto" w:sz="4" w:space="0"/>
-            <w:right w:val="single" w:color="auto" w:sz="4" w:space="0"/>
-            <w:insideH w:val="single" w:color="auto" w:sz="4" w:space="0"/>
-            <w:insideV w:val="single" w:color="auto" w:sz="4" w:space="0"/>
-          </w:tblBorders>
-          <w:tblCellMar>
-            <w:top w:w="0" w:type="dxa"/>
-            <w:left w:w="108" w:type="dxa"/>
-            <w:bottom w:w="0" w:type="dxa"/>
-            <w:right w:w="108" w:type="dxa"/>
-          </w:tblCellMar>
-        </w:tblPrEx>
-        <w:trPr>
-          <w:jc w:val="center"/>
-        </w:trPr>
-        <w:tc>
-          <w:tcPr>
-            <w:tcW w:w="3249" w:type="dxa"/>
-            <w:shd w:val="clear" w:color="auto" w:fill="EDEBE4"/>
-            <w:vAlign w:val="center"/>
-          </w:tcPr>
-          <w:p>
-            <w:pPr>
-              <w:spacing w:after="0" w:line="240" w:lineRule="auto"/>
-            </w:pPr>
-            <w:r>
-              <w:rPr>
-                <w:rFonts w:ascii="微软雅黑" w:hAnsi="微软雅黑" w:eastAsia="微软雅黑"/>
-                <w:b/>
-                <w:sz w:val="19"/>
-              </w:rPr>
-              <w:t>使用者</w:t>
-            </w:r>
-          </w:p>
-        </w:tc>
-        <w:tc>
-          <w:tcPr>
-            <w:tcW w:w="3249" w:type="dxa"/>
-            <w:shd w:val="clear" w:color="auto" w:fill="EDEBE4"/>
-            <w:vAlign w:val="center"/>
-          </w:tcPr>
-          <w:p>
-            <w:pPr>
-              <w:spacing w:after="0" w:line="240" w:lineRule="auto"/>
-            </w:pPr>
-            <w:r>
-              <w:rPr>
-                <w:rFonts w:ascii="微软雅黑" w:hAnsi="微软雅黑" w:eastAsia="微软雅黑"/>
-                <w:b/>
-                <w:sz w:val="19"/>
-              </w:rPr>
-              <w:t>典型场景</w:t>
-            </w:r>
-          </w:p>
-        </w:tc>
-        <w:tc>
-          <w:tcPr>
-            <w:tcW w:w="3249" w:type="dxa"/>
-            <w:shd w:val="clear" w:color="auto" w:fill="EDEBE4"/>
-            <w:vAlign w:val="center"/>
-          </w:tcPr>
-          <w:p>
-            <w:pPr>
-              <w:spacing w:after="0" w:line="240" w:lineRule="auto"/>
-            </w:pPr>
-            <w:r>
-              <w:rPr>
-                <w:rFonts w:ascii="微软雅黑" w:hAnsi="微软雅黑" w:eastAsia="微软雅黑"/>
-                <w:b/>
-                <w:sz w:val="19"/>
-              </w:rPr>
-              <w:t>使用价值</w:t>
+              <w:t>收到新文件后先确认输出、语言方向和落地页边界，再开始正式生成。</w:t>
             </w:r>
           </w:p>
         </w:tc>
@@ -1218,63 +800,33 @@
             <w:right w:w="108" w:type="dxa"/>
           </w:tblCellMar>
         </w:tblPrEx>
-        <w:trPr>
-          <w:jc w:val="center"/>
-        </w:trPr>
         <w:tc>
           <w:tcPr>
-            <w:tcW w:w="3249" w:type="dxa"/>
-            <w:vAlign w:val="center"/>
+            <w:tcW w:w="3173" w:type="dxa"/>
           </w:tcPr>
           <w:p>
-            <w:pPr>
-              <w:spacing w:after="0" w:line="240" w:lineRule="auto"/>
-            </w:pPr>
             <w:r>
-              <w:rPr>
-                <w:rFonts w:ascii="微软雅黑" w:hAnsi="微软雅黑" w:eastAsia="微软雅黑"/>
-                <w:b w:val="0"/>
-                <w:sz w:val="19"/>
-              </w:rPr>
-              <w:t>设计师</w:t>
+              <w:t>章节与页面判断</w:t>
             </w:r>
           </w:p>
         </w:tc>
         <w:tc>
           <w:tcPr>
-            <w:tcW w:w="3249" w:type="dxa"/>
-            <w:vAlign w:val="center"/>
+            <w:tcW w:w="3173" w:type="dxa"/>
           </w:tcPr>
           <w:p>
-            <w:pPr>
-              <w:spacing w:after="0" w:line="240" w:lineRule="auto"/>
-            </w:pPr>
             <w:r>
-              <w:rPr>
-                <w:rFonts w:ascii="微软雅黑" w:hAnsi="微软雅黑" w:eastAsia="微软雅黑"/>
-                <w:b w:val="0"/>
-                <w:sz w:val="19"/>
-              </w:rPr>
-              <w:t>方案已经排完，但还没写逐页讲稿。</w:t>
+              <w:t>已完成</w:t>
             </w:r>
           </w:p>
         </w:tc>
         <w:tc>
           <w:tcPr>
-            <w:tcW w:w="3249" w:type="dxa"/>
-            <w:vAlign w:val="center"/>
+            <w:tcW w:w="3173" w:type="dxa"/>
           </w:tcPr>
           <w:p>
-            <w:pPr>
-              <w:spacing w:after="0" w:line="240" w:lineRule="auto"/>
-            </w:pPr>
             <w:r>
-              <w:rPr>
-                <w:rFonts w:ascii="微软雅黑" w:hAnsi="微软雅黑" w:eastAsia="微软雅黑"/>
-                <w:b w:val="0"/>
-                <w:sz w:val="19"/>
-              </w:rPr>
-              <w:t>快速得到一版可读稿，再按真实项目微调。</w:t>
+              <w:t>可区分开场、背景、概念、策略、方案、落地、应用、对比和收尾页面。</w:t>
             </w:r>
           </w:p>
         </w:tc>
@@ -1296,63 +848,33 @@
             <w:right w:w="108" w:type="dxa"/>
           </w:tblCellMar>
         </w:tblPrEx>
-        <w:trPr>
-          <w:jc w:val="center"/>
-        </w:trPr>
         <w:tc>
           <w:tcPr>
-            <w:tcW w:w="3249" w:type="dxa"/>
-            <w:vAlign w:val="center"/>
+            <w:tcW w:w="3173" w:type="dxa"/>
           </w:tcPr>
           <w:p>
-            <w:pPr>
-              <w:spacing w:after="0" w:line="240" w:lineRule="auto"/>
-            </w:pPr>
             <w:r>
-              <w:rPr>
-                <w:rFonts w:ascii="微软雅黑" w:hAnsi="微软雅黑" w:eastAsia="微软雅黑"/>
-                <w:b w:val="0"/>
-                <w:sz w:val="19"/>
-              </w:rPr>
-              <w:t>项目负责人</w:t>
+              <w:t>四种语言模式</w:t>
             </w:r>
           </w:p>
         </w:tc>
         <w:tc>
           <w:tcPr>
-            <w:tcW w:w="3249" w:type="dxa"/>
-            <w:vAlign w:val="center"/>
+            <w:tcW w:w="3173" w:type="dxa"/>
           </w:tcPr>
           <w:p>
-            <w:pPr>
-              <w:spacing w:after="0" w:line="240" w:lineRule="auto"/>
-            </w:pPr>
             <w:r>
-              <w:rPr>
-                <w:rFonts w:ascii="微软雅黑" w:hAnsi="微软雅黑" w:eastAsia="微软雅黑"/>
-                <w:b w:val="0"/>
-                <w:sz w:val="19"/>
-              </w:rPr>
-              <w:t>同时看多个项目，临时接手汇报。</w:t>
+              <w:t>已完成</w:t>
             </w:r>
           </w:p>
         </w:tc>
         <w:tc>
           <w:tcPr>
-            <w:tcW w:w="3249" w:type="dxa"/>
-            <w:vAlign w:val="center"/>
+            <w:tcW w:w="3173" w:type="dxa"/>
           </w:tcPr>
           <w:p>
-            <w:pPr>
-              <w:spacing w:after="0" w:line="240" w:lineRule="auto"/>
-            </w:pPr>
             <w:r>
-              <w:rPr>
-                <w:rFonts w:ascii="微软雅黑" w:hAnsi="微软雅黑" w:eastAsia="微软雅黑"/>
-                <w:b w:val="0"/>
-                <w:sz w:val="19"/>
-              </w:rPr>
-              <w:t>先抓住项目逻辑和重点页，减少重新消化材料的时间。</w:t>
+              <w:t>包含直读稳妥型、专业落地型、价值叙事型和决策汇报型。</w:t>
             </w:r>
           </w:p>
         </w:tc>
@@ -1374,63 +896,33 @@
             <w:right w:w="108" w:type="dxa"/>
           </w:tblCellMar>
         </w:tblPrEx>
-        <w:trPr>
-          <w:jc w:val="center"/>
-        </w:trPr>
         <w:tc>
           <w:tcPr>
-            <w:tcW w:w="3249" w:type="dxa"/>
-            <w:vAlign w:val="center"/>
+            <w:tcW w:w="3173" w:type="dxa"/>
           </w:tcPr>
           <w:p>
-            <w:pPr>
-              <w:spacing w:after="0" w:line="240" w:lineRule="auto"/>
-            </w:pPr>
             <w:r>
-              <w:rPr>
-                <w:rFonts w:ascii="微软雅黑" w:hAnsi="微软雅黑" w:eastAsia="微软雅黑"/>
-                <w:b w:val="0"/>
-                <w:sz w:val="19"/>
-              </w:rPr>
-              <w:t>临时汇报人</w:t>
+              <w:t>零基础照读规则</w:t>
             </w:r>
           </w:p>
         </w:tc>
         <w:tc>
           <w:tcPr>
-            <w:tcW w:w="3249" w:type="dxa"/>
-            <w:vAlign w:val="center"/>
+            <w:tcW w:w="3173" w:type="dxa"/>
           </w:tcPr>
           <w:p>
-            <w:pPr>
-              <w:spacing w:after="0" w:line="240" w:lineRule="auto"/>
-            </w:pPr>
             <w:r>
-              <w:rPr>
-                <w:rFonts w:ascii="微软雅黑" w:hAnsi="微软雅黑" w:eastAsia="微软雅黑"/>
-                <w:b w:val="0"/>
-                <w:sz w:val="19"/>
-              </w:rPr>
-              <w:t>替同事、团队或领导上台讲方案。</w:t>
+              <w:t>已完成</w:t>
             </w:r>
           </w:p>
         </w:tc>
         <w:tc>
           <w:tcPr>
-            <w:tcW w:w="3249" w:type="dxa"/>
-            <w:vAlign w:val="center"/>
+            <w:tcW w:w="3173" w:type="dxa"/>
           </w:tcPr>
           <w:p>
-            <w:pPr>
-              <w:spacing w:after="0" w:line="240" w:lineRule="auto"/>
-            </w:pPr>
             <w:r>
-              <w:rPr>
-                <w:rFonts w:ascii="微软雅黑" w:hAnsi="微软雅黑" w:eastAsia="微软雅黑"/>
-                <w:b w:val="0"/>
-                <w:sz w:val="19"/>
-              </w:rPr>
-              <w:t>拿着 iPad 伴读文件，也能稳定完成基础汇报。</w:t>
+              <w:t>正文必须能让不熟悉项目的人直接念，且听起来专业、顺畅、不过度承诺。</w:t>
             </w:r>
           </w:p>
         </w:tc>
@@ -1452,63 +944,33 @@
             <w:right w:w="108" w:type="dxa"/>
           </w:tblCellMar>
         </w:tblPrEx>
-        <w:trPr>
-          <w:jc w:val="center"/>
-        </w:trPr>
         <w:tc>
           <w:tcPr>
-            <w:tcW w:w="3249" w:type="dxa"/>
-            <w:vAlign w:val="center"/>
+            <w:tcW w:w="3173" w:type="dxa"/>
           </w:tcPr>
           <w:p>
-            <w:pPr>
-              <w:spacing w:after="0" w:line="240" w:lineRule="auto"/>
-            </w:pPr>
             <w:r>
-              <w:rPr>
-                <w:rFonts w:ascii="微软雅黑" w:hAnsi="微软雅黑" w:eastAsia="微软雅黑"/>
-                <w:b w:val="0"/>
-                <w:sz w:val="19"/>
-              </w:rPr>
-              <w:t>老板 / 甲方 / 决策人</w:t>
+              <w:t>重复页与连续空间</w:t>
             </w:r>
           </w:p>
         </w:tc>
         <w:tc>
           <w:tcPr>
-            <w:tcW w:w="3249" w:type="dxa"/>
-            <w:vAlign w:val="center"/>
+            <w:tcW w:w="3173" w:type="dxa"/>
           </w:tcPr>
           <w:p>
-            <w:pPr>
-              <w:spacing w:after="0" w:line="240" w:lineRule="auto"/>
-            </w:pPr>
             <w:r>
-              <w:rPr>
-                <w:rFonts w:ascii="微软雅黑" w:hAnsi="微软雅黑" w:eastAsia="微软雅黑"/>
-                <w:b w:val="0"/>
-                <w:sz w:val="19"/>
-              </w:rPr>
-              <w:t>想快速理解视觉方案，不想逐页啃文件。</w:t>
+              <w:t>已完成</w:t>
             </w:r>
           </w:p>
         </w:tc>
         <w:tc>
           <w:tcPr>
-            <w:tcW w:w="3249" w:type="dxa"/>
-            <w:vAlign w:val="center"/>
+            <w:tcW w:w="3173" w:type="dxa"/>
           </w:tcPr>
           <w:p>
-            <w:pPr>
-              <w:spacing w:after="0" w:line="240" w:lineRule="auto"/>
-            </w:pPr>
             <w:r>
-              <w:rPr>
-                <w:rFonts w:ascii="微软雅黑" w:hAnsi="微软雅黑" w:eastAsia="微软雅黑"/>
-                <w:b w:val="0"/>
-                <w:sz w:val="19"/>
-              </w:rPr>
-              <w:t>通过伴读稿快速判断概念、价值、风险和下一步。</w:t>
+              <w:t>可把连续相似页面合并成一段讲法，并给出顺翻或停顿提示。</w:t>
             </w:r>
           </w:p>
         </w:tc>
@@ -1530,159 +992,33 @@
             <w:right w:w="108" w:type="dxa"/>
           </w:tblCellMar>
         </w:tblPrEx>
-        <w:trPr>
-          <w:jc w:val="center"/>
-        </w:trPr>
         <w:tc>
           <w:tcPr>
-            <w:tcW w:w="3249" w:type="dxa"/>
-            <w:vAlign w:val="center"/>
+            <w:tcW w:w="3173" w:type="dxa"/>
           </w:tcPr>
           <w:p>
-            <w:pPr>
-              <w:spacing w:after="0" w:line="240" w:lineRule="auto"/>
-            </w:pPr>
             <w:r>
-              <w:rPr>
-                <w:rFonts w:ascii="微软雅黑" w:hAnsi="微软雅黑" w:eastAsia="微软雅黑"/>
-                <w:b w:val="0"/>
-                <w:sz w:val="19"/>
-              </w:rPr>
-              <w:t>内容发布者</w:t>
+              <w:t>落地页边界</w:t>
             </w:r>
           </w:p>
         </w:tc>
         <w:tc>
           <w:tcPr>
-            <w:tcW w:w="3249" w:type="dxa"/>
-            <w:vAlign w:val="center"/>
+            <w:tcW w:w="3173" w:type="dxa"/>
           </w:tcPr>
           <w:p>
-            <w:pPr>
-              <w:spacing w:after="0" w:line="240" w:lineRule="auto"/>
-            </w:pPr>
             <w:r>
-              <w:rPr>
-                <w:rFonts w:ascii="微软雅黑" w:hAnsi="微软雅黑" w:eastAsia="微软雅黑"/>
-                <w:b w:val="0"/>
-                <w:sz w:val="19"/>
-              </w:rPr>
-              <w:t>想把方案、案例或工具做成短视频解释。</w:t>
+              <w:t>已完成</w:t>
             </w:r>
           </w:p>
         </w:tc>
         <w:tc>
           <w:tcPr>
-            <w:tcW w:w="3249" w:type="dxa"/>
-            <w:vAlign w:val="center"/>
+            <w:tcW w:w="3173" w:type="dxa"/>
           </w:tcPr>
           <w:p>
-            <w:pPr>
-              <w:spacing w:after="0" w:line="240" w:lineRule="auto"/>
-            </w:pPr>
             <w:r>
-              <w:rPr>
-                <w:rFonts w:ascii="微软雅黑" w:hAnsi="微软雅黑" w:eastAsia="微软雅黑"/>
-                <w:b w:val="0"/>
-                <w:sz w:val="19"/>
-              </w:rPr>
-              <w:t>把视觉材料转成更顺口、更有叙事感的口播语言。</w:t>
-            </w:r>
-          </w:p>
-        </w:tc>
-      </w:tr>
-    </w:tbl>
-    <w:p/>
-    <w:p>
-      <w:pPr>
-        <w:pStyle w:val="3"/>
-      </w:pPr>
-      <w:r>
-        <w:t>7. 支持哪些文件</w:t>
-      </w:r>
-    </w:p>
-    <w:tbl>
-      <w:tblPr>
-        <w:tblStyle w:val="33"/>
-        <w:tblW w:w="0" w:type="auto"/>
-        <w:jc w:val="center"/>
-        <w:tblBorders>
-          <w:top w:val="single" w:color="auto" w:sz="4" w:space="0"/>
-          <w:left w:val="single" w:color="auto" w:sz="4" w:space="0"/>
-          <w:bottom w:val="single" w:color="auto" w:sz="4" w:space="0"/>
-          <w:right w:val="single" w:color="auto" w:sz="4" w:space="0"/>
-          <w:insideH w:val="single" w:color="auto" w:sz="4" w:space="0"/>
-          <w:insideV w:val="single" w:color="auto" w:sz="4" w:space="0"/>
-        </w:tblBorders>
-        <w:tblLayout w:type="autofit"/>
-        <w:tblCellMar>
-          <w:top w:w="0" w:type="dxa"/>
-          <w:left w:w="108" w:type="dxa"/>
-          <w:bottom w:w="0" w:type="dxa"/>
-          <w:right w:w="108" w:type="dxa"/>
-        </w:tblCellMar>
-      </w:tblPr>
-      <w:tblGrid>
-        <w:gridCol w:w="4873"/>
-        <w:gridCol w:w="4873"/>
-      </w:tblGrid>
-      <w:tr>
-        <w:tblPrEx>
-          <w:tblBorders>
-            <w:top w:val="single" w:color="auto" w:sz="4" w:space="0"/>
-            <w:left w:val="single" w:color="auto" w:sz="4" w:space="0"/>
-            <w:bottom w:val="single" w:color="auto" w:sz="4" w:space="0"/>
-            <w:right w:val="single" w:color="auto" w:sz="4" w:space="0"/>
-            <w:insideH w:val="single" w:color="auto" w:sz="4" w:space="0"/>
-            <w:insideV w:val="single" w:color="auto" w:sz="4" w:space="0"/>
-          </w:tblBorders>
-          <w:tblCellMar>
-            <w:top w:w="0" w:type="dxa"/>
-            <w:left w:w="108" w:type="dxa"/>
-            <w:bottom w:w="0" w:type="dxa"/>
-            <w:right w:w="108" w:type="dxa"/>
-          </w:tblCellMar>
-        </w:tblPrEx>
-        <w:trPr>
-          <w:jc w:val="center"/>
-        </w:trPr>
-        <w:tc>
-          <w:tcPr>
-            <w:tcW w:w="4873" w:type="dxa"/>
-            <w:shd w:val="clear" w:color="auto" w:fill="EDEBE4"/>
-            <w:vAlign w:val="center"/>
-          </w:tcPr>
-          <w:p>
-            <w:pPr>
-              <w:spacing w:after="0" w:line="240" w:lineRule="auto"/>
-            </w:pPr>
-            <w:r>
-              <w:rPr>
-                <w:rFonts w:ascii="微软雅黑" w:hAnsi="微软雅黑" w:eastAsia="微软雅黑"/>
-                <w:b/>
-                <w:sz w:val="19"/>
-              </w:rPr>
-              <w:t>可以上传</w:t>
-            </w:r>
-          </w:p>
-        </w:tc>
-        <w:tc>
-          <w:tcPr>
-            <w:tcW w:w="4873" w:type="dxa"/>
-            <w:shd w:val="clear" w:color="auto" w:fill="EDEBE4"/>
-            <w:vAlign w:val="center"/>
-          </w:tcPr>
-          <w:p>
-            <w:pPr>
-              <w:spacing w:after="0" w:line="240" w:lineRule="auto"/>
-            </w:pPr>
-            <w:r>
-              <w:rPr>
-                <w:rFonts w:ascii="微软雅黑" w:hAnsi="微软雅黑" w:eastAsia="微软雅黑"/>
-                <w:b/>
-                <w:sz w:val="19"/>
-              </w:rPr>
-              <w:t>适用情况</w:t>
+              <w:t>材料、节点、工艺和产品页以提示与框架为主，避免编造项目事实。</w:t>
             </w:r>
           </w:p>
         </w:tc>
@@ -1704,13 +1040,142 @@
             <w:right w:w="108" w:type="dxa"/>
           </w:tblCellMar>
         </w:tblPrEx>
-        <w:trPr>
-          <w:jc w:val="center"/>
-        </w:trPr>
         <w:tc>
           <w:tcPr>
-            <w:tcW w:w="4873" w:type="dxa"/>
-            <w:vAlign w:val="center"/>
+            <w:tcW w:w="3173" w:type="dxa"/>
+          </w:tcPr>
+          <w:p>
+            <w:r>
+              <w:t>用户可见输出</w:t>
+            </w:r>
+          </w:p>
+        </w:tc>
+        <w:tc>
+          <w:tcPr>
+            <w:tcW w:w="3173" w:type="dxa"/>
+          </w:tcPr>
+          <w:p>
+            <w:r>
+              <w:t>已完成</w:t>
+            </w:r>
+          </w:p>
+        </w:tc>
+        <w:tc>
+          <w:tcPr>
+            <w:tcW w:w="3173" w:type="dxa"/>
+          </w:tcPr>
+          <w:p>
+            <w:r>
+              <w:t>正式口径统一为 桌面/项目名汇报/01_项目名.pptx。</w:t>
+            </w:r>
+          </w:p>
+        </w:tc>
+      </w:tr>
+      <w:tr>
+        <w:tblPrEx>
+          <w:tblBorders>
+            <w:top w:val="single" w:color="auto" w:sz="4" w:space="0"/>
+            <w:left w:val="single" w:color="auto" w:sz="4" w:space="0"/>
+            <w:bottom w:val="single" w:color="auto" w:sz="4" w:space="0"/>
+            <w:right w:val="single" w:color="auto" w:sz="4" w:space="0"/>
+            <w:insideH w:val="single" w:color="auto" w:sz="4" w:space="0"/>
+            <w:insideV w:val="single" w:color="auto" w:sz="4" w:space="0"/>
+          </w:tblBorders>
+        </w:tblPrEx>
+        <w:tc>
+          <w:tcPr>
+            <w:tcW w:w="3173" w:type="dxa"/>
+          </w:tcPr>
+          <w:p>
+            <w:r>
+              <w:t>PPT 模板与自动化</w:t>
+            </w:r>
+          </w:p>
+        </w:tc>
+        <w:tc>
+          <w:tcPr>
+            <w:tcW w:w="3173" w:type="dxa"/>
+          </w:tcPr>
+          <w:p>
+            <w:r>
+              <w:t>已完成</w:t>
+            </w:r>
+          </w:p>
+        </w:tc>
+        <w:tc>
+          <w:tcPr>
+            <w:tcW w:w="3173" w:type="dxa"/>
+          </w:tcPr>
+          <w:p>
+            <w:r>
+              <w:t>build_companion_ppt.py 与 render_companion_ppt.py 已可套用模板输出 PPT，主文字相对右侧白块居中。</w:t>
+            </w:r>
+          </w:p>
+        </w:tc>
+      </w:tr>
+    </w:tbl>
+    <w:p/>
+    <w:p>
+      <w:pPr>
+        <w:spacing w:before="280" w:after="160"/>
+      </w:pPr>
+      <w:r>
+        <w:rPr>
+          <w:rFonts w:ascii="微软雅黑" w:hAnsi="微软雅黑" w:eastAsia="微软雅黑"/>
+          <w:b/>
+          <w:sz w:val="30"/>
+        </w:rPr>
+        <w:t>04  四种语言模式</w:t>
+      </w:r>
+    </w:p>
+    <w:tbl>
+      <w:tblPr>
+        <w:tblStyle w:val="33"/>
+        <w:tblW w:w="0" w:type="auto"/>
+        <w:tblInd w:w="0" w:type="dxa"/>
+        <w:tblBorders>
+          <w:top w:val="single" w:color="auto" w:sz="4" w:space="0"/>
+          <w:left w:val="single" w:color="auto" w:sz="4" w:space="0"/>
+          <w:bottom w:val="single" w:color="auto" w:sz="4" w:space="0"/>
+          <w:right w:val="single" w:color="auto" w:sz="4" w:space="0"/>
+          <w:insideH w:val="single" w:color="auto" w:sz="4" w:space="0"/>
+          <w:insideV w:val="single" w:color="auto" w:sz="4" w:space="0"/>
+        </w:tblBorders>
+        <w:tblLayout w:type="autofit"/>
+        <w:tblCellMar>
+          <w:top w:w="0" w:type="dxa"/>
+          <w:left w:w="108" w:type="dxa"/>
+          <w:bottom w:w="0" w:type="dxa"/>
+          <w:right w:w="108" w:type="dxa"/>
+        </w:tblCellMar>
+      </w:tblPr>
+      <w:tblGrid>
+        <w:gridCol w:w="2379"/>
+        <w:gridCol w:w="2379"/>
+        <w:gridCol w:w="2379"/>
+        <w:gridCol w:w="2379"/>
+      </w:tblGrid>
+      <w:tr>
+        <w:tblPrEx>
+          <w:tblBorders>
+            <w:top w:val="single" w:color="auto" w:sz="4" w:space="0"/>
+            <w:left w:val="single" w:color="auto" w:sz="4" w:space="0"/>
+            <w:bottom w:val="single" w:color="auto" w:sz="4" w:space="0"/>
+            <w:right w:val="single" w:color="auto" w:sz="4" w:space="0"/>
+            <w:insideH w:val="single" w:color="auto" w:sz="4" w:space="0"/>
+            <w:insideV w:val="single" w:color="auto" w:sz="4" w:space="0"/>
+          </w:tblBorders>
+          <w:tblCellMar>
+            <w:top w:w="0" w:type="dxa"/>
+            <w:left w:w="108" w:type="dxa"/>
+            <w:bottom w:w="0" w:type="dxa"/>
+            <w:right w:w="108" w:type="dxa"/>
+          </w:tblCellMar>
+        </w:tblPrEx>
+        <w:tc>
+          <w:tcPr>
+            <w:tcW w:w="2379" w:type="dxa"/>
+            <w:shd w:val="clear" w:color="auto" w:fill="EDEDED"/>
           </w:tcPr>
           <w:p>
             <w:pPr>
@@ -1719,17 +1184,17 @@
             <w:r>
               <w:rPr>
                 <w:rFonts w:ascii="微软雅黑" w:hAnsi="微软雅黑" w:eastAsia="微软雅黑"/>
-                <w:b w:val="0"/>
-                <w:sz w:val="19"/>
+                <w:b/>
+                <w:sz w:val="20"/>
               </w:rPr>
-              <w:t>PDF</w:t>
+              <w:t>模式</w:t>
             </w:r>
           </w:p>
         </w:tc>
         <w:tc>
           <w:tcPr>
-            <w:tcW w:w="4873" w:type="dxa"/>
-            <w:vAlign w:val="center"/>
+            <w:tcW w:w="2379" w:type="dxa"/>
+            <w:shd w:val="clear" w:color="auto" w:fill="EDEDED"/>
           </w:tcPr>
           <w:p>
             <w:pPr>
@@ -1738,10 +1203,48 @@
             <w:r>
               <w:rPr>
                 <w:rFonts w:ascii="微软雅黑" w:hAnsi="微软雅黑" w:eastAsia="微软雅黑"/>
-                <w:b w:val="0"/>
-                <w:sz w:val="19"/>
+                <w:b/>
+                <w:sz w:val="20"/>
               </w:rPr>
-              <w:t>方案册、汇报册、评审文件、设计文本。</w:t>
+              <w:t>适用情况</w:t>
+            </w:r>
+          </w:p>
+        </w:tc>
+        <w:tc>
+          <w:tcPr>
+            <w:tcW w:w="2379" w:type="dxa"/>
+            <w:shd w:val="clear" w:color="auto" w:fill="EDEDED"/>
+          </w:tcPr>
+          <w:p>
+            <w:pPr>
+              <w:spacing w:after="0" w:line="240" w:lineRule="auto"/>
+            </w:pPr>
+            <w:r>
+              <w:rPr>
+                <w:rFonts w:ascii="微软雅黑" w:hAnsi="微软雅黑" w:eastAsia="微软雅黑"/>
+                <w:b/>
+                <w:sz w:val="20"/>
+              </w:rPr>
+              <w:t>语言特点</w:t>
+            </w:r>
+          </w:p>
+        </w:tc>
+        <w:tc>
+          <w:tcPr>
+            <w:tcW w:w="2379" w:type="dxa"/>
+            <w:shd w:val="clear" w:color="auto" w:fill="EDEDED"/>
+          </w:tcPr>
+          <w:p>
+            <w:pPr>
+              <w:spacing w:after="0" w:line="240" w:lineRule="auto"/>
+            </w:pPr>
+            <w:r>
+              <w:rPr>
+                <w:rFonts w:ascii="微软雅黑" w:hAnsi="微软雅黑" w:eastAsia="微软雅黑"/>
+                <w:b/>
+                <w:sz w:val="20"/>
+              </w:rPr>
+              <w:t>第一轮建议</w:t>
             </w:r>
           </w:p>
         </w:tc>
@@ -1763,13 +1266,9 @@
             <w:right w:w="108" w:type="dxa"/>
           </w:tblCellMar>
         </w:tblPrEx>
-        <w:trPr>
-          <w:jc w:val="center"/>
-        </w:trPr>
         <w:tc>
           <w:tcPr>
-            <w:tcW w:w="4873" w:type="dxa"/>
-            <w:vAlign w:val="center"/>
+            <w:tcW w:w="2379" w:type="dxa"/>
           </w:tcPr>
           <w:p>
             <w:pPr>
@@ -1778,17 +1277,15 @@
             <w:r>
               <w:rPr>
                 <w:rFonts w:ascii="微软雅黑" w:hAnsi="微软雅黑" w:eastAsia="微软雅黑"/>
-                <w:b w:val="0"/>
                 <w:sz w:val="19"/>
               </w:rPr>
-              <w:t>PPT 或 PPT 导出文件</w:t>
+              <w:t>直读稳妥型</w:t>
             </w:r>
           </w:p>
         </w:tc>
         <w:tc>
           <w:tcPr>
-            <w:tcW w:w="4873" w:type="dxa"/>
-            <w:vAlign w:val="center"/>
+            <w:tcW w:w="2379" w:type="dxa"/>
           </w:tcPr>
           <w:p>
             <w:pPr>
@@ -1797,10 +1294,43 @@
             <w:r>
               <w:rPr>
                 <w:rFonts w:ascii="微软雅黑" w:hAnsi="微软雅黑" w:eastAsia="微软雅黑"/>
-                <w:b w:val="0"/>
                 <w:sz w:val="19"/>
               </w:rPr>
-              <w:t>已经排好页面，但缺少现场讲述稿。</w:t>
+              <w:t>默认模式；临时汇报；用户没有时间准备。</w:t>
+            </w:r>
+          </w:p>
+        </w:tc>
+        <w:tc>
+          <w:tcPr>
+            <w:tcW w:w="2379" w:type="dxa"/>
+          </w:tcPr>
+          <w:p>
+            <w:pPr>
+              <w:spacing w:after="0" w:line="240" w:lineRule="auto"/>
+            </w:pPr>
+            <w:r>
+              <w:rPr>
+                <w:rFonts w:ascii="微软雅黑" w:hAnsi="微软雅黑" w:eastAsia="微软雅黑"/>
+                <w:sz w:val="19"/>
+              </w:rPr>
+              <w:t>安全、顺口、不乱编细节，专业但不过度包装。</w:t>
+            </w:r>
+          </w:p>
+        </w:tc>
+        <w:tc>
+          <w:tcPr>
+            <w:tcW w:w="2379" w:type="dxa"/>
+          </w:tcPr>
+          <w:p>
+            <w:pPr>
+              <w:spacing w:after="0" w:line="240" w:lineRule="auto"/>
+            </w:pPr>
+            <w:r>
+              <w:rPr>
+                <w:rFonts w:ascii="微软雅黑" w:hAnsi="微软雅黑" w:eastAsia="微软雅黑"/>
+                <w:sz w:val="19"/>
+              </w:rPr>
+              <w:t>先按全文件生成基础伴读，再由用户挑重点页微调。</w:t>
             </w:r>
           </w:p>
         </w:tc>
@@ -1822,13 +1352,9 @@
             <w:right w:w="108" w:type="dxa"/>
           </w:tblCellMar>
         </w:tblPrEx>
-        <w:trPr>
-          <w:jc w:val="center"/>
-        </w:trPr>
         <w:tc>
           <w:tcPr>
-            <w:tcW w:w="4873" w:type="dxa"/>
-            <w:vAlign w:val="center"/>
+            <w:tcW w:w="2379" w:type="dxa"/>
           </w:tcPr>
           <w:p>
             <w:pPr>
@@ -1837,17 +1363,15 @@
             <w:r>
               <w:rPr>
                 <w:rFonts w:ascii="微软雅黑" w:hAnsi="微软雅黑" w:eastAsia="微软雅黑"/>
-                <w:b w:val="0"/>
                 <w:sz w:val="19"/>
               </w:rPr>
-              <w:t>单页或多页图片</w:t>
+              <w:t>专业落地型</w:t>
             </w:r>
           </w:p>
         </w:tc>
         <w:tc>
           <w:tcPr>
-            <w:tcW w:w="4873" w:type="dxa"/>
-            <w:vAlign w:val="center"/>
+            <w:tcW w:w="2379" w:type="dxa"/>
           </w:tcPr>
           <w:p>
             <w:pPr>
@@ -1856,107 +1380,15 @@
             <w:r>
               <w:rPr>
                 <w:rFonts w:ascii="微软雅黑" w:hAnsi="微软雅黑" w:eastAsia="微软雅黑"/>
-                <w:b w:val="0"/>
                 <w:sz w:val="19"/>
               </w:rPr>
-              <w:t>效果图、分析图、平面图、材料图、节点图、案例图。</w:t>
+              <w:t>设计评审；材料、节点、结构、产品和应用页。</w:t>
             </w:r>
           </w:p>
         </w:tc>
-      </w:tr>
-    </w:tbl>
-    <w:p/>
-    <w:p>
-      <w:pPr>
-        <w:spacing w:after="120" w:line="276" w:lineRule="auto"/>
-      </w:pPr>
-      <w:r>
-        <w:t>只要文件满足三个特征，就很适合使用：</w:t>
-      </w:r>
-    </w:p>
-    <w:p>
-      <w:pPr>
-        <w:pStyle w:val="16"/>
-      </w:pPr>
-      <w:r>
-        <w:t>图很多，文字少。</w:t>
-      </w:r>
-    </w:p>
-    <w:p>
-      <w:pPr>
-        <w:pStyle w:val="16"/>
-      </w:pPr>
-      <w:r>
-        <w:t>需要有人对着屏幕讲。</w:t>
-      </w:r>
-    </w:p>
-    <w:p>
-      <w:pPr>
-        <w:pStyle w:val="16"/>
-      </w:pPr>
-      <w:r>
-        <w:t>希望快速得到一份能上台念、能顺着讲、能辅助发挥的伴读稿。</w:t>
-      </w:r>
-    </w:p>
-    <w:p>
-      <w:pPr>
-        <w:pStyle w:val="3"/>
-      </w:pPr>
-      <w:r>
-        <w:t>8. 四种语言模式</w:t>
-      </w:r>
-    </w:p>
-    <w:tbl>
-      <w:tblPr>
-        <w:tblStyle w:val="33"/>
-        <w:tblW w:w="0" w:type="auto"/>
-        <w:jc w:val="center"/>
-        <w:tblBorders>
-          <w:top w:val="single" w:color="auto" w:sz="4" w:space="0"/>
-          <w:left w:val="single" w:color="auto" w:sz="4" w:space="0"/>
-          <w:bottom w:val="single" w:color="auto" w:sz="4" w:space="0"/>
-          <w:right w:val="single" w:color="auto" w:sz="4" w:space="0"/>
-          <w:insideH w:val="single" w:color="auto" w:sz="4" w:space="0"/>
-          <w:insideV w:val="single" w:color="auto" w:sz="4" w:space="0"/>
-        </w:tblBorders>
-        <w:tblLayout w:type="autofit"/>
-        <w:tblCellMar>
-          <w:top w:w="0" w:type="dxa"/>
-          <w:left w:w="108" w:type="dxa"/>
-          <w:bottom w:w="0" w:type="dxa"/>
-          <w:right w:w="108" w:type="dxa"/>
-        </w:tblCellMar>
-      </w:tblPr>
-      <w:tblGrid>
-        <w:gridCol w:w="3249"/>
-        <w:gridCol w:w="3249"/>
-        <w:gridCol w:w="3249"/>
-      </w:tblGrid>
-      <w:tr>
-        <w:tblPrEx>
-          <w:tblBorders>
-            <w:top w:val="single" w:color="auto" w:sz="4" w:space="0"/>
-            <w:left w:val="single" w:color="auto" w:sz="4" w:space="0"/>
-            <w:bottom w:val="single" w:color="auto" w:sz="4" w:space="0"/>
-            <w:right w:val="single" w:color="auto" w:sz="4" w:space="0"/>
-            <w:insideH w:val="single" w:color="auto" w:sz="4" w:space="0"/>
-            <w:insideV w:val="single" w:color="auto" w:sz="4" w:space="0"/>
-          </w:tblBorders>
-          <w:tblCellMar>
-            <w:top w:w="0" w:type="dxa"/>
-            <w:left w:w="108" w:type="dxa"/>
-            <w:bottom w:w="0" w:type="dxa"/>
-            <w:right w:w="108" w:type="dxa"/>
-          </w:tblCellMar>
-        </w:tblPrEx>
-        <w:trPr>
-          <w:jc w:val="center"/>
-        </w:trPr>
         <w:tc>
           <w:tcPr>
-            <w:tcW w:w="3249" w:type="dxa"/>
-            <w:shd w:val="clear" w:color="auto" w:fill="EDEBE4"/>
-            <w:vAlign w:val="center"/>
+            <w:tcW w:w="2379" w:type="dxa"/>
           </w:tcPr>
           <w:p>
             <w:pPr>
@@ -1965,18 +1397,15 @@
             <w:r>
               <w:rPr>
                 <w:rFonts w:ascii="微软雅黑" w:hAnsi="微软雅黑" w:eastAsia="微软雅黑"/>
-                <w:b/>
                 <w:sz w:val="19"/>
               </w:rPr>
-              <w:t>模式</w:t>
+              <w:t>多讲对象、做法、效果和可见专业锚点，少讲空概念。</w:t>
             </w:r>
           </w:p>
         </w:tc>
         <w:tc>
           <w:tcPr>
-            <w:tcW w:w="3249" w:type="dxa"/>
-            <w:shd w:val="clear" w:color="auto" w:fill="EDEBE4"/>
-            <w:vAlign w:val="center"/>
+            <w:tcW w:w="2379" w:type="dxa"/>
           </w:tcPr>
           <w:p>
             <w:pPr>
@@ -1985,30 +1414,9 @@
             <w:r>
               <w:rPr>
                 <w:rFonts w:ascii="微软雅黑" w:hAnsi="微软雅黑" w:eastAsia="微软雅黑"/>
-                <w:b/>
                 <w:sz w:val="19"/>
               </w:rPr>
-              <w:t>适合场景</w:t>
-            </w:r>
-          </w:p>
-        </w:tc>
-        <w:tc>
-          <w:tcPr>
-            <w:tcW w:w="3249" w:type="dxa"/>
-            <w:shd w:val="clear" w:color="auto" w:fill="EDEBE4"/>
-            <w:vAlign w:val="center"/>
-          </w:tcPr>
-          <w:p>
-            <w:pPr>
-              <w:spacing w:after="0" w:line="240" w:lineRule="auto"/>
-            </w:pPr>
-            <w:r>
-              <w:rPr>
-                <w:rFonts w:ascii="微软雅黑" w:hAnsi="微软雅黑" w:eastAsia="微软雅黑"/>
-                <w:b/>
-                <w:sz w:val="19"/>
-              </w:rPr>
-              <w:t>语言特点</w:t>
+              <w:t>重点检查落地页材料、节点、参数和项目事实。</w:t>
             </w:r>
           </w:p>
         </w:tc>
@@ -2030,13 +1438,9 @@
             <w:right w:w="108" w:type="dxa"/>
           </w:tblCellMar>
         </w:tblPrEx>
-        <w:trPr>
-          <w:jc w:val="center"/>
-        </w:trPr>
         <w:tc>
           <w:tcPr>
-            <w:tcW w:w="3249" w:type="dxa"/>
-            <w:vAlign w:val="center"/>
+            <w:tcW w:w="2379" w:type="dxa"/>
           </w:tcPr>
           <w:p>
             <w:pPr>
@@ -2045,17 +1449,15 @@
             <w:r>
               <w:rPr>
                 <w:rFonts w:ascii="微软雅黑" w:hAnsi="微软雅黑" w:eastAsia="微软雅黑"/>
-                <w:b w:val="0"/>
                 <w:sz w:val="19"/>
               </w:rPr>
-              <w:t>直读稳妥型</w:t>
+              <w:t>价值叙事型</w:t>
             </w:r>
           </w:p>
         </w:tc>
         <w:tc>
           <w:tcPr>
-            <w:tcW w:w="3249" w:type="dxa"/>
-            <w:vAlign w:val="center"/>
+            <w:tcW w:w="2379" w:type="dxa"/>
           </w:tcPr>
           <w:p>
             <w:pPr>
@@ -2064,17 +1466,15 @@
             <w:r>
               <w:rPr>
                 <w:rFonts w:ascii="微软雅黑" w:hAnsi="微软雅黑" w:eastAsia="微软雅黑"/>
-                <w:b w:val="0"/>
                 <w:sz w:val="19"/>
               </w:rPr>
-              <w:t>默认模式；临时汇报；没时间准备。</w:t>
+              <w:t>提案、品牌汇报、文旅策划、短视频展示。</w:t>
             </w:r>
           </w:p>
         </w:tc>
         <w:tc>
           <w:tcPr>
-            <w:tcW w:w="3249" w:type="dxa"/>
-            <w:vAlign w:val="center"/>
+            <w:tcW w:w="2379" w:type="dxa"/>
           </w:tcPr>
           <w:p>
             <w:pPr>
@@ -2083,10 +1483,26 @@
             <w:r>
               <w:rPr>
                 <w:rFonts w:ascii="微软雅黑" w:hAnsi="微软雅黑" w:eastAsia="微软雅黑"/>
-                <w:b w:val="0"/>
                 <w:sz w:val="19"/>
               </w:rPr>
-              <w:t>安全、顺口、不乱编细节，专业但不过度包装。</w:t>
+              <w:t>强调故事线、情绪、记忆点、传播性和场景价值。</w:t>
+            </w:r>
+          </w:p>
+        </w:tc>
+        <w:tc>
+          <w:tcPr>
+            <w:tcW w:w="2379" w:type="dxa"/>
+          </w:tcPr>
+          <w:p>
+            <w:pPr>
+              <w:spacing w:after="0" w:line="240" w:lineRule="auto"/>
+            </w:pPr>
+            <w:r>
+              <w:rPr>
+                <w:rFonts w:ascii="微软雅黑" w:hAnsi="微软雅黑" w:eastAsia="微软雅黑"/>
+                <w:sz w:val="19"/>
+              </w:rPr>
+              <w:t>适合先生成一版更有口播感的稿，再控制夸张程度。</w:t>
             </w:r>
           </w:p>
         </w:tc>
@@ -2108,13 +1524,9 @@
             <w:right w:w="108" w:type="dxa"/>
           </w:tblCellMar>
         </w:tblPrEx>
-        <w:trPr>
-          <w:jc w:val="center"/>
-        </w:trPr>
         <w:tc>
           <w:tcPr>
-            <w:tcW w:w="3249" w:type="dxa"/>
-            <w:vAlign w:val="center"/>
+            <w:tcW w:w="2379" w:type="dxa"/>
           </w:tcPr>
           <w:p>
             <w:pPr>
@@ -2123,17 +1535,15 @@
             <w:r>
               <w:rPr>
                 <w:rFonts w:ascii="微软雅黑" w:hAnsi="微软雅黑" w:eastAsia="微软雅黑"/>
-                <w:b w:val="0"/>
                 <w:sz w:val="19"/>
               </w:rPr>
-              <w:t>专业落地型</w:t>
+              <w:t>决策汇报型</w:t>
             </w:r>
           </w:p>
         </w:tc>
         <w:tc>
           <w:tcPr>
-            <w:tcW w:w="3249" w:type="dxa"/>
-            <w:vAlign w:val="center"/>
+            <w:tcW w:w="2379" w:type="dxa"/>
           </w:tcPr>
           <w:p>
             <w:pPr>
@@ -2142,17 +1552,15 @@
             <w:r>
               <w:rPr>
                 <w:rFonts w:ascii="微软雅黑" w:hAnsi="微软雅黑" w:eastAsia="微软雅黑"/>
-                <w:b w:val="0"/>
                 <w:sz w:val="19"/>
               </w:rPr>
-              <w:t>设计评审；材料、节点、结构、产品和应用页。</w:t>
+              <w:t>老板、甲方高层、政府汇报、多方案比选。</w:t>
             </w:r>
           </w:p>
         </w:tc>
         <w:tc>
           <w:tcPr>
-            <w:tcW w:w="3249" w:type="dxa"/>
-            <w:vAlign w:val="center"/>
+            <w:tcW w:w="2379" w:type="dxa"/>
           </w:tcPr>
           <w:p>
             <w:pPr>
@@ -2161,10 +1569,312 @@
             <w:r>
               <w:rPr>
                 <w:rFonts w:ascii="微软雅黑" w:hAnsi="微软雅黑" w:eastAsia="微软雅黑"/>
-                <w:b w:val="0"/>
                 <w:sz w:val="19"/>
               </w:rPr>
-              <w:t>多讲对象、做法、效果，少讲空概念。</w:t>
+              <w:t>少讲细碎过程，多讲问题、回应、价值、风险和下一步。</w:t>
+            </w:r>
+          </w:p>
+        </w:tc>
+        <w:tc>
+          <w:tcPr>
+            <w:tcW w:w="2379" w:type="dxa"/>
+          </w:tcPr>
+          <w:p>
+            <w:pPr>
+              <w:spacing w:after="0" w:line="240" w:lineRule="auto"/>
+            </w:pPr>
+            <w:r>
+              <w:rPr>
+                <w:rFonts w:ascii="微软雅黑" w:hAnsi="微软雅黑" w:eastAsia="微软雅黑"/>
+                <w:sz w:val="19"/>
+              </w:rPr>
+              <w:t>适合高层汇报前压缩重点页和关键判断。</w:t>
+            </w:r>
+          </w:p>
+        </w:tc>
+      </w:tr>
+    </w:tbl>
+    <w:p/>
+    <w:p>
+      <w:pPr>
+        <w:spacing w:before="280" w:after="160"/>
+      </w:pPr>
+      <w:r>
+        <w:rPr>
+          <w:rFonts w:ascii="微软雅黑" w:hAnsi="微软雅黑" w:eastAsia="微软雅黑"/>
+          <w:b/>
+          <w:sz w:val="30"/>
+        </w:rPr>
+        <w:t>05  用户前期对话规则</w:t>
+      </w:r>
+    </w:p>
+    <w:p>
+      <w:pPr>
+        <w:spacing w:before="0" w:after="80"/>
+      </w:pPr>
+      <w:r>
+        <w:t>V1.0 不建议用户一上传文件就立刻进入大规模生成。每次收到新 PDF、PPT 或图片型方案册后，Skill 需要先用一句简短的话确认方向，等用户明确回复“开始”“可以”“确认”后再正式处理。</w:t>
+      </w:r>
+    </w:p>
+    <w:p>
+      <w:pPr>
+        <w:pStyle w:val="16"/>
+        <w:spacing w:after="40"/>
+      </w:pPr>
+      <w:r>
+        <w:t>先说明最终会输出到桌面上的 项目名汇报 文件夹，里面只放 01_项目名.pptx。</w:t>
+      </w:r>
+    </w:p>
+    <w:p>
+      <w:pPr>
+        <w:pStyle w:val="16"/>
+        <w:spacing w:after="40"/>
+      </w:pPr>
+      <w:r>
+        <w:rPr>
+          <w:rFonts w:ascii="微软雅黑" w:hAnsi="微软雅黑" w:eastAsia="微软雅黑"/>
+          <w:sz w:val="21"/>
+        </w:rPr>
+        <w:t>先确认语言方向：默认直读稳妥型，也可以切换专业落地型、价值叙事型或决策汇报型。</w:t>
+      </w:r>
+    </w:p>
+    <w:p>
+      <w:pPr>
+        <w:pStyle w:val="16"/>
+        <w:spacing w:after="40"/>
+      </w:pPr>
+      <w:r>
+        <w:rPr>
+          <w:rFonts w:ascii="微软雅黑" w:hAnsi="微软雅黑" w:eastAsia="微软雅黑"/>
+          <w:sz w:val="21"/>
+        </w:rPr>
+        <w:t>先说明重要边界：概念和过渡可以帮助较多，落地页更多是提示和表达框架，需要设计师结合真实项目细节修正。</w:t>
+      </w:r>
+    </w:p>
+    <w:p>
+      <w:pPr>
+        <w:pStyle w:val="16"/>
+        <w:spacing w:after="40"/>
+      </w:pPr>
+      <w:r>
+        <w:rPr>
+          <w:rFonts w:ascii="微软雅黑" w:hAnsi="微软雅黑" w:eastAsia="微软雅黑"/>
+          <w:sz w:val="21"/>
+        </w:rPr>
+        <w:t>不要在确认阶段列出全部规则，避免浪费用户 token。</w:t>
+      </w:r>
+    </w:p>
+    <w:p>
+      <w:pPr>
+        <w:pStyle w:val="16"/>
+        <w:spacing w:after="40"/>
+      </w:pPr>
+      <w:r>
+        <w:rPr>
+          <w:rFonts w:ascii="微软雅黑" w:hAnsi="微软雅黑" w:eastAsia="微软雅黑"/>
+          <w:sz w:val="21"/>
+        </w:rPr>
+        <w:t>如果用户已经在前文聊过需求，但又上传了新文件，也要重新做一次简短确认。</w:t>
+      </w:r>
+    </w:p>
+    <w:p>
+      <w:pPr>
+        <w:spacing w:before="280" w:after="160"/>
+      </w:pPr>
+      <w:r>
+        <w:rPr>
+          <w:rFonts w:ascii="微软雅黑" w:hAnsi="微软雅黑" w:eastAsia="微软雅黑"/>
+          <w:b/>
+          <w:sz w:val="30"/>
+        </w:rPr>
+        <w:t>06  页面判断与汇报策略</w:t>
+      </w:r>
+    </w:p>
+    <w:p>
+      <w:pPr>
+        <w:spacing w:before="0" w:after="80"/>
+      </w:pPr>
+      <w:r>
+        <w:rPr>
+          <w:rFonts w:ascii="微软雅黑" w:hAnsi="微软雅黑" w:eastAsia="微软雅黑"/>
+          <w:b w:val="0"/>
+          <w:sz w:val="21"/>
+        </w:rPr>
+        <w:t>顺页讲的核心不是逐页堆文字，而是判断每一页在汇报中的功能。概念页负责让听众理解为什么，方案页负责说明怎么做，落地页负责把对象、做法和效果讲清楚，重复页则负责控制节奏。</w:t>
+      </w:r>
+    </w:p>
+    <w:p>
+      <w:pPr>
+        <w:pStyle w:val="16"/>
+        <w:spacing w:after="40"/>
+      </w:pPr>
+      <w:r>
+        <w:rPr>
+          <w:rFonts w:ascii="微软雅黑" w:hAnsi="微软雅黑" w:eastAsia="微软雅黑"/>
+          <w:sz w:val="21"/>
+        </w:rPr>
+        <w:t>开场页要快速建立项目判断，不写“让我们来看这一页”这类无效话。</w:t>
+      </w:r>
+    </w:p>
+    <w:p>
+      <w:pPr>
+        <w:pStyle w:val="16"/>
+        <w:spacing w:after="40"/>
+      </w:pPr>
+      <w:r>
+        <w:rPr>
+          <w:rFonts w:ascii="微软雅黑" w:hAnsi="微软雅黑" w:eastAsia="微软雅黑"/>
+          <w:sz w:val="21"/>
+        </w:rPr>
+        <w:t>概念页要补齐逻辑链，让用户知道项目为什么这样展开。</w:t>
+      </w:r>
+    </w:p>
+    <w:p>
+      <w:pPr>
+        <w:pStyle w:val="16"/>
+        <w:spacing w:after="40"/>
+      </w:pPr>
+      <w:r>
+        <w:rPr>
+          <w:rFonts w:ascii="微软雅黑" w:hAnsi="微软雅黑" w:eastAsia="微软雅黑"/>
+          <w:sz w:val="21"/>
+        </w:rPr>
+        <w:t>总图、空间序列、产品结构、品牌系统等核心页，要优先判断专业重点。</w:t>
+      </w:r>
+    </w:p>
+    <w:p>
+      <w:pPr>
+        <w:pStyle w:val="16"/>
+        <w:spacing w:after="40"/>
+      </w:pPr>
+      <w:r>
+        <w:rPr>
+          <w:rFonts w:ascii="微软雅黑" w:hAnsi="微软雅黑" w:eastAsia="微软雅黑"/>
+          <w:sz w:val="21"/>
+        </w:rPr>
+        <w:t>效果图、节点、材料、产品和应用页，要尽量讲可见对象、设计动作和使用效果。</w:t>
+      </w:r>
+    </w:p>
+    <w:p>
+      <w:pPr>
+        <w:pStyle w:val="16"/>
+        <w:spacing w:after="40"/>
+      </w:pPr>
+      <w:r>
+        <w:rPr>
+          <w:rFonts w:ascii="微软雅黑" w:hAnsi="微软雅黑" w:eastAsia="微软雅黑"/>
+          <w:sz w:val="21"/>
+        </w:rPr>
+        <w:t>连续几页讲同一空间、同一产品或同一应用场景时，不要每页重新开头；应在第一页面给出共享讲法，后续用顺翻提示衔接。</w:t>
+      </w:r>
+    </w:p>
+    <w:p>
+      <w:pPr>
+        <w:pStyle w:val="16"/>
+        <w:spacing w:after="40"/>
+      </w:pPr>
+      <w:r>
+        <w:rPr>
+          <w:rFonts w:ascii="微软雅黑" w:hAnsi="微软雅黑" w:eastAsia="微软雅黑"/>
+          <w:sz w:val="21"/>
+        </w:rPr>
+        <w:t>如果页面依赖真实材料、工艺、参数、审批、甲方意见或最终选型，应提示用户自行补充，不把推测写成确定事实。</w:t>
+      </w:r>
+    </w:p>
+    <w:p>
+      <w:pPr>
+        <w:spacing w:before="280" w:after="160"/>
+      </w:pPr>
+      <w:r>
+        <w:rPr>
+          <w:rFonts w:ascii="微软雅黑" w:hAnsi="微软雅黑" w:eastAsia="微软雅黑"/>
+          <w:b/>
+          <w:sz w:val="30"/>
+        </w:rPr>
+        <w:t>07  输出位置与文件结构</w:t>
+      </w:r>
+    </w:p>
+    <w:p>
+      <w:pPr>
+        <w:spacing w:before="0" w:after="80"/>
+      </w:pPr>
+      <w:r>
+        <w:t>正式用户输出保持极简。当前不再默认输出 PDF，也不默认输出 Markdown 讲稿、内部预览图、检查抽样图或页面计划 JSON。用户真正需要的是一个可以打开、可以照读、可以继续修改的 PPT 文件，默认路径为 桌面/项目名汇报/01_项目名.pptx。</w:t>
+      </w:r>
+    </w:p>
+    <w:tbl>
+      <w:tblPr>
+        <w:tblStyle w:val="33"/>
+        <w:tblW w:w="0" w:type="auto"/>
+        <w:tblInd w:w="0" w:type="dxa"/>
+        <w:tblBorders>
+          <w:top w:val="single" w:color="auto" w:sz="4" w:space="0"/>
+          <w:left w:val="single" w:color="auto" w:sz="4" w:space="0"/>
+          <w:bottom w:val="single" w:color="auto" w:sz="4" w:space="0"/>
+          <w:right w:val="single" w:color="auto" w:sz="4" w:space="0"/>
+          <w:insideH w:val="single" w:color="auto" w:sz="4" w:space="0"/>
+          <w:insideV w:val="single" w:color="auto" w:sz="4" w:space="0"/>
+        </w:tblBorders>
+        <w:tblLayout w:type="autofit"/>
+        <w:tblCellMar>
+          <w:top w:w="0" w:type="dxa"/>
+          <w:left w:w="108" w:type="dxa"/>
+          <w:bottom w:w="0" w:type="dxa"/>
+          <w:right w:w="108" w:type="dxa"/>
+        </w:tblCellMar>
+      </w:tblPr>
+      <w:tblGrid>
+        <w:gridCol w:w="3173"/>
+        <w:gridCol w:w="3173"/>
+        <w:gridCol w:w="3173"/>
+      </w:tblGrid>
+      <w:tr>
+        <w:tblPrEx>
+          <w:tblBorders>
+            <w:top w:val="single" w:color="auto" w:sz="4" w:space="0"/>
+            <w:left w:val="single" w:color="auto" w:sz="4" w:space="0"/>
+            <w:bottom w:val="single" w:color="auto" w:sz="4" w:space="0"/>
+            <w:right w:val="single" w:color="auto" w:sz="4" w:space="0"/>
+            <w:insideH w:val="single" w:color="auto" w:sz="4" w:space="0"/>
+            <w:insideV w:val="single" w:color="auto" w:sz="4" w:space="0"/>
+          </w:tblBorders>
+          <w:tblCellMar>
+            <w:top w:w="0" w:type="dxa"/>
+            <w:left w:w="108" w:type="dxa"/>
+            <w:bottom w:w="0" w:type="dxa"/>
+            <w:right w:w="108" w:type="dxa"/>
+          </w:tblCellMar>
+        </w:tblPrEx>
+        <w:tc>
+          <w:tcPr>
+            <w:tcW w:w="3173" w:type="dxa"/>
+            <w:shd w:val="clear" w:color="auto" w:fill="EDEDED"/>
+          </w:tcPr>
+          <w:p>
+            <w:r>
+              <w:t>层级</w:t>
+            </w:r>
+          </w:p>
+        </w:tc>
+        <w:tc>
+          <w:tcPr>
+            <w:tcW w:w="3173" w:type="dxa"/>
+            <w:shd w:val="clear" w:color="auto" w:fill="EDEDED"/>
+          </w:tcPr>
+          <w:p>
+            <w:r>
+              <w:t>规则</w:t>
+            </w:r>
+          </w:p>
+        </w:tc>
+        <w:tc>
+          <w:tcPr>
+            <w:tcW w:w="3173" w:type="dxa"/>
+            <w:shd w:val="clear" w:color="auto" w:fill="EDEDED"/>
+          </w:tcPr>
+          <w:p>
+            <w:r>
+              <w:t>示例</w:t>
             </w:r>
           </w:p>
         </w:tc>
@@ -2186,63 +1896,33 @@
             <w:right w:w="108" w:type="dxa"/>
           </w:tblCellMar>
         </w:tblPrEx>
-        <w:trPr>
-          <w:jc w:val="center"/>
-        </w:trPr>
         <w:tc>
           <w:tcPr>
-            <w:tcW w:w="3249" w:type="dxa"/>
-            <w:vAlign w:val="center"/>
+            <w:tcW w:w="3173" w:type="dxa"/>
           </w:tcPr>
           <w:p>
-            <w:pPr>
-              <w:spacing w:after="0" w:line="240" w:lineRule="auto"/>
-            </w:pPr>
             <w:r>
-              <w:rPr>
-                <w:rFonts w:ascii="微软雅黑" w:hAnsi="微软雅黑" w:eastAsia="微软雅黑"/>
-                <w:b w:val="0"/>
-                <w:sz w:val="19"/>
-              </w:rPr>
-              <w:t>价值叙事型</w:t>
+              <w:t>总目录</w:t>
             </w:r>
           </w:p>
         </w:tc>
         <w:tc>
           <w:tcPr>
-            <w:tcW w:w="3249" w:type="dxa"/>
-            <w:vAlign w:val="center"/>
+            <w:tcW w:w="3173" w:type="dxa"/>
           </w:tcPr>
           <w:p>
-            <w:pPr>
-              <w:spacing w:after="0" w:line="240" w:lineRule="auto"/>
-            </w:pPr>
             <w:r>
-              <w:rPr>
-                <w:rFonts w:ascii="微软雅黑" w:hAnsi="微软雅黑" w:eastAsia="微软雅黑"/>
-                <w:b w:val="0"/>
-                <w:sz w:val="19"/>
-              </w:rPr>
-              <w:t>提案、品牌汇报、文旅策划、短视频展示。</w:t>
+              <w:t>默认在桌面为每个项目单独生成一个汇报文件夹。</w:t>
             </w:r>
           </w:p>
         </w:tc>
         <w:tc>
           <w:tcPr>
-            <w:tcW w:w="3249" w:type="dxa"/>
-            <w:vAlign w:val="center"/>
+            <w:tcW w:w="3173" w:type="dxa"/>
           </w:tcPr>
           <w:p>
-            <w:pPr>
-              <w:spacing w:after="0" w:line="240" w:lineRule="auto"/>
-            </w:pPr>
             <w:r>
-              <w:rPr>
-                <w:rFonts w:ascii="微软雅黑" w:hAnsi="微软雅黑" w:eastAsia="微软雅黑"/>
-                <w:b w:val="0"/>
-                <w:sz w:val="19"/>
-              </w:rPr>
-              <w:t>更强调故事线、情绪、记忆点和场景价值。</w:t>
+              <w:t>桌面/某某项目汇报</w:t>
             </w:r>
           </w:p>
         </w:tc>
@@ -2264,183 +1944,33 @@
             <w:right w:w="108" w:type="dxa"/>
           </w:tblCellMar>
         </w:tblPrEx>
-        <w:trPr>
-          <w:jc w:val="center"/>
-        </w:trPr>
         <w:tc>
           <w:tcPr>
-            <w:tcW w:w="3249" w:type="dxa"/>
-            <w:vAlign w:val="center"/>
+            <w:tcW w:w="3173" w:type="dxa"/>
           </w:tcPr>
           <w:p>
-            <w:pPr>
-              <w:spacing w:after="0" w:line="240" w:lineRule="auto"/>
-            </w:pPr>
             <w:r>
-              <w:rPr>
-                <w:rFonts w:ascii="微软雅黑" w:hAnsi="微软雅黑" w:eastAsia="微软雅黑"/>
-                <w:b w:val="0"/>
-                <w:sz w:val="19"/>
-              </w:rPr>
-              <w:t>决策汇报型</w:t>
+              <w:t>用户可见文件</w:t>
             </w:r>
           </w:p>
         </w:tc>
         <w:tc>
           <w:tcPr>
-            <w:tcW w:w="3249" w:type="dxa"/>
-            <w:vAlign w:val="center"/>
+            <w:tcW w:w="3173" w:type="dxa"/>
           </w:tcPr>
           <w:p>
-            <w:pPr>
-              <w:spacing w:after="0" w:line="240" w:lineRule="auto"/>
-            </w:pPr>
             <w:r>
-              <w:rPr>
-                <w:rFonts w:ascii="微软雅黑" w:hAnsi="微软雅黑" w:eastAsia="微软雅黑"/>
-                <w:b w:val="0"/>
-                <w:sz w:val="19"/>
-              </w:rPr>
-              <w:t>老板、甲方高层、政府汇报、多方案比选。</w:t>
+              <w:t>文件夹内部默认只放一个可编辑 PPT。</w:t>
             </w:r>
           </w:p>
         </w:tc>
         <w:tc>
           <w:tcPr>
-            <w:tcW w:w="3249" w:type="dxa"/>
-            <w:vAlign w:val="center"/>
+            <w:tcW w:w="3173" w:type="dxa"/>
           </w:tcPr>
           <w:p>
-            <w:pPr>
-              <w:spacing w:after="0" w:line="240" w:lineRule="auto"/>
-            </w:pPr>
             <w:r>
-              <w:rPr>
-                <w:rFonts w:ascii="微软雅黑" w:hAnsi="微软雅黑" w:eastAsia="微软雅黑"/>
-                <w:b w:val="0"/>
-                <w:sz w:val="19"/>
-              </w:rPr>
-              <w:t>少讲细节，多讲问题、回应、价值、风险和下一步。</w:t>
-            </w:r>
-          </w:p>
-        </w:tc>
-      </w:tr>
-    </w:tbl>
-    <w:p/>
-    <w:p>
-      <w:pPr>
-        <w:spacing w:after="120" w:line="276" w:lineRule="auto"/>
-      </w:pPr>
-      <w:r>
-        <w:t>如果你不指定模式，默认按“直读稳妥型”处理；遇到材料、节点、产品、应用和交付成果页时，会自动向“专业落地型”靠近。</w:t>
-      </w:r>
-    </w:p>
-    <w:p>
-      <w:pPr>
-        <w:spacing w:after="120" w:line="276" w:lineRule="auto"/>
-      </w:pPr>
-      <w:r>
-        <w:t>正式生成前，Skill 会先给出一个推荐语言方向，并补一句可调整建议。你觉得太稳、太专业或太平，都可以在确认前要求改成更有情绪、更专业、更直读或更偏决策汇报。</w:t>
-      </w:r>
-    </w:p>
-    <w:p>
-      <w:pPr>
-        <w:pStyle w:val="3"/>
-      </w:pPr>
-      <w:r>
-        <w:t>9. 跨专业使用逻辑</w:t>
-      </w:r>
-    </w:p>
-    <w:p>
-      <w:pPr>
-        <w:spacing w:after="120" w:line="276" w:lineRule="auto"/>
-      </w:pPr>
-      <w:r>
-        <w:t>不同专业的词不一样，但汇报结构类似：先让人理解为什么，再让人看到怎么做，最后让人知道价值和下一步。</w:t>
-      </w:r>
-    </w:p>
-    <w:tbl>
-      <w:tblPr>
-        <w:tblStyle w:val="33"/>
-        <w:tblW w:w="0" w:type="auto"/>
-        <w:jc w:val="center"/>
-        <w:tblBorders>
-          <w:top w:val="single" w:color="auto" w:sz="4" w:space="0"/>
-          <w:left w:val="single" w:color="auto" w:sz="4" w:space="0"/>
-          <w:bottom w:val="single" w:color="auto" w:sz="4" w:space="0"/>
-          <w:right w:val="single" w:color="auto" w:sz="4" w:space="0"/>
-          <w:insideH w:val="single" w:color="auto" w:sz="4" w:space="0"/>
-          <w:insideV w:val="single" w:color="auto" w:sz="4" w:space="0"/>
-        </w:tblBorders>
-        <w:tblLayout w:type="autofit"/>
-        <w:tblCellMar>
-          <w:top w:w="0" w:type="dxa"/>
-          <w:left w:w="108" w:type="dxa"/>
-          <w:bottom w:w="0" w:type="dxa"/>
-          <w:right w:w="108" w:type="dxa"/>
-        </w:tblCellMar>
-      </w:tblPr>
-      <w:tblGrid>
-        <w:gridCol w:w="4873"/>
-        <w:gridCol w:w="4873"/>
-      </w:tblGrid>
-      <w:tr>
-        <w:tblPrEx>
-          <w:tblBorders>
-            <w:top w:val="single" w:color="auto" w:sz="4" w:space="0"/>
-            <w:left w:val="single" w:color="auto" w:sz="4" w:space="0"/>
-            <w:bottom w:val="single" w:color="auto" w:sz="4" w:space="0"/>
-            <w:right w:val="single" w:color="auto" w:sz="4" w:space="0"/>
-            <w:insideH w:val="single" w:color="auto" w:sz="4" w:space="0"/>
-            <w:insideV w:val="single" w:color="auto" w:sz="4" w:space="0"/>
-          </w:tblBorders>
-          <w:tblCellMar>
-            <w:top w:w="0" w:type="dxa"/>
-            <w:left w:w="108" w:type="dxa"/>
-            <w:bottom w:w="0" w:type="dxa"/>
-            <w:right w:w="108" w:type="dxa"/>
-          </w:tblCellMar>
-        </w:tblPrEx>
-        <w:trPr>
-          <w:jc w:val="center"/>
-        </w:trPr>
-        <w:tc>
-          <w:tcPr>
-            <w:tcW w:w="4873" w:type="dxa"/>
-            <w:shd w:val="clear" w:color="auto" w:fill="EDEBE4"/>
-            <w:vAlign w:val="center"/>
-          </w:tcPr>
-          <w:p>
-            <w:pPr>
-              <w:spacing w:after="0" w:line="240" w:lineRule="auto"/>
-            </w:pPr>
-            <w:r>
-              <w:rPr>
-                <w:rFonts w:ascii="微软雅黑" w:hAnsi="微软雅黑" w:eastAsia="微软雅黑"/>
-                <w:b/>
-                <w:sz w:val="19"/>
-              </w:rPr>
-              <w:t>专业方向</w:t>
-            </w:r>
-          </w:p>
-        </w:tc>
-        <w:tc>
-          <w:tcPr>
-            <w:tcW w:w="4873" w:type="dxa"/>
-            <w:shd w:val="clear" w:color="auto" w:fill="EDEBE4"/>
-            <w:vAlign w:val="center"/>
-          </w:tcPr>
-          <w:p>
-            <w:pPr>
-              <w:spacing w:after="0" w:line="240" w:lineRule="auto"/>
-            </w:pPr>
-            <w:r>
-              <w:rPr>
-                <w:rFonts w:ascii="微软雅黑" w:hAnsi="微软雅黑" w:eastAsia="微软雅黑"/>
-                <w:b/>
-                <w:sz w:val="19"/>
-              </w:rPr>
-              <w:t>重点识别内容</w:t>
+              <w:t>01_某某项目.pptx</w:t>
             </w:r>
           </w:p>
         </w:tc>
@@ -2462,44 +1992,33 @@
             <w:right w:w="108" w:type="dxa"/>
           </w:tblCellMar>
         </w:tblPrEx>
-        <w:trPr>
-          <w:jc w:val="center"/>
-        </w:trPr>
         <w:tc>
           <w:tcPr>
-            <w:tcW w:w="4873" w:type="dxa"/>
-            <w:vAlign w:val="center"/>
+            <w:tcW w:w="3173" w:type="dxa"/>
           </w:tcPr>
           <w:p>
-            <w:pPr>
-              <w:spacing w:after="0" w:line="240" w:lineRule="auto"/>
-            </w:pPr>
             <w:r>
-              <w:rPr>
-                <w:rFonts w:ascii="微软雅黑" w:hAnsi="微软雅黑" w:eastAsia="微软雅黑"/>
-                <w:b w:val="0"/>
-                <w:sz w:val="19"/>
-              </w:rPr>
-              <w:t>景观 / 建筑 / 室内</w:t>
+              <w:t>过程素材</w:t>
             </w:r>
           </w:p>
         </w:tc>
         <w:tc>
           <w:tcPr>
-            <w:tcW w:w="4873" w:type="dxa"/>
-            <w:vAlign w:val="center"/>
+            <w:tcW w:w="3173" w:type="dxa"/>
           </w:tcPr>
           <w:p>
-            <w:pPr>
-              <w:spacing w:after="0" w:line="240" w:lineRule="auto"/>
-            </w:pPr>
             <w:r>
-              <w:rPr>
-                <w:rFonts w:ascii="微软雅黑" w:hAnsi="微软雅黑" w:eastAsia="微软雅黑"/>
-                <w:b w:val="0"/>
-                <w:sz w:val="19"/>
-              </w:rPr>
-              <w:t>空间序列、动线组织、功能分区、材料界面、节点关系、灯光、植物、家具、结构和运营场景。</w:t>
+              <w:t>不默认输出抽查图、预览图、Markdown、JSON 或调试文件。</w:t>
+            </w:r>
+          </w:p>
+        </w:tc>
+        <w:tc>
+          <w:tcPr>
+            <w:tcW w:w="3173" w:type="dxa"/>
+          </w:tcPr>
+          <w:p>
+            <w:r>
+              <w:t>除非用户明确要求。</w:t>
             </w:r>
           </w:p>
         </w:tc>
@@ -2521,44 +2040,113 @@
             <w:right w:w="108" w:type="dxa"/>
           </w:tblCellMar>
         </w:tblPrEx>
-        <w:trPr>
-          <w:jc w:val="center"/>
-        </w:trPr>
         <w:tc>
           <w:tcPr>
-            <w:tcW w:w="4873" w:type="dxa"/>
-            <w:vAlign w:val="center"/>
+            <w:tcW w:w="3173" w:type="dxa"/>
           </w:tcPr>
           <w:p>
-            <w:pPr>
-              <w:spacing w:after="0" w:line="240" w:lineRule="auto"/>
-            </w:pPr>
             <w:r>
-              <w:rPr>
-                <w:rFonts w:ascii="微软雅黑" w:hAnsi="微软雅黑" w:eastAsia="微软雅黑"/>
-                <w:b w:val="0"/>
-                <w:sz w:val="19"/>
-              </w:rPr>
-              <w:t>品牌 / Logo / VI / 包装</w:t>
+              <w:t>版式规则</w:t>
             </w:r>
           </w:p>
         </w:tc>
         <w:tc>
           <w:tcPr>
-            <w:tcW w:w="4873" w:type="dxa"/>
-            <w:vAlign w:val="center"/>
+            <w:tcW w:w="3173" w:type="dxa"/>
           </w:tcPr>
           <w:p>
-            <w:pPr>
-              <w:spacing w:after="0" w:line="240" w:lineRule="auto"/>
-            </w:pPr>
             <w:r>
-              <w:rPr>
-                <w:rFonts w:ascii="微软雅黑" w:hAnsi="微软雅黑" w:eastAsia="微软雅黑"/>
-                <w:b w:val="0"/>
-                <w:sz w:val="19"/>
-              </w:rPr>
-              <w:t>品牌语义、图形来源、字体系统、色彩策略、版式关系、应用触点和识别一致性。</w:t>
+              <w:t>PPT 套用固定模板；主汇报文字必须相对右侧白块居中。</w:t>
+            </w:r>
+          </w:p>
+        </w:tc>
+        <w:tc>
+          <w:tcPr>
+            <w:tcW w:w="3173" w:type="dxa"/>
+          </w:tcPr>
+          <w:p>
+            <w:r>
+              <w:t>右侧大字号伴读正文，底部翻页提示。</w:t>
+            </w:r>
+          </w:p>
+        </w:tc>
+      </w:tr>
+    </w:tbl>
+    <w:p/>
+    <w:p>
+      <w:pPr>
+        <w:spacing w:before="280" w:after="160"/>
+      </w:pPr>
+      <w:r>
+        <w:rPr>
+          <w:rFonts w:ascii="微软雅黑" w:hAnsi="微软雅黑" w:eastAsia="微软雅黑"/>
+          <w:b/>
+          <w:sz w:val="30"/>
+        </w:rPr>
+        <w:t>08  Skill 包结构</w:t>
+      </w:r>
+    </w:p>
+    <w:tbl>
+      <w:tblPr>
+        <w:tblStyle w:val="33"/>
+        <w:tblW w:w="0" w:type="auto"/>
+        <w:tblInd w:w="0" w:type="dxa"/>
+        <w:tblBorders>
+          <w:top w:val="single" w:color="auto" w:sz="4" w:space="0"/>
+          <w:left w:val="single" w:color="auto" w:sz="4" w:space="0"/>
+          <w:bottom w:val="single" w:color="auto" w:sz="4" w:space="0"/>
+          <w:right w:val="single" w:color="auto" w:sz="4" w:space="0"/>
+          <w:insideH w:val="single" w:color="auto" w:sz="4" w:space="0"/>
+          <w:insideV w:val="single" w:color="auto" w:sz="4" w:space="0"/>
+        </w:tblBorders>
+        <w:tblLayout w:type="autofit"/>
+        <w:tblCellMar>
+          <w:top w:w="0" w:type="dxa"/>
+          <w:left w:w="108" w:type="dxa"/>
+          <w:bottom w:w="0" w:type="dxa"/>
+          <w:right w:w="108" w:type="dxa"/>
+        </w:tblCellMar>
+      </w:tblPr>
+      <w:tblGrid>
+        <w:gridCol w:w="4759"/>
+        <w:gridCol w:w="4759"/>
+      </w:tblGrid>
+      <w:tr>
+        <w:tblPrEx>
+          <w:tblBorders>
+            <w:top w:val="single" w:color="auto" w:sz="4" w:space="0"/>
+            <w:left w:val="single" w:color="auto" w:sz="4" w:space="0"/>
+            <w:bottom w:val="single" w:color="auto" w:sz="4" w:space="0"/>
+            <w:right w:val="single" w:color="auto" w:sz="4" w:space="0"/>
+            <w:insideH w:val="single" w:color="auto" w:sz="4" w:space="0"/>
+            <w:insideV w:val="single" w:color="auto" w:sz="4" w:space="0"/>
+          </w:tblBorders>
+          <w:tblCellMar>
+            <w:top w:w="0" w:type="dxa"/>
+            <w:left w:w="108" w:type="dxa"/>
+            <w:bottom w:w="0" w:type="dxa"/>
+            <w:right w:w="108" w:type="dxa"/>
+          </w:tblCellMar>
+        </w:tblPrEx>
+        <w:tc>
+          <w:tcPr>
+            <w:tcW w:w="4759" w:type="dxa"/>
+            <w:shd w:val="clear" w:color="auto" w:fill="EDEDED"/>
+          </w:tcPr>
+          <w:p>
+            <w:r>
+              <w:t>目录/文件</w:t>
+            </w:r>
+          </w:p>
+        </w:tc>
+        <w:tc>
+          <w:tcPr>
+            <w:tcW w:w="4759" w:type="dxa"/>
+            <w:shd w:val="clear" w:color="auto" w:fill="EDEDED"/>
+          </w:tcPr>
+          <w:p>
+            <w:r>
+              <w:t>作用</w:t>
             </w:r>
           </w:p>
         </w:tc>
@@ -2580,44 +2168,23 @@
             <w:right w:w="108" w:type="dxa"/>
           </w:tblCellMar>
         </w:tblPrEx>
-        <w:trPr>
-          <w:jc w:val="center"/>
-        </w:trPr>
         <w:tc>
           <w:tcPr>
-            <w:tcW w:w="4873" w:type="dxa"/>
-            <w:vAlign w:val="center"/>
+            <w:tcW w:w="4759" w:type="dxa"/>
           </w:tcPr>
           <w:p>
-            <w:pPr>
-              <w:spacing w:after="0" w:line="240" w:lineRule="auto"/>
-            </w:pPr>
             <w:r>
-              <w:rPr>
-                <w:rFonts w:ascii="微软雅黑" w:hAnsi="微软雅黑" w:eastAsia="微软雅黑"/>
-                <w:b w:val="0"/>
-                <w:sz w:val="19"/>
-              </w:rPr>
-              <w:t>工业产品</w:t>
+              <w:t>SKILL.md</w:t>
             </w:r>
           </w:p>
         </w:tc>
         <w:tc>
           <w:tcPr>
-            <w:tcW w:w="4873" w:type="dxa"/>
-            <w:vAlign w:val="center"/>
+            <w:tcW w:w="4759" w:type="dxa"/>
           </w:tcPr>
           <w:p>
-            <w:pPr>
-              <w:spacing w:after="0" w:line="240" w:lineRule="auto"/>
-            </w:pPr>
             <w:r>
-              <w:rPr>
-                <w:rFonts w:ascii="微软雅黑" w:hAnsi="微软雅黑" w:eastAsia="微软雅黑"/>
-                <w:b w:val="0"/>
-                <w:sz w:val="19"/>
-              </w:rPr>
-              <w:t>使用场景、用户痛点、结构、外观、材质、工艺、交互、参数和维护。</w:t>
+              <w:t>Skill 主入口，包含触发条件、确认门、核心工作流、直接照读原则、默认桌面输出和 PPT 交付规则。</w:t>
             </w:r>
           </w:p>
         </w:tc>
@@ -2639,44 +2206,23 @@
             <w:right w:w="108" w:type="dxa"/>
           </w:tblCellMar>
         </w:tblPrEx>
-        <w:trPr>
-          <w:jc w:val="center"/>
-        </w:trPr>
         <w:tc>
           <w:tcPr>
-            <w:tcW w:w="4873" w:type="dxa"/>
-            <w:vAlign w:val="center"/>
+            <w:tcW w:w="4759" w:type="dxa"/>
           </w:tcPr>
           <w:p>
-            <w:pPr>
-              <w:spacing w:after="0" w:line="240" w:lineRule="auto"/>
-            </w:pPr>
             <w:r>
-              <w:rPr>
-                <w:rFonts w:ascii="微软雅黑" w:hAnsi="微软雅黑" w:eastAsia="微软雅黑"/>
-                <w:b w:val="0"/>
-                <w:sz w:val="19"/>
-              </w:rPr>
-              <w:t>雕塑 / 公共艺术</w:t>
+              <w:t>agents/openai.yaml</w:t>
             </w:r>
           </w:p>
         </w:tc>
         <w:tc>
           <w:tcPr>
-            <w:tcW w:w="4873" w:type="dxa"/>
-            <w:vAlign w:val="center"/>
+            <w:tcW w:w="4759" w:type="dxa"/>
           </w:tcPr>
           <w:p>
-            <w:pPr>
-              <w:spacing w:after="0" w:line="240" w:lineRule="auto"/>
-            </w:pPr>
             <w:r>
-              <w:rPr>
-                <w:rFonts w:ascii="微软雅黑" w:hAnsi="微软雅黑" w:eastAsia="微软雅黑"/>
-                <w:b w:val="0"/>
-                <w:sz w:val="19"/>
-              </w:rPr>
-              <w:t>场地关系、观看路径、尺度、材料、结构、加工工艺和公共互动方式。</w:t>
+              <w:t>Codex 界面展示信息，当前显示名为“顺页讲 TalkTrack”。</w:t>
             </w:r>
           </w:p>
         </w:tc>
@@ -2698,44 +2244,289 @@
             <w:right w:w="108" w:type="dxa"/>
           </w:tblCellMar>
         </w:tblPrEx>
-        <w:trPr>
-          <w:jc w:val="center"/>
-        </w:trPr>
         <w:tc>
           <w:tcPr>
-            <w:tcW w:w="4873" w:type="dxa"/>
-            <w:vAlign w:val="center"/>
+            <w:tcW w:w="4759" w:type="dxa"/>
           </w:tcPr>
           <w:p>
-            <w:pPr>
-              <w:spacing w:after="0" w:line="240" w:lineRule="auto"/>
-            </w:pPr>
             <w:r>
-              <w:rPr>
-                <w:rFonts w:ascii="微软雅黑" w:hAnsi="微软雅黑" w:eastAsia="微软雅黑"/>
-                <w:b w:val="0"/>
-                <w:sz w:val="19"/>
-              </w:rPr>
-              <w:t>文旅 / 策划 / 公共汇报</w:t>
+              <w:t>README.md</w:t>
             </w:r>
           </w:p>
         </w:tc>
         <w:tc>
           <w:tcPr>
-            <w:tcW w:w="4873" w:type="dxa"/>
-            <w:vAlign w:val="center"/>
+            <w:tcW w:w="4759" w:type="dxa"/>
           </w:tcPr>
           <w:p>
-            <w:pPr>
-              <w:spacing w:after="0" w:line="240" w:lineRule="auto"/>
-            </w:pPr>
             <w:r>
-              <w:rPr>
-                <w:rFonts w:ascii="微软雅黑" w:hAnsi="微软雅黑" w:eastAsia="微软雅黑"/>
-                <w:b w:val="0"/>
-                <w:sz w:val="19"/>
-              </w:rPr>
-              <w:t>目标人群、资源基础、主题提炼、线路组织、运营场景、分期实施和决策价值。</w:t>
+              <w:t>面向 GitHub 和用户的公开阅读说明。</w:t>
+            </w:r>
+          </w:p>
+        </w:tc>
+      </w:tr>
+      <w:tr>
+        <w:tblPrEx>
+          <w:tblBorders>
+            <w:top w:val="single" w:color="auto" w:sz="4" w:space="0"/>
+            <w:left w:val="single" w:color="auto" w:sz="4" w:space="0"/>
+            <w:bottom w:val="single" w:color="auto" w:sz="4" w:space="0"/>
+            <w:right w:val="single" w:color="auto" w:sz="4" w:space="0"/>
+            <w:insideH w:val="single" w:color="auto" w:sz="4" w:space="0"/>
+            <w:insideV w:val="single" w:color="auto" w:sz="4" w:space="0"/>
+          </w:tblBorders>
+          <w:tblCellMar>
+            <w:top w:w="0" w:type="dxa"/>
+            <w:left w:w="108" w:type="dxa"/>
+            <w:bottom w:w="0" w:type="dxa"/>
+            <w:right w:w="108" w:type="dxa"/>
+          </w:tblCellMar>
+        </w:tblPrEx>
+        <w:tc>
+          <w:tcPr>
+            <w:tcW w:w="4759" w:type="dxa"/>
+          </w:tcPr>
+          <w:p>
+            <w:r>
+              <w:t>references/writing-rules.md</w:t>
+            </w:r>
+          </w:p>
+        </w:tc>
+        <w:tc>
+          <w:tcPr>
+            <w:tcW w:w="4759" w:type="dxa"/>
+          </w:tcPr>
+          <w:p>
+            <w:r>
+              <w:t>逐页正文写作规则，控制废话、断句、专业表达和照读体验。</w:t>
+            </w:r>
+          </w:p>
+        </w:tc>
+      </w:tr>
+      <w:tr>
+        <w:tblPrEx>
+          <w:tblBorders>
+            <w:top w:val="single" w:color="auto" w:sz="4" w:space="0"/>
+            <w:left w:val="single" w:color="auto" w:sz="4" w:space="0"/>
+            <w:bottom w:val="single" w:color="auto" w:sz="4" w:space="0"/>
+            <w:right w:val="single" w:color="auto" w:sz="4" w:space="0"/>
+            <w:insideH w:val="single" w:color="auto" w:sz="4" w:space="0"/>
+            <w:insideV w:val="single" w:color="auto" w:sz="4" w:space="0"/>
+          </w:tblBorders>
+          <w:tblCellMar>
+            <w:top w:w="0" w:type="dxa"/>
+            <w:left w:w="108" w:type="dxa"/>
+            <w:bottom w:w="0" w:type="dxa"/>
+            <w:right w:w="108" w:type="dxa"/>
+          </w:tblCellMar>
+        </w:tblPrEx>
+        <w:tc>
+          <w:tcPr>
+            <w:tcW w:w="4759" w:type="dxa"/>
+          </w:tcPr>
+          <w:p>
+            <w:r>
+              <w:t>references/tone-modes.md</w:t>
+            </w:r>
+          </w:p>
+        </w:tc>
+        <w:tc>
+          <w:tcPr>
+            <w:tcW w:w="4759" w:type="dxa"/>
+          </w:tcPr>
+          <w:p>
+            <w:r>
+              <w:t>四种语言模式的选择规则和写法差异。</w:t>
+            </w:r>
+          </w:p>
+        </w:tc>
+      </w:tr>
+      <w:tr>
+        <w:tblPrEx>
+          <w:tblBorders>
+            <w:top w:val="single" w:color="auto" w:sz="4" w:space="0"/>
+            <w:left w:val="single" w:color="auto" w:sz="4" w:space="0"/>
+            <w:bottom w:val="single" w:color="auto" w:sz="4" w:space="0"/>
+            <w:right w:val="single" w:color="auto" w:sz="4" w:space="0"/>
+            <w:insideH w:val="single" w:color="auto" w:sz="4" w:space="0"/>
+            <w:insideV w:val="single" w:color="auto" w:sz="4" w:space="0"/>
+          </w:tblBorders>
+          <w:tblCellMar>
+            <w:top w:w="0" w:type="dxa"/>
+            <w:left w:w="108" w:type="dxa"/>
+            <w:bottom w:w="0" w:type="dxa"/>
+            <w:right w:w="108" w:type="dxa"/>
+          </w:tblCellMar>
+        </w:tblPrEx>
+        <w:tc>
+          <w:tcPr>
+            <w:tcW w:w="4759" w:type="dxa"/>
+          </w:tcPr>
+          <w:p>
+            <w:r>
+              <w:t>references/page-plan-patterns.md</w:t>
+            </w:r>
+          </w:p>
+        </w:tc>
+        <w:tc>
+          <w:tcPr>
+            <w:tcW w:w="4759" w:type="dxa"/>
+          </w:tcPr>
+          <w:p>
+            <w:r>
+              <w:t>页面计划、连续页、重复页、停顿和翻页提示规则。</w:t>
+            </w:r>
+          </w:p>
+        </w:tc>
+      </w:tr>
+      <w:tr>
+        <w:tblPrEx>
+          <w:tblBorders>
+            <w:top w:val="single" w:color="auto" w:sz="4" w:space="0"/>
+            <w:left w:val="single" w:color="auto" w:sz="4" w:space="0"/>
+            <w:bottom w:val="single" w:color="auto" w:sz="4" w:space="0"/>
+            <w:right w:val="single" w:color="auto" w:sz="4" w:space="0"/>
+            <w:insideH w:val="single" w:color="auto" w:sz="4" w:space="0"/>
+            <w:insideV w:val="single" w:color="auto" w:sz="4" w:space="0"/>
+          </w:tblBorders>
+          <w:tblCellMar>
+            <w:top w:w="0" w:type="dxa"/>
+            <w:left w:w="108" w:type="dxa"/>
+            <w:bottom w:w="0" w:type="dxa"/>
+            <w:right w:w="108" w:type="dxa"/>
+          </w:tblCellMar>
+        </w:tblPrEx>
+        <w:tc>
+          <w:tcPr>
+            <w:tcW w:w="4759" w:type="dxa"/>
+          </w:tcPr>
+          <w:p>
+            <w:r>
+              <w:t>references/implementation-language.md</w:t>
+            </w:r>
+          </w:p>
+        </w:tc>
+        <w:tc>
+          <w:tcPr>
+            <w:tcW w:w="4759" w:type="dxa"/>
+          </w:tcPr>
+          <w:p>
+            <w:r>
+              <w:t>落地页、材料页、节点页、产品页和交付成果页的表达边界。</w:t>
+            </w:r>
+          </w:p>
+        </w:tc>
+      </w:tr>
+      <w:tr>
+        <w:tblPrEx>
+          <w:tblBorders>
+            <w:top w:val="single" w:color="auto" w:sz="4" w:space="0"/>
+            <w:left w:val="single" w:color="auto" w:sz="4" w:space="0"/>
+            <w:bottom w:val="single" w:color="auto" w:sz="4" w:space="0"/>
+            <w:right w:val="single" w:color="auto" w:sz="4" w:space="0"/>
+            <w:insideH w:val="single" w:color="auto" w:sz="4" w:space="0"/>
+            <w:insideV w:val="single" w:color="auto" w:sz="4" w:space="0"/>
+          </w:tblBorders>
+          <w:tblCellMar>
+            <w:top w:w="0" w:type="dxa"/>
+            <w:left w:w="108" w:type="dxa"/>
+            <w:bottom w:w="0" w:type="dxa"/>
+            <w:right w:w="108" w:type="dxa"/>
+          </w:tblCellMar>
+        </w:tblPrEx>
+        <w:tc>
+          <w:tcPr>
+            <w:tcW w:w="4759" w:type="dxa"/>
+          </w:tcPr>
+          <w:p>
+            <w:r>
+              <w:t>references/github-publishing.md</w:t>
+            </w:r>
+          </w:p>
+        </w:tc>
+        <w:tc>
+          <w:tcPr>
+            <w:tcW w:w="4759" w:type="dxa"/>
+          </w:tcPr>
+          <w:p>
+            <w:r>
+              <w:t>GitHub 阅读说明、安装调用和公开介绍文案。</w:t>
+            </w:r>
+          </w:p>
+        </w:tc>
+      </w:tr>
+      <w:tr>
+        <w:tblPrEx>
+          <w:tblBorders>
+            <w:top w:val="single" w:color="auto" w:sz="4" w:space="0"/>
+            <w:left w:val="single" w:color="auto" w:sz="4" w:space="0"/>
+            <w:bottom w:val="single" w:color="auto" w:sz="4" w:space="0"/>
+            <w:right w:val="single" w:color="auto" w:sz="4" w:space="0"/>
+            <w:insideH w:val="single" w:color="auto" w:sz="4" w:space="0"/>
+            <w:insideV w:val="single" w:color="auto" w:sz="4" w:space="0"/>
+          </w:tblBorders>
+          <w:tblCellMar>
+            <w:top w:w="0" w:type="dxa"/>
+            <w:left w:w="108" w:type="dxa"/>
+            <w:bottom w:w="0" w:type="dxa"/>
+            <w:right w:w="108" w:type="dxa"/>
+          </w:tblCellMar>
+        </w:tblPrEx>
+        <w:tc>
+          <w:tcPr>
+            <w:tcW w:w="4759" w:type="dxa"/>
+          </w:tcPr>
+          <w:p>
+            <w:r>
+              <w:t>assets/shunyejiang-template.pptx</w:t>
+            </w:r>
+          </w:p>
+        </w:tc>
+        <w:tc>
+          <w:tcPr>
+            <w:tcW w:w="4759" w:type="dxa"/>
+          </w:tcPr>
+          <w:p>
+            <w:r>
+              <w:t>正式 PPT 模板，控制背景、字号、白块、缩略图和右侧正文位置。</w:t>
+            </w:r>
+          </w:p>
+        </w:tc>
+      </w:tr>
+      <w:tr>
+        <w:tblPrEx>
+          <w:tblBorders>
+            <w:top w:val="single" w:color="auto" w:sz="4" w:space="0"/>
+            <w:left w:val="single" w:color="auto" w:sz="4" w:space="0"/>
+            <w:bottom w:val="single" w:color="auto" w:sz="4" w:space="0"/>
+            <w:right w:val="single" w:color="auto" w:sz="4" w:space="0"/>
+            <w:insideH w:val="single" w:color="auto" w:sz="4" w:space="0"/>
+            <w:insideV w:val="single" w:color="auto" w:sz="4" w:space="0"/>
+          </w:tblBorders>
+          <w:tblCellMar>
+            <w:top w:w="0" w:type="dxa"/>
+            <w:left w:w="108" w:type="dxa"/>
+            <w:bottom w:w="0" w:type="dxa"/>
+            <w:right w:w="108" w:type="dxa"/>
+          </w:tblCellMar>
+        </w:tblPrEx>
+        <w:tc>
+          <w:tcPr>
+            <w:tcW w:w="4759" w:type="dxa"/>
+          </w:tcPr>
+          <w:p>
+            <w:r>
+              <w:t>scripts</w:t>
+            </w:r>
+          </w:p>
+        </w:tc>
+        <w:tc>
+          <w:tcPr>
+            <w:tcW w:w="4759" w:type="dxa"/>
+          </w:tcPr>
+          <w:p>
+            <w:r>
+              <w:t>页面计划校验、PPT 渲染、默认桌面输出和历史 PDF 测试脚本位置。</w:t>
             </w:r>
           </w:p>
         </w:tc>
@@ -2744,482 +2535,790 @@
     <w:p/>
     <w:p>
       <w:pPr>
-        <w:pStyle w:val="3"/>
+        <w:spacing w:before="280" w:after="160"/>
       </w:pPr>
       <w:r>
-        <w:t>10. 它怎么处理方案</w:t>
+        <w:rPr>
+          <w:rFonts w:ascii="微软雅黑" w:hAnsi="微软雅黑" w:eastAsia="微软雅黑"/>
+          <w:b/>
+          <w:sz w:val="30"/>
+        </w:rPr>
+        <w:t>09  自动化脚本与模板</w:t>
       </w:r>
     </w:p>
     <w:p>
       <w:pPr>
-        <w:spacing w:after="120" w:line="276" w:lineRule="auto"/>
+        <w:spacing w:before="0" w:after="80"/>
       </w:pPr>
       <w:r>
-        <w:t>顺页讲不会把所有文件强行套进固定章节。正式生成前，它会先判断这份文件到底要讲什么、应该怎么讲、用什么内容来论证、策略或组织逻辑在哪里、具体交付 / 产品 / 成果怎么解释，以及最后是否需要收束升华。</w:t>
+        <w:t>当前版本已经把用户可见交付口径统一为 PPT，并完成了模板化渲染脚本。维护时要特别注意：render_companion_pdf.py 只作为历史本地测试辅助；正式说明和用户输出必须以 PPT 为准。</w:t>
+      </w:r>
+    </w:p>
+    <w:tbl>
+      <w:tblPr>
+        <w:tblStyle w:val="33"/>
+        <w:tblW w:w="0" w:type="auto"/>
+        <w:tblInd w:w="0" w:type="dxa"/>
+        <w:tblBorders>
+          <w:top w:val="single" w:color="auto" w:sz="4" w:space="0"/>
+          <w:left w:val="single" w:color="auto" w:sz="4" w:space="0"/>
+          <w:bottom w:val="single" w:color="auto" w:sz="4" w:space="0"/>
+          <w:right w:val="single" w:color="auto" w:sz="4" w:space="0"/>
+          <w:insideH w:val="single" w:color="auto" w:sz="4" w:space="0"/>
+          <w:insideV w:val="single" w:color="auto" w:sz="4" w:space="0"/>
+        </w:tblBorders>
+        <w:tblLayout w:type="autofit"/>
+        <w:tblCellMar>
+          <w:top w:w="0" w:type="dxa"/>
+          <w:left w:w="108" w:type="dxa"/>
+          <w:bottom w:w="0" w:type="dxa"/>
+          <w:right w:w="108" w:type="dxa"/>
+        </w:tblCellMar>
+      </w:tblPr>
+      <w:tblGrid>
+        <w:gridCol w:w="3173"/>
+        <w:gridCol w:w="3256"/>
+        <w:gridCol w:w="3173"/>
+      </w:tblGrid>
+      <w:tr>
+        <w:tblPrEx>
+          <w:tblBorders>
+            <w:top w:val="single" w:color="auto" w:sz="4" w:space="0"/>
+            <w:left w:val="single" w:color="auto" w:sz="4" w:space="0"/>
+            <w:bottom w:val="single" w:color="auto" w:sz="4" w:space="0"/>
+            <w:right w:val="single" w:color="auto" w:sz="4" w:space="0"/>
+            <w:insideH w:val="single" w:color="auto" w:sz="4" w:space="0"/>
+            <w:insideV w:val="single" w:color="auto" w:sz="4" w:space="0"/>
+          </w:tblBorders>
+          <w:tblCellMar>
+            <w:top w:w="0" w:type="dxa"/>
+            <w:left w:w="108" w:type="dxa"/>
+            <w:bottom w:w="0" w:type="dxa"/>
+            <w:right w:w="108" w:type="dxa"/>
+          </w:tblCellMar>
+        </w:tblPrEx>
+        <w:tc>
+          <w:tcPr>
+            <w:tcW w:w="3173" w:type="dxa"/>
+            <w:shd w:val="clear" w:color="auto" w:fill="EDEDED"/>
+          </w:tcPr>
+          <w:p>
+            <w:r>
+              <w:t>自动化</w:t>
+            </w:r>
+          </w:p>
+        </w:tc>
+        <w:tc>
+          <w:tcPr>
+            <w:tcW w:w="3173" w:type="dxa"/>
+            <w:shd w:val="clear" w:color="auto" w:fill="EDEDED"/>
+          </w:tcPr>
+          <w:p>
+            <w:r>
+              <w:t>脚本/资源</w:t>
+            </w:r>
+          </w:p>
+        </w:tc>
+        <w:tc>
+          <w:tcPr>
+            <w:tcW w:w="3173" w:type="dxa"/>
+            <w:shd w:val="clear" w:color="auto" w:fill="EDEDED"/>
+          </w:tcPr>
+          <w:p>
+            <w:r>
+              <w:t>当前说明</w:t>
+            </w:r>
+          </w:p>
+        </w:tc>
+      </w:tr>
+      <w:tr>
+        <w:tblPrEx>
+          <w:tblBorders>
+            <w:top w:val="single" w:color="auto" w:sz="4" w:space="0"/>
+            <w:left w:val="single" w:color="auto" w:sz="4" w:space="0"/>
+            <w:bottom w:val="single" w:color="auto" w:sz="4" w:space="0"/>
+            <w:right w:val="single" w:color="auto" w:sz="4" w:space="0"/>
+            <w:insideH w:val="single" w:color="auto" w:sz="4" w:space="0"/>
+            <w:insideV w:val="single" w:color="auto" w:sz="4" w:space="0"/>
+          </w:tblBorders>
+          <w:tblCellMar>
+            <w:top w:w="0" w:type="dxa"/>
+            <w:left w:w="108" w:type="dxa"/>
+            <w:bottom w:w="0" w:type="dxa"/>
+            <w:right w:w="108" w:type="dxa"/>
+          </w:tblCellMar>
+        </w:tblPrEx>
+        <w:tc>
+          <w:tcPr>
+            <w:tcW w:w="3173" w:type="dxa"/>
+          </w:tcPr>
+          <w:p>
+            <w:r>
+              <w:t>最终 PPT 构建</w:t>
+            </w:r>
+          </w:p>
+        </w:tc>
+        <w:tc>
+          <w:tcPr>
+            <w:tcW w:w="3173" w:type="dxa"/>
+          </w:tcPr>
+          <w:p>
+            <w:r>
+              <w:t>scripts/build_companion_ppt.py</w:t>
+            </w:r>
+          </w:p>
+        </w:tc>
+        <w:tc>
+          <w:tcPr>
+            <w:tcW w:w="3173" w:type="dxa"/>
+          </w:tcPr>
+          <w:p>
+            <w:r>
+              <w:t>正式用户输出入口；校验页面计划、套模板、检查页数，并默认输出到桌面项目文件夹。</w:t>
+            </w:r>
+          </w:p>
+        </w:tc>
+      </w:tr>
+      <w:tr>
+        <w:tblPrEx>
+          <w:tblBorders>
+            <w:top w:val="single" w:color="auto" w:sz="4" w:space="0"/>
+            <w:left w:val="single" w:color="auto" w:sz="4" w:space="0"/>
+            <w:bottom w:val="single" w:color="auto" w:sz="4" w:space="0"/>
+            <w:right w:val="single" w:color="auto" w:sz="4" w:space="0"/>
+            <w:insideH w:val="single" w:color="auto" w:sz="4" w:space="0"/>
+            <w:insideV w:val="single" w:color="auto" w:sz="4" w:space="0"/>
+          </w:tblBorders>
+          <w:tblCellMar>
+            <w:top w:w="0" w:type="dxa"/>
+            <w:left w:w="108" w:type="dxa"/>
+            <w:bottom w:w="0" w:type="dxa"/>
+            <w:right w:w="108" w:type="dxa"/>
+          </w:tblCellMar>
+        </w:tblPrEx>
+        <w:tc>
+          <w:tcPr>
+            <w:tcW w:w="3173" w:type="dxa"/>
+          </w:tcPr>
+          <w:p>
+            <w:r>
+              <w:t>PPT 模板渲染</w:t>
+            </w:r>
+          </w:p>
+        </w:tc>
+        <w:tc>
+          <w:tcPr>
+            <w:tcW w:w="3173" w:type="dxa"/>
+          </w:tcPr>
+          <w:p>
+            <w:r>
+              <w:t>scripts/render_companion_ppt.py</w:t>
+            </w:r>
+          </w:p>
+        </w:tc>
+        <w:tc>
+          <w:tcPr>
+            <w:tcW w:w="3173" w:type="dxa"/>
+          </w:tcPr>
+          <w:p>
+            <w:r>
+              <w:t>根据页面计划生成逐页伴读 PPT；保留模板风格，并强制主文字框相对右侧白块居中。</w:t>
+            </w:r>
+          </w:p>
+        </w:tc>
+      </w:tr>
+      <w:tr>
+        <w:tblPrEx>
+          <w:tblBorders>
+            <w:top w:val="single" w:color="auto" w:sz="4" w:space="0"/>
+            <w:left w:val="single" w:color="auto" w:sz="4" w:space="0"/>
+            <w:bottom w:val="single" w:color="auto" w:sz="4" w:space="0"/>
+            <w:right w:val="single" w:color="auto" w:sz="4" w:space="0"/>
+            <w:insideH w:val="single" w:color="auto" w:sz="4" w:space="0"/>
+            <w:insideV w:val="single" w:color="auto" w:sz="4" w:space="0"/>
+          </w:tblBorders>
+          <w:tblCellMar>
+            <w:top w:w="0" w:type="dxa"/>
+            <w:left w:w="108" w:type="dxa"/>
+            <w:bottom w:w="0" w:type="dxa"/>
+            <w:right w:w="108" w:type="dxa"/>
+          </w:tblCellMar>
+        </w:tblPrEx>
+        <w:tc>
+          <w:tcPr>
+            <w:tcW w:w="3173" w:type="dxa"/>
+          </w:tcPr>
+          <w:p>
+            <w:r>
+              <w:t>页面计划校验</w:t>
+            </w:r>
+          </w:p>
+        </w:tc>
+        <w:tc>
+          <w:tcPr>
+            <w:tcW w:w="3173" w:type="dxa"/>
+          </w:tcPr>
+          <w:p>
+            <w:r>
+              <w:t>scripts/validate_page_plan.py</w:t>
+            </w:r>
+          </w:p>
+        </w:tc>
+        <w:tc>
+          <w:tcPr>
+            <w:tcW w:w="3173" w:type="dxa"/>
+          </w:tcPr>
+          <w:p>
+            <w:r>
+              <w:t>用于检查内部页面计划结构，避免页码、正文、提示字段缺失。</w:t>
+            </w:r>
+          </w:p>
+        </w:tc>
+      </w:tr>
+      <w:tr>
+        <w:tblPrEx>
+          <w:tblBorders>
+            <w:top w:val="single" w:color="auto" w:sz="4" w:space="0"/>
+            <w:left w:val="single" w:color="auto" w:sz="4" w:space="0"/>
+            <w:bottom w:val="single" w:color="auto" w:sz="4" w:space="0"/>
+            <w:right w:val="single" w:color="auto" w:sz="4" w:space="0"/>
+            <w:insideH w:val="single" w:color="auto" w:sz="4" w:space="0"/>
+            <w:insideV w:val="single" w:color="auto" w:sz="4" w:space="0"/>
+          </w:tblBorders>
+          <w:tblCellMar>
+            <w:top w:w="0" w:type="dxa"/>
+            <w:left w:w="108" w:type="dxa"/>
+            <w:bottom w:w="0" w:type="dxa"/>
+            <w:right w:w="108" w:type="dxa"/>
+          </w:tblCellMar>
+        </w:tblPrEx>
+        <w:tc>
+          <w:tcPr>
+            <w:tcW w:w="3173" w:type="dxa"/>
+          </w:tcPr>
+          <w:p>
+            <w:r>
+              <w:t>历史 PDF 渲染</w:t>
+            </w:r>
+          </w:p>
+        </w:tc>
+        <w:tc>
+          <w:tcPr>
+            <w:tcW w:w="3173" w:type="dxa"/>
+          </w:tcPr>
+          <w:p>
+            <w:r>
+              <w:t>scripts/render_companion_pdf.py</w:t>
+            </w:r>
+          </w:p>
+        </w:tc>
+        <w:tc>
+          <w:tcPr>
+            <w:tcW w:w="3173" w:type="dxa"/>
+          </w:tcPr>
+          <w:p>
+            <w:r>
+              <w:t>早期 PDF 测试脚本；当前正式输出已改为 PPT，仅作为本地维护参考。</w:t>
+            </w:r>
+          </w:p>
+        </w:tc>
+      </w:tr>
+    </w:tbl>
+    <w:p/>
+    <w:p>
+      <w:pPr>
+        <w:spacing w:before="280" w:after="160"/>
+      </w:pPr>
+      <w:r>
+        <w:rPr>
+          <w:rFonts w:ascii="微软雅黑" w:hAnsi="微软雅黑" w:eastAsia="微软雅黑"/>
+          <w:b/>
+          <w:sz w:val="30"/>
+        </w:rPr>
+        <w:t>10  当前测试状态</w:t>
       </w:r>
     </w:p>
     <w:p>
       <w:pPr>
-        <w:spacing w:after="120" w:line="276" w:lineRule="auto"/>
+        <w:pStyle w:val="16"/>
+        <w:spacing w:after="40"/>
       </w:pPr>
       <w:r>
-        <w:t>这个判断顺序更像一个汇报者的思考框架：</w:t>
+        <w:rPr>
+          <w:rFonts w:ascii="微软雅黑" w:hAnsi="微软雅黑" w:eastAsia="微软雅黑"/>
+          <w:sz w:val="21"/>
+        </w:rPr>
+        <w:t>景观方案已完成多轮测试，前期概念、开场、章节过渡和直接照读效果基本成立。</w:t>
       </w:r>
     </w:p>
     <w:p>
       <w:pPr>
-        <w:pStyle w:val="14"/>
+        <w:pStyle w:val="16"/>
+        <w:spacing w:after="40"/>
       </w:pPr>
       <w:r>
-        <w:t>处理第一页节奏：先软启动，说明项目和汇报范围，不急着把结论、材料和证明链全部压到第一页。</w:t>
+        <w:rPr>
+          <w:rFonts w:ascii="微软雅黑" w:hAnsi="微软雅黑" w:eastAsia="微软雅黑"/>
+          <w:sz w:val="21"/>
+        </w:rPr>
+        <w:t>工业产品、Logo、文旅策划等跨专业方向已开始验证，证明核心逻辑可以迁移。</w:t>
       </w:r>
     </w:p>
     <w:p>
       <w:pPr>
-        <w:pStyle w:val="14"/>
+        <w:pStyle w:val="16"/>
+        <w:spacing w:after="40"/>
       </w:pPr>
       <w:r>
-        <w:t>识别专业类型：空间类、品牌类、产品类、公共艺术类、策划类或公共汇报类。</w:t>
+        <w:rPr>
+          <w:rFonts w:ascii="微软雅黑" w:hAnsi="微软雅黑" w:eastAsia="微软雅黑"/>
+          <w:sz w:val="21"/>
+        </w:rPr>
+        <w:t>用户已经确认：前段概念和逻辑组织是强项；中后段落地页需要更多专业提示和设计师二次校正空间。</w:t>
       </w:r>
     </w:p>
     <w:p>
       <w:pPr>
-        <w:pStyle w:val="14"/>
+        <w:pStyle w:val="16"/>
+        <w:spacing w:after="40"/>
       </w:pPr>
       <w:r>
-        <w:t>判断主线任务：这份文件是要讲概念、讲方案、讲产品、讲成果、讲决策，还是讲一个完整过程。</w:t>
+        <w:rPr>
+          <w:rFonts w:ascii="微软雅黑" w:hAnsi="微软雅黑" w:eastAsia="微软雅黑"/>
+          <w:sz w:val="21"/>
+        </w:rPr>
+        <w:t>四种语言模式已经进入规则层：直读稳妥型、专业落地型、价值叙事型、决策汇报型。</w:t>
       </w:r>
     </w:p>
     <w:p>
       <w:pPr>
-        <w:pStyle w:val="14"/>
+        <w:pStyle w:val="16"/>
+        <w:spacing w:after="40"/>
       </w:pPr>
       <w:r>
-        <w:t>拆分页面角色：前情、概念、策略、方案、应用、交付、对比和收尾按文件内容出现，不强行补齐。</w:t>
+        <w:t>输出口径已经从早期 PDF 测试调整为 PPT 伴读文件，默认在桌面生成 项目名汇报/01_项目名.pptx。</w:t>
       </w:r>
     </w:p>
     <w:p>
       <w:pPr>
-        <w:pStyle w:val="14"/>
+        <w:pStyle w:val="16"/>
+        <w:spacing w:after="40"/>
       </w:pPr>
       <w:r>
-        <w:t>处理概念表达：如果原文件里的概念词已经写得好，会优先保留，再改成更顺口的汇报话。</w:t>
+        <w:t>下一阶段建议重点测试：更多真实跨专业案例、长文件连续页、落地页提示质量、用户安装调用流程，以及短视频展示素材的标准化。</w:t>
       </w:r>
     </w:p>
     <w:p>
       <w:pPr>
-        <w:pStyle w:val="14"/>
+        <w:spacing w:before="280" w:after="160"/>
       </w:pPr>
       <w:r>
-        <w:t>处理具体交付：材料、节点、产品、包装、应用、施工、行动结果等页面，以画面可见和文件可确认的客观内容为主，给汇报者留下专业补充空间。</w:t>
+        <w:rPr>
+          <w:rFonts w:ascii="微软雅黑" w:hAnsi="微软雅黑" w:eastAsia="微软雅黑"/>
+          <w:b/>
+          <w:sz w:val="30"/>
+        </w:rPr>
+        <w:t>11  维护规则</w:t>
       </w:r>
     </w:p>
     <w:p>
       <w:pPr>
-        <w:pStyle w:val="14"/>
+        <w:pStyle w:val="16"/>
+        <w:spacing w:after="40"/>
       </w:pPr>
       <w:r>
-        <w:t>控制连续页面：相似页面不重复硬讲，会提示哪些页停顿，哪些页可以顺翻。</w:t>
+        <w:rPr>
+          <w:rFonts w:ascii="微软雅黑" w:hAnsi="微软雅黑" w:eastAsia="微软雅黑"/>
+          <w:sz w:val="21"/>
+        </w:rPr>
+        <w:t>修改触发条件、确认门、用户输出口径时，优先更新 SKILL.md。</w:t>
       </w:r>
     </w:p>
     <w:p>
       <w:pPr>
-        <w:pStyle w:val="14"/>
+        <w:pStyle w:val="16"/>
+        <w:spacing w:after="40"/>
       </w:pPr>
       <w:r>
-        <w:t>自动生成伴读 PPT：Skill 会自动套用固定模板、检查页数、建立项目文件夹，并最终只给用户一个 `01_项目名.pptx`。</w:t>
+        <w:rPr>
+          <w:rFonts w:ascii="微软雅黑" w:hAnsi="微软雅黑" w:eastAsia="微软雅黑"/>
+          <w:sz w:val="21"/>
+        </w:rPr>
+        <w:t>修改公开介绍、安装说明、GitHub 页面文案时，同步更新 README.md 和 references/github-publishing.md。</w:t>
       </w:r>
     </w:p>
     <w:p>
       <w:pPr>
-        <w:pStyle w:val="3"/>
+        <w:pStyle w:val="16"/>
+        <w:spacing w:after="40"/>
       </w:pPr>
       <w:r>
-        <w:t>11. 下载与安装</w:t>
+        <w:rPr>
+          <w:rFonts w:ascii="微软雅黑" w:hAnsi="微软雅黑" w:eastAsia="微软雅黑"/>
+          <w:sz w:val="21"/>
+        </w:rPr>
+        <w:t>修改语言模式时，同步更新 references/tone-modes.md，并检查 SKILL.md 中的快速规则是否仍然一致。</w:t>
       </w:r>
     </w:p>
     <w:p>
       <w:pPr>
-        <w:pStyle w:val="14"/>
+        <w:pStyle w:val="16"/>
+        <w:spacing w:after="40"/>
       </w:pPr>
       <w:r>
-        <w:t>建议直接在 Codex 对话框输入解压后的文件夹路径，让 Codex 帮助确认安装位置并完成安装。</w:t>
+        <w:rPr>
+          <w:rFonts w:ascii="微软雅黑" w:hAnsi="微软雅黑" w:eastAsia="微软雅黑"/>
+          <w:sz w:val="21"/>
+        </w:rPr>
+        <w:t>修改落地页、材料页、节点页、产品页表达时，同步更新 references/implementation-language.md。</w:t>
       </w:r>
     </w:p>
     <w:p>
       <w:pPr>
-        <w:spacing w:after="120" w:line="276" w:lineRule="auto"/>
+        <w:pStyle w:val="16"/>
+        <w:spacing w:after="40"/>
       </w:pPr>
       <w:r>
-        <w:t>2. 打开本仓库页面。</w:t>
+        <w:rPr>
+          <w:rFonts w:ascii="微软雅黑" w:hAnsi="微软雅黑" w:eastAsia="微软雅黑"/>
+          <w:sz w:val="21"/>
+        </w:rPr>
+        <w:t>修改重复页、连续页、翻页提示和页面计划结构时，同步更新 references/page-plan-patterns.md。</w:t>
       </w:r>
     </w:p>
     <w:p>
       <w:pPr>
-        <w:spacing w:after="120" w:line="276" w:lineRule="auto"/>
+        <w:pStyle w:val="16"/>
+        <w:spacing w:after="40"/>
       </w:pPr>
       <w:r>
-        <w:t>3. 点击右上角 Code。</w:t>
+        <w:rPr>
+          <w:rFonts w:ascii="微软雅黑" w:hAnsi="微软雅黑" w:eastAsia="微软雅黑"/>
+          <w:sz w:val="21"/>
+        </w:rPr>
+        <w:t>新增或修改自动化脚本后，必须用真实方案文件做一次小规模测试，再更新本说明文档的测试状态。</w:t>
       </w:r>
     </w:p>
     <w:p>
       <w:pPr>
-        <w:spacing w:after="120" w:line="276" w:lineRule="auto"/>
+        <w:pStyle w:val="16"/>
+        <w:spacing w:after="40"/>
       </w:pPr>
       <w:r>
-        <w:t>4. 选择 Download ZIP。</w:t>
+        <w:rPr>
+          <w:rFonts w:ascii="微软雅黑" w:hAnsi="微软雅黑" w:eastAsia="微软雅黑"/>
+          <w:sz w:val="21"/>
+        </w:rPr>
+        <w:t>对外文档不要展示内部 JSON、调试图、脚本日志和过程稿，除非用户明确要看。</w:t>
       </w:r>
     </w:p>
     <w:p>
       <w:pPr>
-        <w:spacing w:after="120" w:line="276" w:lineRule="auto"/>
-      </w:pPr>
-      <w:r>
-        <w:t>5. 解压后得到完整的 TalkTrack / 顺页讲 Skill 文件夹。</w:t>
-      </w:r>
-    </w:p>
-    <w:p>
-      <w:pPr>
-        <w:spacing w:after="120" w:line="276" w:lineRule="auto"/>
-      </w:pPr>
-      <w:r>
-        <w:t>6. 把解压出来的 Skill 文件夹放到本机 Codex 的 skills 目录。</w:t>
-      </w:r>
-    </w:p>
-    <w:p>
-      <w:pPr>
-        <w:spacing w:after="120" w:line="276" w:lineRule="auto"/>
-      </w:pPr>
-      <w:r>
-        <w:t>7. 重启 Codex 或新开线程。</w:t>
-      </w:r>
-    </w:p>
-    <w:p>
-      <w:pPr>
-        <w:pStyle w:val="3"/>
-      </w:pPr>
-      <w:r>
-        <w:t>12. 在 Codex 中调用</w:t>
-      </w:r>
-    </w:p>
-    <w:p>
-      <w:pPr>
-        <w:spacing w:after="120" w:line="276" w:lineRule="auto"/>
-      </w:pPr>
-      <w:r>
-        <w:t>每次收到新文件后，Skill 会先做简短确认，说明输出文件、语言方向、这份文件大概会按什么主线处理，以及具体交付内容的表达边界。确认里也会补一句可调整建议，你确认后，它再开始正式生成。</w:t>
-      </w:r>
-    </w:p>
-    <w:p>
-      <w:pPr>
-        <w:spacing w:after="120" w:line="276" w:lineRule="auto"/>
-      </w:pPr>
-      <w:r>
-        <w:t>这个确认步骤是为了节约 token，也避免一上来生成很长的伴读 PPT 后，才发现语言模式、汇报对象或输出方向没对齐。</w:t>
-      </w:r>
-    </w:p>
-    <w:p>
-      <w:pPr>
-        <w:spacing w:after="120" w:line="276" w:lineRule="auto"/>
-      </w:pPr>
-      <w:r>
-        <w:t>标准流程：</w:t>
-      </w:r>
-    </w:p>
-    <w:p>
-      <w:pPr>
-        <w:pStyle w:val="14"/>
-      </w:pPr>
-      <w:r>
-        <w:t>上传 PDF、PPT 导出文件或图片型方案册。</w:t>
-      </w:r>
-    </w:p>
-    <w:p>
-      <w:pPr>
-        <w:pStyle w:val="14"/>
-      </w:pPr>
-      <w:r>
-        <w:t>补充项目类型、汇报对象、预计时长或语言风格。</w:t>
-      </w:r>
-    </w:p>
-    <w:p>
-      <w:pPr>
-        <w:pStyle w:val="14"/>
-      </w:pPr>
-      <w:r>
-        <w:t>确认生成方向。</w:t>
-      </w:r>
-    </w:p>
-    <w:p>
-      <w:pPr>
-        <w:pStyle w:val="14"/>
-      </w:pPr>
-      <w:r>
-        <w:t>得到 `项目名汇报/01_项目名.pptx`。</w:t>
-      </w:r>
-    </w:p>
-    <w:p>
-      <w:pPr>
-        <w:spacing w:after="120" w:line="276" w:lineRule="auto"/>
-      </w:pPr>
-      <w:r>
-        <w:t>正式生成时，Skill 会把命名、建文件夹、套模板、基础校验和 PPT 输出交给自动化脚本处理；逐页文案、概念保留、连续页节奏和专业边界判断仍由模型完成。</w:t>
-      </w:r>
-    </w:p>
-    <w:p>
-      <w:pPr>
-        <w:pStyle w:val="3"/>
-      </w:pPr>
-      <w:r>
-        <w:t>13. 文件结构</w:t>
-      </w:r>
-    </w:p>
-    <w:p>
-      <w:pPr>
-        <w:spacing w:before="80" w:after="160"/>
+        <w:spacing w:before="280" w:after="160"/>
       </w:pPr>
       <w:r>
         <w:rPr>
-          <w:rFonts w:ascii="Consolas" w:hAnsi="Consolas"/>
-          <w:color w:val="373737"/>
-          <w:sz w:val="18"/>
+          <w:rFonts w:ascii="微软雅黑" w:hAnsi="微软雅黑" w:eastAsia="微软雅黑"/>
+          <w:b/>
+          <w:sz w:val="30"/>
         </w:rPr>
-        <w:t>design-report-companion/</w:t>
-      </w:r>
-      <w:r>
-        <w:br w:type="textWrapping"/>
-      </w:r>
-      <w:r>
-        <w:rPr>
-          <w:rFonts w:ascii="Consolas" w:hAnsi="Consolas"/>
-          <w:color w:val="373737"/>
-          <w:sz w:val="18"/>
-        </w:rPr>
-        <w:t>├── SKILL.md</w:t>
-      </w:r>
-      <w:r>
-        <w:br w:type="textWrapping"/>
-      </w:r>
-      <w:r>
-        <w:rPr>
-          <w:rFonts w:ascii="Consolas" w:hAnsi="Consolas"/>
-          <w:color w:val="373737"/>
-          <w:sz w:val="18"/>
-        </w:rPr>
-        <w:t>├── agents/</w:t>
-      </w:r>
-      <w:r>
-        <w:br w:type="textWrapping"/>
-      </w:r>
-      <w:r>
-        <w:rPr>
-          <w:rFonts w:ascii="Consolas" w:hAnsi="Consolas"/>
-          <w:color w:val="373737"/>
-          <w:sz w:val="18"/>
-        </w:rPr>
-        <w:t>│   └── openai.yaml</w:t>
-      </w:r>
-      <w:r>
-        <w:br w:type="textWrapping"/>
-      </w:r>
-      <w:r>
-        <w:rPr>
-          <w:rFonts w:ascii="Consolas" w:hAnsi="Consolas"/>
-          <w:color w:val="373737"/>
-          <w:sz w:val="18"/>
-        </w:rPr>
-        <w:t>├── assets/</w:t>
-      </w:r>
-      <w:r>
-        <w:br w:type="textWrapping"/>
-      </w:r>
-      <w:r>
-        <w:rPr>
-          <w:rFonts w:ascii="Consolas" w:hAnsi="Consolas"/>
-          <w:color w:val="373737"/>
-          <w:sz w:val="18"/>
-        </w:rPr>
-        <w:t>│   ├── template-preview.jpg</w:t>
-      </w:r>
-      <w:r>
-        <w:br w:type="textWrapping"/>
-      </w:r>
-      <w:r>
-        <w:rPr>
-          <w:rFonts w:ascii="Consolas" w:hAnsi="Consolas"/>
-          <w:color w:val="373737"/>
-          <w:sz w:val="18"/>
-        </w:rPr>
-        <w:t>│   └── shunyejiang-template.pptx</w:t>
-      </w:r>
-      <w:r>
-        <w:br w:type="textWrapping"/>
-      </w:r>
-      <w:r>
-        <w:rPr>
-          <w:rFonts w:ascii="Consolas" w:hAnsi="Consolas"/>
-          <w:color w:val="373737"/>
-          <w:sz w:val="18"/>
-        </w:rPr>
-        <w:t>├── references/</w:t>
-      </w:r>
-      <w:r>
-        <w:br w:type="textWrapping"/>
-      </w:r>
-      <w:r>
-        <w:rPr>
-          <w:rFonts w:ascii="Consolas" w:hAnsi="Consolas"/>
-          <w:color w:val="373737"/>
-          <w:sz w:val="18"/>
-        </w:rPr>
-        <w:t>│   ├── writing-rules.md</w:t>
-      </w:r>
-      <w:r>
-        <w:br w:type="textWrapping"/>
-      </w:r>
-      <w:r>
-        <w:rPr>
-          <w:rFonts w:ascii="Consolas" w:hAnsi="Consolas"/>
-          <w:color w:val="373737"/>
-          <w:sz w:val="18"/>
-        </w:rPr>
-        <w:t>│   ├── tone-modes.md</w:t>
-      </w:r>
-      <w:r>
-        <w:br w:type="textWrapping"/>
-      </w:r>
-      <w:r>
-        <w:rPr>
-          <w:rFonts w:ascii="Consolas" w:hAnsi="Consolas"/>
-          <w:color w:val="373737"/>
-          <w:sz w:val="18"/>
-        </w:rPr>
-        <w:t>│   ├── page-plan-patterns.md</w:t>
-      </w:r>
-      <w:r>
-        <w:br w:type="textWrapping"/>
-      </w:r>
-      <w:r>
-        <w:rPr>
-          <w:rFonts w:ascii="Consolas" w:hAnsi="Consolas"/>
-          <w:color w:val="373737"/>
-          <w:sz w:val="18"/>
-        </w:rPr>
-        <w:t>│   ├── implementation-language.md</w:t>
-      </w:r>
-      <w:r>
-        <w:br w:type="textWrapping"/>
-      </w:r>
-      <w:r>
-        <w:rPr>
-          <w:rFonts w:ascii="Consolas" w:hAnsi="Consolas"/>
-          <w:color w:val="373737"/>
-          <w:sz w:val="18"/>
-        </w:rPr>
-        <w:t>│   ├── automation.md</w:t>
-      </w:r>
-      <w:r>
-        <w:br w:type="textWrapping"/>
-      </w:r>
-      <w:r>
-        <w:rPr>
-          <w:rFonts w:ascii="Consolas" w:hAnsi="Consolas"/>
-          <w:color w:val="373737"/>
-          <w:sz w:val="18"/>
-        </w:rPr>
-        <w:t>│   └── github-publishing.md</w:t>
-      </w:r>
-      <w:r>
-        <w:br w:type="textWrapping"/>
-      </w:r>
-      <w:r>
-        <w:rPr>
-          <w:rFonts w:ascii="Consolas" w:hAnsi="Consolas"/>
-          <w:color w:val="373737"/>
-          <w:sz w:val="18"/>
-        </w:rPr>
-        <w:t>└── scripts/</w:t>
-      </w:r>
-      <w:r>
-        <w:br w:type="textWrapping"/>
-      </w:r>
-      <w:r>
-        <w:rPr>
-          <w:rFonts w:ascii="Consolas" w:hAnsi="Consolas"/>
-          <w:color w:val="373737"/>
-          <w:sz w:val="18"/>
-        </w:rPr>
-        <w:t xml:space="preserve">    ├── build_companion_ppt.py</w:t>
-      </w:r>
-      <w:r>
-        <w:br w:type="textWrapping"/>
-      </w:r>
-      <w:r>
-        <w:rPr>
-          <w:rFonts w:ascii="Consolas" w:hAnsi="Consolas"/>
-          <w:color w:val="373737"/>
-          <w:sz w:val="18"/>
-        </w:rPr>
-        <w:t xml:space="preserve">    ├── render_companion_ppt.py</w:t>
-      </w:r>
-      <w:r>
-        <w:br w:type="textWrapping"/>
-      </w:r>
-      <w:r>
-        <w:rPr>
-          <w:rFonts w:ascii="Consolas" w:hAnsi="Consolas"/>
-          <w:color w:val="373737"/>
-          <w:sz w:val="18"/>
-        </w:rPr>
-        <w:t xml:space="preserve">    ├── render_companion_pdf.py</w:t>
-      </w:r>
-      <w:r>
-        <w:br w:type="textWrapping"/>
-      </w:r>
-      <w:r>
-        <w:rPr>
-          <w:rFonts w:ascii="Consolas" w:hAnsi="Consolas"/>
-          <w:color w:val="373737"/>
-          <w:sz w:val="18"/>
-        </w:rPr>
-        <w:t xml:space="preserve">    └── validate_page_plan.py</w:t>
+        <w:t>12  版本记录</w:t>
       </w:r>
     </w:p>
-    <w:p>
-      <w:pPr>
-        <w:pStyle w:val="3"/>
-      </w:pPr>
-      <w:r>
-        <w:t>14. 后续更新与反馈</w:t>
-      </w:r>
-    </w:p>
-    <w:p>
-      <w:pPr>
-        <w:spacing w:after="120" w:line="276" w:lineRule="auto"/>
-      </w:pPr>
-      <w:r>
-        <w:t>顺页讲会继续围绕真实汇报场景迭代，重点优化三个方向：更多专业类型的表达适配、更稳定的 PPT 模板输出，以及更适合短视频展示和客户沟通的语言模式。</w:t>
-      </w:r>
-    </w:p>
-    <w:p>
-      <w:pPr>
-        <w:spacing w:after="120" w:line="276" w:lineRule="auto"/>
-      </w:pPr>
-      <w:r>
-        <w:t>如果你在使用时发现某一类页面讲得不够准，例如材料、节点、产品参数、预算、工艺、政策术语或真实决策背景，可以在生成前补充说明，也可以在生成后把问题页面反馈出来。后续版本会优先把这些真实问题沉淀成更稳的规则，而不是把所有专业细节都硬写死。</w:t>
-      </w:r>
-    </w:p>
-    <w:p>
-      <w:pPr>
-        <w:spacing w:after="120" w:line="276" w:lineRule="auto"/>
-      </w:pPr>
-      <w:r>
-        <w:t>建议每次更新 Skill 时，直接替换完整文件夹，并重新开启 Codex 线程后再调用 `$顺页讲`。</w:t>
-      </w:r>
-    </w:p>
+    <w:tbl>
+      <w:tblPr>
+        <w:tblStyle w:val="33"/>
+        <w:tblW w:w="0" w:type="auto"/>
+        <w:tblInd w:w="0" w:type="dxa"/>
+        <w:tblBorders>
+          <w:top w:val="single" w:color="auto" w:sz="4" w:space="0"/>
+          <w:left w:val="single" w:color="auto" w:sz="4" w:space="0"/>
+          <w:bottom w:val="single" w:color="auto" w:sz="4" w:space="0"/>
+          <w:right w:val="single" w:color="auto" w:sz="4" w:space="0"/>
+          <w:insideH w:val="single" w:color="auto" w:sz="4" w:space="0"/>
+          <w:insideV w:val="single" w:color="auto" w:sz="4" w:space="0"/>
+        </w:tblBorders>
+        <w:tblLayout w:type="autofit"/>
+        <w:tblCellMar>
+          <w:top w:w="0" w:type="dxa"/>
+          <w:left w:w="108" w:type="dxa"/>
+          <w:bottom w:w="0" w:type="dxa"/>
+          <w:right w:w="108" w:type="dxa"/>
+        </w:tblCellMar>
+      </w:tblPr>
+      <w:tblGrid>
+        <w:gridCol w:w="2379"/>
+        <w:gridCol w:w="2379"/>
+        <w:gridCol w:w="2379"/>
+        <w:gridCol w:w="2379"/>
+      </w:tblGrid>
+      <w:tr>
+        <w:tblPrEx>
+          <w:tblBorders>
+            <w:top w:val="single" w:color="auto" w:sz="4" w:space="0"/>
+            <w:left w:val="single" w:color="auto" w:sz="4" w:space="0"/>
+            <w:bottom w:val="single" w:color="auto" w:sz="4" w:space="0"/>
+            <w:right w:val="single" w:color="auto" w:sz="4" w:space="0"/>
+            <w:insideH w:val="single" w:color="auto" w:sz="4" w:space="0"/>
+            <w:insideV w:val="single" w:color="auto" w:sz="4" w:space="0"/>
+          </w:tblBorders>
+          <w:tblCellMar>
+            <w:top w:w="0" w:type="dxa"/>
+            <w:left w:w="108" w:type="dxa"/>
+            <w:bottom w:w="0" w:type="dxa"/>
+            <w:right w:w="108" w:type="dxa"/>
+          </w:tblCellMar>
+        </w:tblPrEx>
+        <w:tc>
+          <w:tcPr>
+            <w:tcW w:w="2379" w:type="dxa"/>
+            <w:shd w:val="clear" w:color="auto" w:fill="EDEDED"/>
+          </w:tcPr>
+          <w:p>
+            <w:r>
+              <w:t>版本</w:t>
+            </w:r>
+          </w:p>
+        </w:tc>
+        <w:tc>
+          <w:tcPr>
+            <w:tcW w:w="2379" w:type="dxa"/>
+            <w:shd w:val="clear" w:color="auto" w:fill="EDEDED"/>
+          </w:tcPr>
+          <w:p>
+            <w:r>
+              <w:t>日期</w:t>
+            </w:r>
+          </w:p>
+        </w:tc>
+        <w:tc>
+          <w:tcPr>
+            <w:tcW w:w="2379" w:type="dxa"/>
+            <w:shd w:val="clear" w:color="auto" w:fill="EDEDED"/>
+          </w:tcPr>
+          <w:p>
+            <w:r>
+              <w:t>更新内容</w:t>
+            </w:r>
+          </w:p>
+        </w:tc>
+        <w:tc>
+          <w:tcPr>
+            <w:tcW w:w="2379" w:type="dxa"/>
+            <w:shd w:val="clear" w:color="auto" w:fill="EDEDED"/>
+          </w:tcPr>
+          <w:p>
+            <w:r>
+              <w:t>备注</w:t>
+            </w:r>
+          </w:p>
+        </w:tc>
+      </w:tr>
+      <w:tr>
+        <w:tblPrEx>
+          <w:tblBorders>
+            <w:top w:val="single" w:color="auto" w:sz="4" w:space="0"/>
+            <w:left w:val="single" w:color="auto" w:sz="4" w:space="0"/>
+            <w:bottom w:val="single" w:color="auto" w:sz="4" w:space="0"/>
+            <w:right w:val="single" w:color="auto" w:sz="4" w:space="0"/>
+            <w:insideH w:val="single" w:color="auto" w:sz="4" w:space="0"/>
+            <w:insideV w:val="single" w:color="auto" w:sz="4" w:space="0"/>
+          </w:tblBorders>
+          <w:tblCellMar>
+            <w:top w:w="0" w:type="dxa"/>
+            <w:left w:w="108" w:type="dxa"/>
+            <w:bottom w:w="0" w:type="dxa"/>
+            <w:right w:w="108" w:type="dxa"/>
+          </w:tblCellMar>
+        </w:tblPrEx>
+        <w:tc>
+          <w:tcPr>
+            <w:tcW w:w="2379" w:type="dxa"/>
+          </w:tcPr>
+          <w:p>
+            <w:r>
+              <w:t>早期测试版</w:t>
+            </w:r>
+          </w:p>
+        </w:tc>
+        <w:tc>
+          <w:tcPr>
+            <w:tcW w:w="2379" w:type="dxa"/>
+          </w:tcPr>
+          <w:p>
+            <w:r>
+              <w:t>2026-06</w:t>
+            </w:r>
+          </w:p>
+        </w:tc>
+        <w:tc>
+          <w:tcPr>
+            <w:tcW w:w="2379" w:type="dxa"/>
+          </w:tcPr>
+          <w:p>
+            <w:r>
+              <w:t>基于景观方案测试页码同步、缩略图、关键词、正文和翻页提示。</w:t>
+            </w:r>
+          </w:p>
+        </w:tc>
+        <w:tc>
+          <w:tcPr>
+            <w:tcW w:w="2379" w:type="dxa"/>
+          </w:tcPr>
+          <w:p>
+            <w:r>
+              <w:t>验证 iPad 伴读形式是否成立。</w:t>
+            </w:r>
+          </w:p>
+        </w:tc>
+      </w:tr>
+      <w:tr>
+        <w:tblPrEx>
+          <w:tblBorders>
+            <w:top w:val="single" w:color="auto" w:sz="4" w:space="0"/>
+            <w:left w:val="single" w:color="auto" w:sz="4" w:space="0"/>
+            <w:bottom w:val="single" w:color="auto" w:sz="4" w:space="0"/>
+            <w:right w:val="single" w:color="auto" w:sz="4" w:space="0"/>
+            <w:insideH w:val="single" w:color="auto" w:sz="4" w:space="0"/>
+            <w:insideV w:val="single" w:color="auto" w:sz="4" w:space="0"/>
+          </w:tblBorders>
+          <w:tblCellMar>
+            <w:top w:w="0" w:type="dxa"/>
+            <w:left w:w="108" w:type="dxa"/>
+            <w:bottom w:w="0" w:type="dxa"/>
+            <w:right w:w="108" w:type="dxa"/>
+          </w:tblCellMar>
+        </w:tblPrEx>
+        <w:tc>
+          <w:tcPr>
+            <w:tcW w:w="2379" w:type="dxa"/>
+          </w:tcPr>
+          <w:p>
+            <w:r>
+              <w:t>V1.0 说明文档</w:t>
+            </w:r>
+          </w:p>
+        </w:tc>
+        <w:tc>
+          <w:tcPr>
+            <w:tcW w:w="2379" w:type="dxa"/>
+          </w:tcPr>
+          <w:p>
+            <w:r>
+              <w:t>2026-06-22</w:t>
+            </w:r>
+          </w:p>
+        </w:tc>
+        <w:tc>
+          <w:tcPr>
+            <w:tcW w:w="2379" w:type="dxa"/>
+          </w:tcPr>
+          <w:p>
+            <w:r>
+              <w:t>根据当前 design-report-companion 包重写说明；补充四种语言模式、确认门、跨专业逻辑、落地页边界、输出结构和维护规则。</w:t>
+            </w:r>
+          </w:p>
+        </w:tc>
+        <w:tc>
+          <w:tcPr>
+            <w:tcW w:w="2379" w:type="dxa"/>
+          </w:tcPr>
+          <w:p>
+            <w:r>
+              <w:t>GitHub 上传前随附文档。</w:t>
+            </w:r>
+          </w:p>
+        </w:tc>
+      </w:tr>
+      <w:tr>
+        <w:tc>
+          <w:tcPr>
+            <w:tcW w:type="dxa" w:w="2379"/>
+          </w:tcPr>
+          <w:p>
+            <w:r>
+              <w:t>V1.0 发布同步版</w:t>
+            </w:r>
+          </w:p>
+        </w:tc>
+        <w:tc>
+          <w:tcPr>
+            <w:tcW w:type="dxa" w:w="2379"/>
+          </w:tcPr>
+          <w:p>
+            <w:r>
+              <w:t>2026-06-24</w:t>
+            </w:r>
+          </w:p>
+        </w:tc>
+        <w:tc>
+          <w:tcPr>
+            <w:tcW w:type="dxa" w:w="2379"/>
+          </w:tcPr>
+          <w:p>
+            <w:r>
+              <w:t>统一英文名 TalkTrack；默认桌面输出；文件名改为 01_项目名.pptx；PPT 模板和自动化脚本完成；主文字相对右侧白块居中。</w:t>
+            </w:r>
+          </w:p>
+        </w:tc>
+        <w:tc>
+          <w:tcPr>
+            <w:tcW w:type="dxa" w:w="2379"/>
+          </w:tcPr>
+          <w:p>
+            <w:r>
+              <w:t>已同步本机 Skill 并推送 GitHub。</w:t>
+            </w:r>
+          </w:p>
+        </w:tc>
+      </w:tr>
+      <w:tr>
+        <w:tc>
+          <w:tcPr>
+            <w:tcW w:type="dxa" w:w="2379"/>
+          </w:tcPr>
+          <w:p>
+            <w:r>
+              <w:t>V1.0 维护文档更新</w:t>
+            </w:r>
+          </w:p>
+        </w:tc>
+        <w:tc>
+          <w:tcPr>
+            <w:tcW w:type="dxa" w:w="2379"/>
+          </w:tcPr>
+          <w:p>
+            <w:r>
+              <w:t>2026-06-26</w:t>
+            </w:r>
+          </w:p>
+        </w:tc>
+        <w:tc>
+          <w:tcPr>
+            <w:tcW w:type="dxa" w:w="2379"/>
+          </w:tcPr>
+          <w:p>
+            <w:r>
+              <w:t>根据最近修改更新维护文档；同步输出口径、脚本状态、模板规则和版本记录。</w:t>
+            </w:r>
+          </w:p>
+        </w:tc>
+        <w:tc>
+          <w:tcPr>
+            <w:tcW w:type="dxa" w:w="2379"/>
+          </w:tcPr>
+          <w:p>
+            <w:r>
+              <w:t>当前文档版本。</w:t>
+            </w:r>
+          </w:p>
+        </w:tc>
+      </w:tr>
+    </w:tbl>
+    <w:p/>
     <w:sectPr>
       <w:pgSz w:w="12240" w:h="15840"/>
-      <w:pgMar w:top="1134" w:right="1247" w:bottom="1134" w:left="1247" w:header="720" w:footer="720" w:gutter="0"/>
+      <w:pgMar w:top="1361" w:right="1361" w:bottom="1247" w:left="1361" w:header="720" w:footer="720" w:gutter="0"/>
       <w:cols w:space="720" w:num="1"/>
       <w:docGrid w:linePitch="360" w:charSpace="0"/>
     </w:sectPr>
@@ -3422,7 +3521,7 @@
   <w:docDefaults>
     <w:rPrDefault>
       <w:rPr>
-        <w:rFonts w:asciiTheme="minorHAnsi" w:hAnsiTheme="minorHAnsi" w:eastAsiaTheme="minorEastAsia" w:cstheme="minorBidi"/>
+        <w:rFonts w:ascii="Times New Roman" w:hAnsi="Times New Roman" w:eastAsia="宋体" w:cs="Times New Roman"/>
       </w:rPr>
     </w:rPrDefault>
     <w:pPrDefault/>
@@ -3459,8 +3558,8 @@
     <w:lsdException w:uiPriority="99" w:name="Normal Indent"/>
     <w:lsdException w:uiPriority="99" w:name="footnote text"/>
     <w:lsdException w:uiPriority="99" w:name="annotation text"/>
-    <w:lsdException w:uiPriority="99" w:semiHidden="0" w:name="header"/>
-    <w:lsdException w:uiPriority="99" w:semiHidden="0" w:name="footer"/>
+    <w:lsdException w:qFormat="1" w:uiPriority="99" w:semiHidden="0" w:name="header"/>
+    <w:lsdException w:qFormat="1" w:uiPriority="99" w:semiHidden="0" w:name="footer"/>
     <w:lsdException w:uiPriority="99" w:name="index heading"/>
     <w:lsdException w:qFormat="1" w:uiPriority="35" w:name="caption"/>
     <w:lsdException w:uiPriority="99" w:name="table of figures"/>
@@ -3478,12 +3577,12 @@
     <w:lsdException w:uiPriority="99" w:semiHidden="0" w:name="List"/>
     <w:lsdException w:uiPriority="99" w:semiHidden="0" w:name="List Bullet"/>
     <w:lsdException w:uiPriority="99" w:semiHidden="0" w:name="List Number"/>
-    <w:lsdException w:uiPriority="99" w:semiHidden="0" w:name="List 2"/>
-    <w:lsdException w:uiPriority="99" w:semiHidden="0" w:name="List 3"/>
+    <w:lsdException w:qFormat="1" w:uiPriority="99" w:semiHidden="0" w:name="List 2"/>
+    <w:lsdException w:qFormat="1" w:uiPriority="99" w:semiHidden="0" w:name="List 3"/>
     <w:lsdException w:uiPriority="99" w:name="List 4"/>
     <w:lsdException w:uiPriority="99" w:name="List 5"/>
     <w:lsdException w:uiPriority="99" w:semiHidden="0" w:name="List Bullet 2"/>
-    <w:lsdException w:uiPriority="99" w:semiHidden="0" w:name="List Bullet 3"/>
+    <w:lsdException w:qFormat="1" w:uiPriority="99" w:semiHidden="0" w:name="List Bullet 3"/>
     <w:lsdException w:uiPriority="99" w:name="List Bullet 4"/>
     <w:lsdException w:uiPriority="99" w:name="List Bullet 5"/>
     <w:lsdException w:uiPriority="99" w:semiHidden="0" w:name="List Number 2"/>
@@ -3493,8 +3592,8 @@
     <w:lsdException w:qFormat="1" w:unhideWhenUsed="0" w:uiPriority="10" w:semiHidden="0" w:name="Title"/>
     <w:lsdException w:uiPriority="99" w:name="Closing"/>
     <w:lsdException w:uiPriority="99" w:name="Signature"/>
-    <w:lsdException w:uiPriority="1" w:name="Default Paragraph Font"/>
-    <w:lsdException w:uiPriority="99" w:semiHidden="0" w:name="Body Text"/>
+    <w:lsdException w:qFormat="1" w:uiPriority="1" w:name="Default Paragraph Font"/>
+    <w:lsdException w:qFormat="1" w:uiPriority="99" w:semiHidden="0" w:name="Body Text"/>
     <w:lsdException w:uiPriority="99" w:name="Body Text Indent"/>
     <w:lsdException w:uiPriority="99" w:semiHidden="0" w:name="List Continue"/>
     <w:lsdException w:uiPriority="99" w:semiHidden="0" w:name="List Continue 2"/>
@@ -3508,7 +3607,7 @@
     <w:lsdException w:uiPriority="99" w:name="Body Text First Indent"/>
     <w:lsdException w:uiPriority="99" w:name="Body Text First Indent 2"/>
     <w:lsdException w:uiPriority="99" w:name="Note Heading"/>
-    <w:lsdException w:uiPriority="99" w:semiHidden="0" w:name="Body Text 2"/>
+    <w:lsdException w:qFormat="1" w:uiPriority="99" w:semiHidden="0" w:name="Body Text 2"/>
     <w:lsdException w:uiPriority="99" w:semiHidden="0" w:name="Body Text 3"/>
     <w:lsdException w:uiPriority="99" w:name="Body Text Indent 2"/>
     <w:lsdException w:uiPriority="99" w:name="Body Text Indent 3"/>
@@ -3580,7 +3679,7 @@
     <w:lsdException w:uiPriority="99" w:name="Table Theme"/>
     <w:lsdException w:qFormat="1" w:unhideWhenUsed="0" w:uiPriority="1" w:semiHidden="0" w:name="No Spacing"/>
     <w:lsdException w:unhideWhenUsed="0" w:uiPriority="60" w:semiHidden="0" w:name="Light Shading"/>
-    <w:lsdException w:unhideWhenUsed="0" w:uiPriority="61" w:semiHidden="0" w:name="Light List"/>
+    <w:lsdException w:qFormat="1" w:unhideWhenUsed="0" w:uiPriority="61" w:semiHidden="0" w:name="Light List"/>
     <w:lsdException w:unhideWhenUsed="0" w:uiPriority="62" w:semiHidden="0" w:name="Light Grid"/>
     <w:lsdException w:unhideWhenUsed="0" w:uiPriority="63" w:semiHidden="0" w:name="Medium Shading 1"/>
     <w:lsdException w:unhideWhenUsed="0" w:uiPriority="64" w:semiHidden="0" w:name="Medium Shading 2"/>
@@ -3588,10 +3687,10 @@
     <w:lsdException w:unhideWhenUsed="0" w:uiPriority="66" w:semiHidden="0" w:name="Medium List 2"/>
     <w:lsdException w:unhideWhenUsed="0" w:uiPriority="67" w:semiHidden="0" w:name="Medium Grid 1"/>
     <w:lsdException w:unhideWhenUsed="0" w:uiPriority="68" w:semiHidden="0" w:name="Medium Grid 2"/>
-    <w:lsdException w:unhideWhenUsed="0" w:uiPriority="69" w:semiHidden="0" w:name="Medium Grid 3"/>
-    <w:lsdException w:unhideWhenUsed="0" w:uiPriority="70" w:semiHidden="0" w:name="Dark List"/>
+    <w:lsdException w:qFormat="1" w:unhideWhenUsed="0" w:uiPriority="69" w:semiHidden="0" w:name="Medium Grid 3"/>
+    <w:lsdException w:qFormat="1" w:unhideWhenUsed="0" w:uiPriority="70" w:semiHidden="0" w:name="Dark List"/>
     <w:lsdException w:unhideWhenUsed="0" w:uiPriority="71" w:semiHidden="0" w:name="Colorful Shading"/>
-    <w:lsdException w:unhideWhenUsed="0" w:uiPriority="72" w:semiHidden="0" w:name="Colorful List"/>
+    <w:lsdException w:qFormat="1" w:unhideWhenUsed="0" w:uiPriority="72" w:semiHidden="0" w:name="Colorful List"/>
     <w:lsdException w:unhideWhenUsed="0" w:uiPriority="73" w:semiHidden="0" w:name="Colorful Grid"/>
     <w:lsdException w:unhideWhenUsed="0" w:uiPriority="60" w:semiHidden="0" w:name="Light Shading Accent 1"/>
     <w:lsdException w:unhideWhenUsed="0" w:uiPriority="61" w:semiHidden="0" w:name="Light List Accent 1"/>
@@ -3604,67 +3703,67 @@
     <w:lsdException w:qFormat="1" w:unhideWhenUsed="0" w:uiPriority="30" w:semiHidden="0" w:name="Intense Quote"/>
     <w:lsdException w:unhideWhenUsed="0" w:uiPriority="66" w:semiHidden="0" w:name="Medium List 2 Accent 1"/>
     <w:lsdException w:unhideWhenUsed="0" w:uiPriority="67" w:semiHidden="0" w:name="Medium Grid 1 Accent 1"/>
-    <w:lsdException w:unhideWhenUsed="0" w:uiPriority="68" w:semiHidden="0" w:name="Medium Grid 2 Accent 1"/>
-    <w:lsdException w:unhideWhenUsed="0" w:uiPriority="69" w:semiHidden="0" w:name="Medium Grid 3 Accent 1"/>
-    <w:lsdException w:unhideWhenUsed="0" w:uiPriority="70" w:semiHidden="0" w:name="Dark List Accent 1"/>
-    <w:lsdException w:unhideWhenUsed="0" w:uiPriority="71" w:semiHidden="0" w:name="Colorful Shading Accent 1"/>
-    <w:lsdException w:unhideWhenUsed="0" w:uiPriority="72" w:semiHidden="0" w:name="Colorful List Accent 1"/>
-    <w:lsdException w:unhideWhenUsed="0" w:uiPriority="73" w:semiHidden="0" w:name="Colorful Grid Accent 1"/>
+    <w:lsdException w:qFormat="1" w:unhideWhenUsed="0" w:uiPriority="68" w:semiHidden="0" w:name="Medium Grid 2 Accent 1"/>
+    <w:lsdException w:qFormat="1" w:unhideWhenUsed="0" w:uiPriority="69" w:semiHidden="0" w:name="Medium Grid 3 Accent 1"/>
+    <w:lsdException w:qFormat="1" w:unhideWhenUsed="0" w:uiPriority="70" w:semiHidden="0" w:name="Dark List Accent 1"/>
+    <w:lsdException w:qFormat="1" w:unhideWhenUsed="0" w:uiPriority="71" w:semiHidden="0" w:name="Colorful Shading Accent 1"/>
+    <w:lsdException w:qFormat="1" w:unhideWhenUsed="0" w:uiPriority="72" w:semiHidden="0" w:name="Colorful List Accent 1"/>
+    <w:lsdException w:qFormat="1" w:unhideWhenUsed="0" w:uiPriority="73" w:semiHidden="0" w:name="Colorful Grid Accent 1"/>
     <w:lsdException w:unhideWhenUsed="0" w:uiPriority="60" w:semiHidden="0" w:name="Light Shading Accent 2"/>
     <w:lsdException w:unhideWhenUsed="0" w:uiPriority="61" w:semiHidden="0" w:name="Light List Accent 2"/>
     <w:lsdException w:unhideWhenUsed="0" w:uiPriority="62" w:semiHidden="0" w:name="Light Grid Accent 2"/>
     <w:lsdException w:unhideWhenUsed="0" w:uiPriority="63" w:semiHidden="0" w:name="Medium Shading 1 Accent 2"/>
     <w:lsdException w:unhideWhenUsed="0" w:uiPriority="64" w:semiHidden="0" w:name="Medium Shading 2 Accent 2"/>
     <w:lsdException w:unhideWhenUsed="0" w:uiPriority="65" w:semiHidden="0" w:name="Medium List 1 Accent 2"/>
-    <w:lsdException w:unhideWhenUsed="0" w:uiPriority="66" w:semiHidden="0" w:name="Medium List 2 Accent 2"/>
+    <w:lsdException w:qFormat="1" w:unhideWhenUsed="0" w:uiPriority="66" w:semiHidden="0" w:name="Medium List 2 Accent 2"/>
     <w:lsdException w:unhideWhenUsed="0" w:uiPriority="67" w:semiHidden="0" w:name="Medium Grid 1 Accent 2"/>
-    <w:lsdException w:unhideWhenUsed="0" w:uiPriority="68" w:semiHidden="0" w:name="Medium Grid 2 Accent 2"/>
-    <w:lsdException w:unhideWhenUsed="0" w:uiPriority="69" w:semiHidden="0" w:name="Medium Grid 3 Accent 2"/>
-    <w:lsdException w:unhideWhenUsed="0" w:uiPriority="70" w:semiHidden="0" w:name="Dark List Accent 2"/>
-    <w:lsdException w:unhideWhenUsed="0" w:uiPriority="71" w:semiHidden="0" w:name="Colorful Shading Accent 2"/>
-    <w:lsdException w:unhideWhenUsed="0" w:uiPriority="72" w:semiHidden="0" w:name="Colorful List Accent 2"/>
+    <w:lsdException w:qFormat="1" w:unhideWhenUsed="0" w:uiPriority="68" w:semiHidden="0" w:name="Medium Grid 2 Accent 2"/>
+    <w:lsdException w:qFormat="1" w:unhideWhenUsed="0" w:uiPriority="69" w:semiHidden="0" w:name="Medium Grid 3 Accent 2"/>
+    <w:lsdException w:qFormat="1" w:unhideWhenUsed="0" w:uiPriority="70" w:semiHidden="0" w:name="Dark List Accent 2"/>
+    <w:lsdException w:qFormat="1" w:unhideWhenUsed="0" w:uiPriority="71" w:semiHidden="0" w:name="Colorful Shading Accent 2"/>
+    <w:lsdException w:qFormat="1" w:unhideWhenUsed="0" w:uiPriority="72" w:semiHidden="0" w:name="Colorful List Accent 2"/>
     <w:lsdException w:unhideWhenUsed="0" w:uiPriority="73" w:semiHidden="0" w:name="Colorful Grid Accent 2"/>
     <w:lsdException w:unhideWhenUsed="0" w:uiPriority="60" w:semiHidden="0" w:name="Light Shading Accent 3"/>
     <w:lsdException w:unhideWhenUsed="0" w:uiPriority="61" w:semiHidden="0" w:name="Light List Accent 3"/>
     <w:lsdException w:unhideWhenUsed="0" w:uiPriority="62" w:semiHidden="0" w:name="Light Grid Accent 3"/>
-    <w:lsdException w:unhideWhenUsed="0" w:uiPriority="63" w:semiHidden="0" w:name="Medium Shading 1 Accent 3"/>
-    <w:lsdException w:unhideWhenUsed="0" w:uiPriority="64" w:semiHidden="0" w:name="Medium Shading 2 Accent 3"/>
-    <w:lsdException w:qFormat="1" w:unhideWhenUsed="0" w:uiPriority="65" w:semiHidden="0" w:name="Medium List 1 Accent 3"/>
+    <w:lsdException w:qFormat="1" w:unhideWhenUsed="0" w:uiPriority="63" w:semiHidden="0" w:name="Medium Shading 1 Accent 3"/>
+    <w:lsdException w:qFormat="1" w:unhideWhenUsed="0" w:uiPriority="64" w:semiHidden="0" w:name="Medium Shading 2 Accent 3"/>
+    <w:lsdException w:unhideWhenUsed="0" w:uiPriority="65" w:semiHidden="0" w:name="Medium List 1 Accent 3"/>
     <w:lsdException w:unhideWhenUsed="0" w:uiPriority="66" w:semiHidden="0" w:name="Medium List 2 Accent 3"/>
     <w:lsdException w:unhideWhenUsed="0" w:uiPriority="67" w:semiHidden="0" w:name="Medium Grid 1 Accent 3"/>
     <w:lsdException w:unhideWhenUsed="0" w:uiPriority="68" w:semiHidden="0" w:name="Medium Grid 2 Accent 3"/>
     <w:lsdException w:unhideWhenUsed="0" w:uiPriority="69" w:semiHidden="0" w:name="Medium Grid 3 Accent 3"/>
     <w:lsdException w:unhideWhenUsed="0" w:uiPriority="70" w:semiHidden="0" w:name="Dark List Accent 3"/>
-    <w:lsdException w:unhideWhenUsed="0" w:uiPriority="71" w:semiHidden="0" w:name="Colorful Shading Accent 3"/>
+    <w:lsdException w:qFormat="1" w:unhideWhenUsed="0" w:uiPriority="71" w:semiHidden="0" w:name="Colorful Shading Accent 3"/>
     <w:lsdException w:unhideWhenUsed="0" w:uiPriority="72" w:semiHidden="0" w:name="Colorful List Accent 3"/>
     <w:lsdException w:unhideWhenUsed="0" w:uiPriority="73" w:semiHidden="0" w:name="Colorful Grid Accent 3"/>
-    <w:lsdException w:unhideWhenUsed="0" w:uiPriority="60" w:semiHidden="0" w:name="Light Shading Accent 4"/>
+    <w:lsdException w:qFormat="1" w:unhideWhenUsed="0" w:uiPriority="60" w:semiHidden="0" w:name="Light Shading Accent 4"/>
     <w:lsdException w:unhideWhenUsed="0" w:uiPriority="61" w:semiHidden="0" w:name="Light List Accent 4"/>
-    <w:lsdException w:unhideWhenUsed="0" w:uiPriority="62" w:semiHidden="0" w:name="Light Grid Accent 4"/>
+    <w:lsdException w:qFormat="1" w:unhideWhenUsed="0" w:uiPriority="62" w:semiHidden="0" w:name="Light Grid Accent 4"/>
     <w:lsdException w:unhideWhenUsed="0" w:uiPriority="63" w:semiHidden="0" w:name="Medium Shading 1 Accent 4"/>
     <w:lsdException w:unhideWhenUsed="0" w:uiPriority="64" w:semiHidden="0" w:name="Medium Shading 2 Accent 4"/>
     <w:lsdException w:unhideWhenUsed="0" w:uiPriority="65" w:semiHidden="0" w:name="Medium List 1 Accent 4"/>
     <w:lsdException w:unhideWhenUsed="0" w:uiPriority="66" w:semiHidden="0" w:name="Medium List 2 Accent 4"/>
     <w:lsdException w:unhideWhenUsed="0" w:uiPriority="67" w:semiHidden="0" w:name="Medium Grid 1 Accent 4"/>
-    <w:lsdException w:unhideWhenUsed="0" w:uiPriority="68" w:semiHidden="0" w:name="Medium Grid 2 Accent 4"/>
-    <w:lsdException w:unhideWhenUsed="0" w:uiPriority="69" w:semiHidden="0" w:name="Medium Grid 3 Accent 4"/>
+    <w:lsdException w:qFormat="1" w:unhideWhenUsed="0" w:uiPriority="68" w:semiHidden="0" w:name="Medium Grid 2 Accent 4"/>
+    <w:lsdException w:qFormat="1" w:unhideWhenUsed="0" w:uiPriority="69" w:semiHidden="0" w:name="Medium Grid 3 Accent 4"/>
     <w:lsdException w:unhideWhenUsed="0" w:uiPriority="70" w:semiHidden="0" w:name="Dark List Accent 4"/>
-    <w:lsdException w:unhideWhenUsed="0" w:uiPriority="71" w:semiHidden="0" w:name="Colorful Shading Accent 4"/>
+    <w:lsdException w:qFormat="1" w:unhideWhenUsed="0" w:uiPriority="71" w:semiHidden="0" w:name="Colorful Shading Accent 4"/>
     <w:lsdException w:unhideWhenUsed="0" w:uiPriority="72" w:semiHidden="0" w:name="Colorful List Accent 4"/>
     <w:lsdException w:unhideWhenUsed="0" w:uiPriority="73" w:semiHidden="0" w:name="Colorful Grid Accent 4"/>
     <w:lsdException w:unhideWhenUsed="0" w:uiPriority="60" w:semiHidden="0" w:name="Light Shading Accent 5"/>
     <w:lsdException w:unhideWhenUsed="0" w:uiPriority="61" w:semiHidden="0" w:name="Light List Accent 5"/>
-    <w:lsdException w:unhideWhenUsed="0" w:uiPriority="62" w:semiHidden="0" w:name="Light Grid Accent 5"/>
+    <w:lsdException w:qFormat="1" w:unhideWhenUsed="0" w:uiPriority="62" w:semiHidden="0" w:name="Light Grid Accent 5"/>
     <w:lsdException w:unhideWhenUsed="0" w:uiPriority="63" w:semiHidden="0" w:name="Medium Shading 1 Accent 5"/>
-    <w:lsdException w:unhideWhenUsed="0" w:uiPriority="64" w:semiHidden="0" w:name="Medium Shading 2 Accent 5"/>
+    <w:lsdException w:qFormat="1" w:unhideWhenUsed="0" w:uiPriority="64" w:semiHidden="0" w:name="Medium Shading 2 Accent 5"/>
     <w:lsdException w:unhideWhenUsed="0" w:uiPriority="65" w:semiHidden="0" w:name="Medium List 1 Accent 5"/>
     <w:lsdException w:unhideWhenUsed="0" w:uiPriority="66" w:semiHidden="0" w:name="Medium List 2 Accent 5"/>
     <w:lsdException w:unhideWhenUsed="0" w:uiPriority="67" w:semiHidden="0" w:name="Medium Grid 1 Accent 5"/>
     <w:lsdException w:unhideWhenUsed="0" w:uiPriority="68" w:semiHidden="0" w:name="Medium Grid 2 Accent 5"/>
-    <w:lsdException w:unhideWhenUsed="0" w:uiPriority="69" w:semiHidden="0" w:name="Medium Grid 3 Accent 5"/>
-    <w:lsdException w:unhideWhenUsed="0" w:uiPriority="70" w:semiHidden="0" w:name="Dark List Accent 5"/>
+    <w:lsdException w:qFormat="1" w:unhideWhenUsed="0" w:uiPriority="69" w:semiHidden="0" w:name="Medium Grid 3 Accent 5"/>
+    <w:lsdException w:qFormat="1" w:unhideWhenUsed="0" w:uiPriority="70" w:semiHidden="0" w:name="Dark List Accent 5"/>
     <w:lsdException w:unhideWhenUsed="0" w:uiPriority="71" w:semiHidden="0" w:name="Colorful Shading Accent 5"/>
-    <w:lsdException w:unhideWhenUsed="0" w:uiPriority="72" w:semiHidden="0" w:name="Colorful List Accent 5"/>
+    <w:lsdException w:qFormat="1" w:unhideWhenUsed="0" w:uiPriority="72" w:semiHidden="0" w:name="Colorful List Accent 5"/>
     <w:lsdException w:unhideWhenUsed="0" w:uiPriority="73" w:semiHidden="0" w:name="Colorful Grid Accent 5"/>
     <w:lsdException w:unhideWhenUsed="0" w:uiPriority="60" w:semiHidden="0" w:name="Light Shading Accent 6"/>
     <w:lsdException w:unhideWhenUsed="0" w:uiPriority="61" w:semiHidden="0" w:name="Light List Accent 6"/>
@@ -3673,13 +3772,13 @@
     <w:lsdException w:unhideWhenUsed="0" w:uiPriority="64" w:semiHidden="0" w:name="Medium Shading 2 Accent 6"/>
     <w:lsdException w:unhideWhenUsed="0" w:uiPriority="65" w:semiHidden="0" w:name="Medium List 1 Accent 6"/>
     <w:lsdException w:unhideWhenUsed="0" w:uiPriority="66" w:semiHidden="0" w:name="Medium List 2 Accent 6"/>
-    <w:lsdException w:unhideWhenUsed="0" w:uiPriority="67" w:semiHidden="0" w:name="Medium Grid 1 Accent 6"/>
+    <w:lsdException w:qFormat="1" w:unhideWhenUsed="0" w:uiPriority="67" w:semiHidden="0" w:name="Medium Grid 1 Accent 6"/>
     <w:lsdException w:unhideWhenUsed="0" w:uiPriority="68" w:semiHidden="0" w:name="Medium Grid 2 Accent 6"/>
     <w:lsdException w:unhideWhenUsed="0" w:uiPriority="69" w:semiHidden="0" w:name="Medium Grid 3 Accent 6"/>
     <w:lsdException w:unhideWhenUsed="0" w:uiPriority="70" w:semiHidden="0" w:name="Dark List Accent 6"/>
-    <w:lsdException w:unhideWhenUsed="0" w:uiPriority="71" w:semiHidden="0" w:name="Colorful Shading Accent 6"/>
+    <w:lsdException w:qFormat="1" w:unhideWhenUsed="0" w:uiPriority="71" w:semiHidden="0" w:name="Colorful Shading Accent 6"/>
     <w:lsdException w:unhideWhenUsed="0" w:uiPriority="72" w:semiHidden="0" w:name="Colorful List Accent 6"/>
-    <w:lsdException w:unhideWhenUsed="0" w:uiPriority="73" w:semiHidden="0" w:name="Colorful Grid Accent 6"/>
+    <w:lsdException w:qFormat="1" w:unhideWhenUsed="0" w:uiPriority="73" w:semiHidden="0" w:name="Colorful Grid Accent 6"/>
   </w:latentStyles>
   <w:style w:type="paragraph" w:default="1" w:styleId="1">
     <w:name w:val="Normal"/>
@@ -3699,7 +3798,7 @@
     <w:name w:val="heading 1"/>
     <w:basedOn w:val="1"/>
     <w:next w:val="1"/>
-    <w:link w:val="138"/>
+    <w:link w:val="139"/>
     <w:qFormat/>
     <w:uiPriority w:val="9"/>
     <w:pPr>
@@ -3713,7 +3812,7 @@
       <w:b/>
       <w:bCs/>
       <w:color w:val="376092" w:themeColor="accent1" w:themeShade="BF"/>
-      <w:sz w:val="30"/>
+      <w:sz w:val="28"/>
       <w:szCs w:val="28"/>
     </w:rPr>
   </w:style>
@@ -3721,7 +3820,7 @@
     <w:name w:val="heading 2"/>
     <w:basedOn w:val="1"/>
     <w:next w:val="1"/>
-    <w:link w:val="139"/>
+    <w:link w:val="140"/>
     <w:unhideWhenUsed/>
     <w:qFormat/>
     <w:uiPriority w:val="9"/>
@@ -3736,7 +3835,7 @@
       <w:b/>
       <w:bCs/>
       <w:color w:val="4F81BD" w:themeColor="accent1"/>
-      <w:sz w:val="25"/>
+      <w:sz w:val="26"/>
       <w:szCs w:val="26"/>
       <w14:textFill>
         <w14:solidFill>
@@ -3749,7 +3848,7 @@
     <w:name w:val="heading 3"/>
     <w:basedOn w:val="1"/>
     <w:next w:val="1"/>
-    <w:link w:val="140"/>
+    <w:link w:val="141"/>
     <w:unhideWhenUsed/>
     <w:qFormat/>
     <w:uiPriority w:val="9"/>
@@ -3764,7 +3863,6 @@
       <w:b/>
       <w:bCs/>
       <w:color w:val="4F81BD" w:themeColor="accent1"/>
-      <w:sz w:val="23"/>
       <w14:textFill>
         <w14:solidFill>
           <w14:schemeClr w14:val="accent1"/>
@@ -3776,7 +3874,7 @@
     <w:name w:val="heading 4"/>
     <w:basedOn w:val="1"/>
     <w:next w:val="1"/>
-    <w:link w:val="150"/>
+    <w:link w:val="151"/>
     <w:semiHidden/>
     <w:unhideWhenUsed/>
     <w:qFormat/>
@@ -3805,7 +3903,7 @@
     <w:name w:val="heading 5"/>
     <w:basedOn w:val="1"/>
     <w:next w:val="1"/>
-    <w:link w:val="151"/>
+    <w:link w:val="152"/>
     <w:semiHidden/>
     <w:unhideWhenUsed/>
     <w:qFormat/>
@@ -3825,7 +3923,7 @@
     <w:name w:val="heading 6"/>
     <w:basedOn w:val="1"/>
     <w:next w:val="1"/>
-    <w:link w:val="152"/>
+    <w:link w:val="153"/>
     <w:semiHidden/>
     <w:unhideWhenUsed/>
     <w:qFormat/>
@@ -3847,7 +3945,7 @@
     <w:name w:val="heading 7"/>
     <w:basedOn w:val="1"/>
     <w:next w:val="1"/>
-    <w:link w:val="153"/>
+    <w:link w:val="154"/>
     <w:semiHidden/>
     <w:unhideWhenUsed/>
     <w:qFormat/>
@@ -3877,7 +3975,7 @@
     <w:name w:val="heading 8"/>
     <w:basedOn w:val="1"/>
     <w:next w:val="1"/>
-    <w:link w:val="154"/>
+    <w:link w:val="155"/>
     <w:semiHidden/>
     <w:unhideWhenUsed/>
     <w:qFormat/>
@@ -3904,7 +4002,7 @@
     <w:name w:val="heading 9"/>
     <w:basedOn w:val="1"/>
     <w:next w:val="1"/>
-    <w:link w:val="155"/>
+    <w:link w:val="156"/>
     <w:semiHidden/>
     <w:unhideWhenUsed/>
     <w:qFormat/>
@@ -3936,6 +4034,7 @@
     <w:name w:val="Default Paragraph Font"/>
     <w:semiHidden/>
     <w:unhideWhenUsed/>
+    <w:qFormat/>
     <w:uiPriority w:val="1"/>
   </w:style>
   <w:style w:type="table" w:default="1" w:styleId="32">
@@ -3954,7 +4053,7 @@
   </w:style>
   <w:style w:type="paragraph" w:styleId="2">
     <w:name w:val="macro"/>
-    <w:link w:val="147"/>
+    <w:link w:val="148"/>
     <w:unhideWhenUsed/>
     <w:uiPriority w:val="99"/>
     <w:pPr>
@@ -3980,6 +4079,7 @@
     <w:name w:val="List 3"/>
     <w:basedOn w:val="1"/>
     <w:unhideWhenUsed/>
+    <w:qFormat/>
     <w:uiPriority w:val="99"/>
     <w:pPr>
       <w:ind w:left="1080" w:hanging="360"/>
@@ -4011,10 +4111,6 @@
       </w:numPr>
       <w:contextualSpacing/>
     </w:pPr>
-    <w:rPr>
-      <w:rFonts w:ascii="微软雅黑" w:hAnsi="微软雅黑" w:eastAsia="微软雅黑"/>
-      <w:sz w:val="21"/>
-    </w:rPr>
   </w:style>
   <w:style w:type="paragraph" w:styleId="15">
     <w:name w:val="caption"/>
@@ -4052,15 +4148,11 @@
       </w:numPr>
       <w:contextualSpacing/>
     </w:pPr>
-    <w:rPr>
-      <w:rFonts w:ascii="微软雅黑" w:hAnsi="微软雅黑" w:eastAsia="微软雅黑"/>
-      <w:sz w:val="21"/>
-    </w:rPr>
   </w:style>
   <w:style w:type="paragraph" w:styleId="17">
     <w:name w:val="Body Text 3"/>
     <w:basedOn w:val="1"/>
-    <w:link w:val="146"/>
+    <w:link w:val="147"/>
     <w:unhideWhenUsed/>
     <w:uiPriority w:val="99"/>
     <w:pPr>
@@ -4075,6 +4167,7 @@
     <w:name w:val="List Bullet 3"/>
     <w:basedOn w:val="1"/>
     <w:unhideWhenUsed/>
+    <w:qFormat/>
     <w:uiPriority w:val="99"/>
     <w:pPr>
       <w:numPr>
@@ -4087,8 +4180,9 @@
   <w:style w:type="paragraph" w:styleId="19">
     <w:name w:val="Body Text"/>
     <w:basedOn w:val="1"/>
-    <w:link w:val="144"/>
+    <w:link w:val="145"/>
     <w:unhideWhenUsed/>
+    <w:qFormat/>
     <w:uiPriority w:val="99"/>
     <w:pPr>
       <w:spacing w:after="120"/>
@@ -4111,6 +4205,7 @@
     <w:name w:val="List 2"/>
     <w:basedOn w:val="1"/>
     <w:unhideWhenUsed/>
+    <w:qFormat/>
     <w:uiPriority w:val="99"/>
     <w:pPr>
       <w:ind w:left="720" w:hanging="360"/>
@@ -4144,8 +4239,9 @@
   <w:style w:type="paragraph" w:styleId="24">
     <w:name w:val="footer"/>
     <w:basedOn w:val="1"/>
-    <w:link w:val="136"/>
+    <w:link w:val="137"/>
     <w:unhideWhenUsed/>
+    <w:qFormat/>
     <w:uiPriority w:val="99"/>
     <w:pPr>
       <w:tabs>
@@ -4158,8 +4254,9 @@
   <w:style w:type="paragraph" w:styleId="25">
     <w:name w:val="header"/>
     <w:basedOn w:val="1"/>
-    <w:link w:val="135"/>
+    <w:link w:val="136"/>
     <w:unhideWhenUsed/>
+    <w:qFormat/>
     <w:uiPriority w:val="99"/>
     <w:pPr>
       <w:tabs>
@@ -4173,17 +4270,22 @@
     <w:name w:val="Subtitle"/>
     <w:basedOn w:val="1"/>
     <w:next w:val="1"/>
-    <w:link w:val="142"/>
+    <w:link w:val="143"/>
     <w:qFormat/>
     <w:uiPriority w:val="11"/>
     <w:rPr>
       <w:rFonts w:asciiTheme="majorHAnsi" w:hAnsiTheme="majorHAnsi" w:eastAsiaTheme="majorEastAsia" w:cstheme="majorBidi"/>
       <w:i/>
       <w:iCs/>
-      <w:color w:val="5F5F5F"/>
+      <w:color w:val="4F81BD" w:themeColor="accent1"/>
       <w:spacing w:val="15"/>
-      <w:sz w:val="22"/>
+      <w:sz w:val="24"/>
       <w:szCs w:val="24"/>
+      <w14:textFill>
+        <w14:solidFill>
+          <w14:schemeClr w14:val="accent1"/>
+        </w14:solidFill>
+      </w14:textFill>
     </w:rPr>
   </w:style>
   <w:style w:type="paragraph" w:styleId="27">
@@ -4199,8 +4301,9 @@
   <w:style w:type="paragraph" w:styleId="28">
     <w:name w:val="Body Text 2"/>
     <w:basedOn w:val="1"/>
-    <w:link w:val="145"/>
+    <w:link w:val="146"/>
     <w:unhideWhenUsed/>
+    <w:qFormat/>
     <w:uiPriority w:val="99"/>
     <w:pPr>
       <w:spacing w:after="120" w:line="480" w:lineRule="auto"/>
@@ -4232,7 +4335,7 @@
     <w:name w:val="Title"/>
     <w:basedOn w:val="1"/>
     <w:next w:val="1"/>
-    <w:link w:val="141"/>
+    <w:link w:val="142"/>
     <w:qFormat/>
     <w:uiPriority w:val="10"/>
     <w:pPr>
@@ -4244,11 +4347,10 @@
     </w:pPr>
     <w:rPr>
       <w:rFonts w:asciiTheme="majorHAnsi" w:hAnsiTheme="majorHAnsi" w:eastAsiaTheme="majorEastAsia" w:cstheme="majorBidi"/>
-      <w:b/>
       <w:color w:val="17375E" w:themeColor="text2" w:themeShade="BF"/>
       <w:spacing w:val="5"/>
       <w:kern w:val="28"/>
-      <w:sz w:val="44"/>
+      <w:sz w:val="52"/>
       <w:szCs w:val="52"/>
     </w:rPr>
   </w:style>
@@ -4675,6 +4777,7 @@
   <w:style w:type="table" w:styleId="38">
     <w:name w:val="Light Shading Accent 4"/>
     <w:basedOn w:val="32"/>
+    <w:qFormat/>
     <w:uiPriority w:val="60"/>
     <w:pPr>
       <w:spacing w:after="0" w:line="240" w:lineRule="auto"/>
@@ -4972,6 +5075,7 @@
   <w:style w:type="table" w:styleId="41">
     <w:name w:val="Light List"/>
     <w:basedOn w:val="32"/>
+    <w:qFormat/>
     <w:uiPriority w:val="61"/>
     <w:pPr>
       <w:spacing w:after="0" w:line="240" w:lineRule="auto"/>
@@ -6127,6 +6231,7 @@
   <w:style w:type="table" w:styleId="52">
     <w:name w:val="Light Grid Accent 4"/>
     <w:basedOn w:val="32"/>
+    <w:qFormat/>
     <w:uiPriority w:val="62"/>
     <w:pPr>
       <w:spacing w:after="0" w:line="240" w:lineRule="auto"/>
@@ -6253,6 +6358,7 @@
   <w:style w:type="table" w:styleId="53">
     <w:name w:val="Light Grid Accent 5"/>
     <w:basedOn w:val="32"/>
+    <w:qFormat/>
     <w:uiPriority w:val="62"/>
     <w:pPr>
       <w:spacing w:after="0" w:line="240" w:lineRule="auto"/>
@@ -6826,6 +6932,7 @@
   <w:style w:type="table" w:styleId="58">
     <w:name w:val="Medium Shading 1 Accent 3"/>
     <w:basedOn w:val="32"/>
+    <w:qFormat/>
     <w:uiPriority w:val="63"/>
     <w:pPr>
       <w:spacing w:after="0" w:line="240" w:lineRule="auto"/>
@@ -7749,6 +7856,7 @@
   <w:style w:type="table" w:styleId="65">
     <w:name w:val="Medium Shading 2 Accent 3"/>
     <w:basedOn w:val="32"/>
+    <w:qFormat/>
     <w:uiPriority w:val="64"/>
     <w:pPr>
       <w:spacing w:after="0" w:line="240" w:lineRule="auto"/>
@@ -8079,6 +8187,7 @@
   <w:style w:type="table" w:styleId="67">
     <w:name w:val="Medium Shading 2 Accent 5"/>
     <w:basedOn w:val="32"/>
+    <w:qFormat/>
     <w:uiPriority w:val="64"/>
     <w:pPr>
       <w:spacing w:after="0" w:line="240" w:lineRule="auto"/>
@@ -8679,7 +8788,6 @@
   <w:style w:type="table" w:styleId="72">
     <w:name w:val="Medium List 1 Accent 3"/>
     <w:basedOn w:val="32"/>
-    <w:qFormat/>
     <w:uiPriority w:val="65"/>
     <w:pPr>
       <w:spacing w:after="0" w:line="240" w:lineRule="auto"/>
@@ -9298,6 +9406,7 @@
   <w:style w:type="table" w:styleId="78">
     <w:name w:val="Medium List 2 Accent 2"/>
     <w:basedOn w:val="32"/>
+    <w:qFormat/>
     <w:uiPriority w:val="66"/>
     <w:pPr>
       <w:spacing w:after="0" w:line="240" w:lineRule="auto"/>
@@ -10357,6 +10466,7 @@
   <w:style w:type="table" w:styleId="89">
     <w:name w:val="Medium Grid 1 Accent 6"/>
     <w:basedOn w:val="32"/>
+    <w:qFormat/>
     <w:uiPriority w:val="67"/>
     <w:pPr>
       <w:spacing w:after="0" w:line="240" w:lineRule="auto"/>
@@ -10572,6 +10682,7 @@
   <w:style w:type="table" w:styleId="91">
     <w:name w:val="Medium Grid 2 Accent 1"/>
     <w:basedOn w:val="32"/>
+    <w:qFormat/>
     <w:uiPriority w:val="68"/>
     <w:pPr>
       <w:spacing w:after="0" w:line="240" w:lineRule="auto"/>
@@ -10718,6 +10829,7 @@
   <w:style w:type="table" w:styleId="92">
     <w:name w:val="Medium Grid 2 Accent 2"/>
     <w:basedOn w:val="32"/>
+    <w:qFormat/>
     <w:uiPriority w:val="68"/>
     <w:pPr>
       <w:spacing w:after="0" w:line="240" w:lineRule="auto"/>
@@ -11010,6 +11122,7 @@
   <w:style w:type="table" w:styleId="94">
     <w:name w:val="Medium Grid 2 Accent 4"/>
     <w:basedOn w:val="32"/>
+    <w:qFormat/>
     <w:uiPriority w:val="68"/>
     <w:pPr>
       <w:spacing w:after="0" w:line="240" w:lineRule="auto"/>
@@ -11448,6 +11561,7 @@
   <w:style w:type="table" w:styleId="97">
     <w:name w:val="Medium Grid 3"/>
     <w:basedOn w:val="32"/>
+    <w:qFormat/>
     <w:uiPriority w:val="69"/>
     <w:pPr>
       <w:spacing w:after="0" w:line="240" w:lineRule="auto"/>
@@ -11605,6 +11719,7 @@
   <w:style w:type="table" w:styleId="98">
     <w:name w:val="Medium Grid 3 Accent 1"/>
     <w:basedOn w:val="32"/>
+    <w:qFormat/>
     <w:uiPriority w:val="69"/>
     <w:pPr>
       <w:spacing w:after="0" w:line="240" w:lineRule="auto"/>
@@ -11762,6 +11877,7 @@
   <w:style w:type="table" w:styleId="99">
     <w:name w:val="Medium Grid 3 Accent 2"/>
     <w:basedOn w:val="32"/>
+    <w:qFormat/>
     <w:uiPriority w:val="69"/>
     <w:pPr>
       <w:spacing w:after="0" w:line="240" w:lineRule="auto"/>
@@ -12076,6 +12192,7 @@
   <w:style w:type="table" w:styleId="101">
     <w:name w:val="Medium Grid 3 Accent 4"/>
     <w:basedOn w:val="32"/>
+    <w:qFormat/>
     <w:uiPriority w:val="69"/>
     <w:pPr>
       <w:spacing w:after="0" w:line="240" w:lineRule="auto"/>
@@ -12233,6 +12350,7 @@
   <w:style w:type="table" w:styleId="102">
     <w:name w:val="Medium Grid 3 Accent 5"/>
     <w:basedOn w:val="32"/>
+    <w:qFormat/>
     <w:uiPriority w:val="69"/>
     <w:pPr>
       <w:spacing w:after="0" w:line="240" w:lineRule="auto"/>
@@ -12547,6 +12665,7 @@
   <w:style w:type="table" w:styleId="104">
     <w:name w:val="Dark List"/>
     <w:basedOn w:val="32"/>
+    <w:qFormat/>
     <w:uiPriority w:val="70"/>
     <w:pPr>
       <w:spacing w:after="0" w:line="240" w:lineRule="auto"/>
@@ -12662,6 +12781,7 @@
   <w:style w:type="table" w:styleId="105">
     <w:name w:val="Dark List Accent 1"/>
     <w:basedOn w:val="32"/>
+    <w:qFormat/>
     <w:uiPriority w:val="70"/>
     <w:pPr>
       <w:spacing w:after="0" w:line="240" w:lineRule="auto"/>
@@ -12777,6 +12897,7 @@
   <w:style w:type="table" w:styleId="106">
     <w:name w:val="Dark List Accent 2"/>
     <w:basedOn w:val="32"/>
+    <w:qFormat/>
     <w:uiPriority w:val="70"/>
     <w:pPr>
       <w:spacing w:after="0" w:line="240" w:lineRule="auto"/>
@@ -13122,6 +13243,7 @@
   <w:style w:type="table" w:styleId="109">
     <w:name w:val="Dark List Accent 5"/>
     <w:basedOn w:val="32"/>
+    <w:qFormat/>
     <w:uiPriority w:val="70"/>
     <w:pPr>
       <w:spacing w:after="0" w:line="240" w:lineRule="auto"/>
@@ -13500,6 +13622,7 @@
   <w:style w:type="table" w:styleId="112">
     <w:name w:val="Colorful Shading Accent 1"/>
     <w:basedOn w:val="32"/>
+    <w:qFormat/>
     <w:uiPriority w:val="71"/>
     <w:pPr>
       <w:spacing w:after="0" w:line="240" w:lineRule="auto"/>
@@ -13648,6 +13771,7 @@
   <w:style w:type="table" w:styleId="113">
     <w:name w:val="Colorful Shading Accent 2"/>
     <w:basedOn w:val="32"/>
+    <w:qFormat/>
     <w:uiPriority w:val="71"/>
     <w:pPr>
       <w:spacing w:after="0" w:line="240" w:lineRule="auto"/>
@@ -13796,6 +13920,7 @@
   <w:style w:type="table" w:styleId="114">
     <w:name w:val="Colorful Shading Accent 3"/>
     <w:basedOn w:val="32"/>
+    <w:qFormat/>
     <w:uiPriority w:val="71"/>
     <w:pPr>
       <w:spacing w:after="0" w:line="240" w:lineRule="auto"/>
@@ -13924,6 +14049,7 @@
   <w:style w:type="table" w:styleId="115">
     <w:name w:val="Colorful Shading Accent 4"/>
     <w:basedOn w:val="32"/>
+    <w:qFormat/>
     <w:uiPriority w:val="71"/>
     <w:pPr>
       <w:spacing w:after="0" w:line="240" w:lineRule="auto"/>
@@ -14220,6 +14346,7 @@
   <w:style w:type="table" w:styleId="117">
     <w:name w:val="Colorful Shading Accent 6"/>
     <w:basedOn w:val="32"/>
+    <w:qFormat/>
     <w:uiPriority w:val="71"/>
     <w:pPr>
       <w:spacing w:after="0" w:line="240" w:lineRule="auto"/>
@@ -14368,6 +14495,7 @@
   <w:style w:type="table" w:styleId="118">
     <w:name w:val="Colorful List"/>
     <w:basedOn w:val="32"/>
+    <w:qFormat/>
     <w:uiPriority w:val="72"/>
     <w:pPr>
       <w:spacing w:after="0" w:line="240" w:lineRule="auto"/>
@@ -14460,6 +14588,7 @@
   <w:style w:type="table" w:styleId="119">
     <w:name w:val="Colorful List Accent 1"/>
     <w:basedOn w:val="32"/>
+    <w:qFormat/>
     <w:uiPriority w:val="72"/>
     <w:pPr>
       <w:spacing w:after="0" w:line="240" w:lineRule="auto"/>
@@ -14552,6 +14681,7 @@
   <w:style w:type="table" w:styleId="120">
     <w:name w:val="Colorful List Accent 2"/>
     <w:basedOn w:val="32"/>
+    <w:qFormat/>
     <w:uiPriority w:val="72"/>
     <w:pPr>
       <w:spacing w:after="0" w:line="240" w:lineRule="auto"/>
@@ -14828,6 +14958,7 @@
   <w:style w:type="table" w:styleId="123">
     <w:name w:val="Colorful List Accent 5"/>
     <w:basedOn w:val="32"/>
+    <w:qFormat/>
     <w:uiPriority w:val="72"/>
     <w:pPr>
       <w:spacing w:after="0" w:line="240" w:lineRule="auto"/>
@@ -15108,6 +15239,7 @@
   <w:style w:type="table" w:styleId="126">
     <w:name w:val="Colorful Grid Accent 1"/>
     <w:basedOn w:val="32"/>
+    <w:qFormat/>
     <w:uiPriority w:val="73"/>
     <w:pPr>
       <w:spacing w:after="0" w:line="240" w:lineRule="auto"/>
@@ -15588,6 +15720,7 @@
   <w:style w:type="table" w:styleId="131">
     <w:name w:val="Colorful Grid Accent 6"/>
     <w:basedOn w:val="32"/>
+    <w:qFormat/>
     <w:uiPriority w:val="73"/>
     <w:pPr>
       <w:spacing w:after="0" w:line="240" w:lineRule="auto"/>
@@ -15701,20 +15834,32 @@
       <w:iCs/>
     </w:rPr>
   </w:style>
-  <w:style w:type="character" w:customStyle="1" w:styleId="135">
+  <w:style w:type="character" w:styleId="135">
+    <w:name w:val="Hyperlink"/>
+    <w:basedOn w:val="132"/>
+    <w:semiHidden/>
+    <w:unhideWhenUsed/>
+    <w:uiPriority w:val="99"/>
+    <w:rPr>
+      <w:color w:val="0000FF"/>
+      <w:u w:val="single"/>
+    </w:rPr>
+  </w:style>
+  <w:style w:type="character" w:customStyle="1" w:styleId="136">
     <w:name w:val="Header Char"/>
     <w:basedOn w:val="132"/>
     <w:link w:val="25"/>
     <w:qFormat/>
     <w:uiPriority w:val="99"/>
   </w:style>
-  <w:style w:type="character" w:customStyle="1" w:styleId="136">
+  <w:style w:type="character" w:customStyle="1" w:styleId="137">
     <w:name w:val="Footer Char"/>
     <w:basedOn w:val="132"/>
     <w:link w:val="24"/>
+    <w:qFormat/>
     <w:uiPriority w:val="99"/>
   </w:style>
-  <w:style w:type="paragraph" w:styleId="137">
+  <w:style w:type="paragraph" w:styleId="138">
     <w:name w:val="No Spacing"/>
     <w:qFormat/>
     <w:uiPriority w:val="1"/>
@@ -15728,10 +15873,11 @@
       <w:lang w:val="en-US" w:eastAsia="en-US" w:bidi="ar-SA"/>
     </w:rPr>
   </w:style>
-  <w:style w:type="character" w:customStyle="1" w:styleId="138">
+  <w:style w:type="character" w:customStyle="1" w:styleId="139">
     <w:name w:val="Heading 1 Char"/>
     <w:basedOn w:val="132"/>
     <w:link w:val="3"/>
+    <w:qFormat/>
     <w:uiPriority w:val="9"/>
     <w:rPr>
       <w:rFonts w:asciiTheme="majorHAnsi" w:hAnsiTheme="majorHAnsi" w:eastAsiaTheme="majorEastAsia" w:cstheme="majorBidi"/>
@@ -15742,10 +15888,11 @@
       <w:szCs w:val="28"/>
     </w:rPr>
   </w:style>
-  <w:style w:type="character" w:customStyle="1" w:styleId="139">
+  <w:style w:type="character" w:customStyle="1" w:styleId="140">
     <w:name w:val="Heading 2 Char"/>
     <w:basedOn w:val="132"/>
     <w:link w:val="4"/>
+    <w:qFormat/>
     <w:uiPriority w:val="9"/>
     <w:rPr>
       <w:rFonts w:asciiTheme="majorHAnsi" w:hAnsiTheme="majorHAnsi" w:eastAsiaTheme="majorEastAsia" w:cstheme="majorBidi"/>
@@ -15761,10 +15908,11 @@
       </w14:textFill>
     </w:rPr>
   </w:style>
-  <w:style w:type="character" w:customStyle="1" w:styleId="140">
+  <w:style w:type="character" w:customStyle="1" w:styleId="141">
     <w:name w:val="Heading 3 Char"/>
     <w:basedOn w:val="132"/>
     <w:link w:val="5"/>
+    <w:qFormat/>
     <w:uiPriority w:val="9"/>
     <w:rPr>
       <w:rFonts w:asciiTheme="majorHAnsi" w:hAnsiTheme="majorHAnsi" w:eastAsiaTheme="majorEastAsia" w:cstheme="majorBidi"/>
@@ -15778,10 +15926,11 @@
       </w14:textFill>
     </w:rPr>
   </w:style>
-  <w:style w:type="character" w:customStyle="1" w:styleId="141">
+  <w:style w:type="character" w:customStyle="1" w:styleId="142">
     <w:name w:val="Title Char"/>
     <w:basedOn w:val="132"/>
     <w:link w:val="31"/>
+    <w:qFormat/>
     <w:uiPriority w:val="10"/>
     <w:rPr>
       <w:rFonts w:asciiTheme="majorHAnsi" w:hAnsiTheme="majorHAnsi" w:eastAsiaTheme="majorEastAsia" w:cstheme="majorBidi"/>
@@ -15792,10 +15941,11 @@
       <w:szCs w:val="52"/>
     </w:rPr>
   </w:style>
-  <w:style w:type="character" w:customStyle="1" w:styleId="142">
+  <w:style w:type="character" w:customStyle="1" w:styleId="143">
     <w:name w:val="Subtitle Char"/>
     <w:basedOn w:val="132"/>
     <w:link w:val="26"/>
+    <w:qFormat/>
     <w:uiPriority w:val="11"/>
     <w:rPr>
       <w:rFonts w:asciiTheme="majorHAnsi" w:hAnsiTheme="majorHAnsi" w:eastAsiaTheme="majorEastAsia" w:cstheme="majorBidi"/>
@@ -15812,7 +15962,7 @@
       </w14:textFill>
     </w:rPr>
   </w:style>
-  <w:style w:type="paragraph" w:styleId="143">
+  <w:style w:type="paragraph" w:styleId="144">
     <w:name w:val="List Paragraph"/>
     <w:basedOn w:val="1"/>
     <w:qFormat/>
@@ -15822,32 +15972,36 @@
       <w:contextualSpacing/>
     </w:pPr>
   </w:style>
-  <w:style w:type="character" w:customStyle="1" w:styleId="144">
+  <w:style w:type="character" w:customStyle="1" w:styleId="145">
     <w:name w:val="Body Text Char"/>
     <w:basedOn w:val="132"/>
     <w:link w:val="19"/>
+    <w:qFormat/>
     <w:uiPriority w:val="99"/>
   </w:style>
-  <w:style w:type="character" w:customStyle="1" w:styleId="145">
+  <w:style w:type="character" w:customStyle="1" w:styleId="146">
     <w:name w:val="Body Text 2 Char"/>
     <w:basedOn w:val="132"/>
     <w:link w:val="28"/>
+    <w:qFormat/>
     <w:uiPriority w:val="99"/>
   </w:style>
-  <w:style w:type="character" w:customStyle="1" w:styleId="146">
+  <w:style w:type="character" w:customStyle="1" w:styleId="147">
     <w:name w:val="Body Text 3 Char"/>
     <w:basedOn w:val="132"/>
     <w:link w:val="17"/>
+    <w:qFormat/>
     <w:uiPriority w:val="99"/>
     <w:rPr>
       <w:sz w:val="16"/>
       <w:szCs w:val="16"/>
     </w:rPr>
   </w:style>
-  <w:style w:type="character" w:customStyle="1" w:styleId="147">
+  <w:style w:type="character" w:customStyle="1" w:styleId="148">
     <w:name w:val="Macro Text Char"/>
     <w:basedOn w:val="132"/>
     <w:link w:val="2"/>
+    <w:qFormat/>
     <w:uiPriority w:val="99"/>
     <w:rPr>
       <w:rFonts w:ascii="Courier" w:hAnsi="Courier"/>
@@ -15855,10 +16009,27 @@
       <w:szCs w:val="20"/>
     </w:rPr>
   </w:style>
-  <w:style w:type="paragraph" w:styleId="148">
+  <w:style w:type="paragraph" w:styleId="149">
     <w:name w:val="Quote"/>
     <w:basedOn w:val="1"/>
     <w:next w:val="1"/>
+    <w:link w:val="150"/>
+    <w:qFormat/>
+    <w:uiPriority w:val="29"/>
+    <w:rPr>
+      <w:i/>
+      <w:iCs/>
+      <w:color w:val="000000" w:themeColor="text1"/>
+      <w14:textFill>
+        <w14:solidFill>
+          <w14:schemeClr w14:val="tx1"/>
+        </w14:solidFill>
+      </w14:textFill>
+    </w:rPr>
+  </w:style>
+  <w:style w:type="character" w:customStyle="1" w:styleId="150">
+    <w:name w:val="Quote Char"/>
+    <w:basedOn w:val="132"/>
     <w:link w:val="149"/>
     <w:qFormat/>
     <w:uiPriority w:val="29"/>
@@ -15873,27 +16044,12 @@
       </w14:textFill>
     </w:rPr>
   </w:style>
-  <w:style w:type="character" w:customStyle="1" w:styleId="149">
-    <w:name w:val="Quote Char"/>
-    <w:basedOn w:val="132"/>
-    <w:link w:val="148"/>
-    <w:uiPriority w:val="29"/>
-    <w:rPr>
-      <w:i/>
-      <w:iCs/>
-      <w:color w:val="000000" w:themeColor="text1"/>
-      <w14:textFill>
-        <w14:solidFill>
-          <w14:schemeClr w14:val="tx1"/>
-        </w14:solidFill>
-      </w14:textFill>
-    </w:rPr>
-  </w:style>
-  <w:style w:type="character" w:customStyle="1" w:styleId="150">
+  <w:style w:type="character" w:customStyle="1" w:styleId="151">
     <w:name w:val="Heading 4 Char"/>
     <w:basedOn w:val="132"/>
     <w:link w:val="6"/>
     <w:semiHidden/>
+    <w:qFormat/>
     <w:uiPriority w:val="9"/>
     <w:rPr>
       <w:rFonts w:asciiTheme="majorHAnsi" w:hAnsiTheme="majorHAnsi" w:eastAsiaTheme="majorEastAsia" w:cstheme="majorBidi"/>
@@ -15909,22 +16065,24 @@
       </w14:textFill>
     </w:rPr>
   </w:style>
-  <w:style w:type="character" w:customStyle="1" w:styleId="151">
+  <w:style w:type="character" w:customStyle="1" w:styleId="152">
     <w:name w:val="Heading 5 Char"/>
     <w:basedOn w:val="132"/>
     <w:link w:val="7"/>
     <w:semiHidden/>
+    <w:qFormat/>
     <w:uiPriority w:val="9"/>
     <w:rPr>
       <w:rFonts w:asciiTheme="majorHAnsi" w:hAnsiTheme="majorHAnsi" w:eastAsiaTheme="majorEastAsia" w:cstheme="majorBidi"/>
       <w:color w:val="254061" w:themeColor="accent1" w:themeShade="80"/>
     </w:rPr>
   </w:style>
-  <w:style w:type="character" w:customStyle="1" w:styleId="152">
+  <w:style w:type="character" w:customStyle="1" w:styleId="153">
     <w:name w:val="Heading 6 Char"/>
     <w:basedOn w:val="132"/>
     <w:link w:val="8"/>
     <w:semiHidden/>
+    <w:qFormat/>
     <w:uiPriority w:val="9"/>
     <w:rPr>
       <w:rFonts w:asciiTheme="majorHAnsi" w:hAnsiTheme="majorHAnsi" w:eastAsiaTheme="majorEastAsia" w:cstheme="majorBidi"/>
@@ -15933,11 +16091,12 @@
       <w:color w:val="254061" w:themeColor="accent1" w:themeShade="80"/>
     </w:rPr>
   </w:style>
-  <w:style w:type="character" w:customStyle="1" w:styleId="153">
+  <w:style w:type="character" w:customStyle="1" w:styleId="154">
     <w:name w:val="Heading 7 Char"/>
     <w:basedOn w:val="132"/>
     <w:link w:val="9"/>
     <w:semiHidden/>
+    <w:qFormat/>
     <w:uiPriority w:val="9"/>
     <w:rPr>
       <w:rFonts w:asciiTheme="majorHAnsi" w:hAnsiTheme="majorHAnsi" w:eastAsiaTheme="majorEastAsia" w:cstheme="majorBidi"/>
@@ -15954,11 +16113,12 @@
       </w14:textFill>
     </w:rPr>
   </w:style>
-  <w:style w:type="character" w:customStyle="1" w:styleId="154">
+  <w:style w:type="character" w:customStyle="1" w:styleId="155">
     <w:name w:val="Heading 8 Char"/>
     <w:basedOn w:val="132"/>
     <w:link w:val="10"/>
     <w:semiHidden/>
+    <w:qFormat/>
     <w:uiPriority w:val="9"/>
     <w:rPr>
       <w:rFonts w:asciiTheme="majorHAnsi" w:hAnsiTheme="majorHAnsi" w:eastAsiaTheme="majorEastAsia" w:cstheme="majorBidi"/>
@@ -15972,11 +16132,12 @@
       </w14:textFill>
     </w:rPr>
   </w:style>
-  <w:style w:type="character" w:customStyle="1" w:styleId="155">
+  <w:style w:type="character" w:customStyle="1" w:styleId="156">
     <w:name w:val="Heading 9 Char"/>
     <w:basedOn w:val="132"/>
     <w:link w:val="11"/>
     <w:semiHidden/>
+    <w:qFormat/>
     <w:uiPriority w:val="9"/>
     <w:rPr>
       <w:rFonts w:asciiTheme="majorHAnsi" w:hAnsiTheme="majorHAnsi" w:eastAsiaTheme="majorEastAsia" w:cstheme="majorBidi"/>
@@ -15995,11 +16156,11 @@
       </w14:textFill>
     </w:rPr>
   </w:style>
-  <w:style w:type="paragraph" w:styleId="156">
+  <w:style w:type="paragraph" w:styleId="157">
     <w:name w:val="Intense Quote"/>
     <w:basedOn w:val="1"/>
     <w:next w:val="1"/>
-    <w:link w:val="157"/>
+    <w:link w:val="158"/>
     <w:qFormat/>
     <w:uiPriority w:val="30"/>
     <w:pPr>
@@ -16022,10 +16183,11 @@
       </w14:textFill>
     </w:rPr>
   </w:style>
-  <w:style w:type="character" w:customStyle="1" w:styleId="157">
+  <w:style w:type="character" w:customStyle="1" w:styleId="158">
     <w:name w:val="Intense Quote Char"/>
     <w:basedOn w:val="132"/>
-    <w:link w:val="156"/>
+    <w:link w:val="157"/>
+    <w:qFormat/>
     <w:uiPriority w:val="30"/>
     <w:rPr>
       <w:b/>
@@ -16040,7 +16202,7 @@
       </w14:textFill>
     </w:rPr>
   </w:style>
-  <w:style w:type="character" w:customStyle="1" w:styleId="158">
+  <w:style w:type="character" w:customStyle="1" w:styleId="159">
     <w:name w:val="Subtle Emphasis"/>
     <w:basedOn w:val="132"/>
     <w:qFormat/>
@@ -16059,7 +16221,7 @@
       </w14:textFill>
     </w:rPr>
   </w:style>
-  <w:style w:type="character" w:customStyle="1" w:styleId="159">
+  <w:style w:type="character" w:customStyle="1" w:styleId="160">
     <w:name w:val="Intense Emphasis"/>
     <w:basedOn w:val="132"/>
     <w:qFormat/>
@@ -16077,7 +16239,7 @@
       </w14:textFill>
     </w:rPr>
   </w:style>
-  <w:style w:type="character" w:customStyle="1" w:styleId="160">
+  <w:style w:type="character" w:customStyle="1" w:styleId="161">
     <w:name w:val="Subtle Reference"/>
     <w:basedOn w:val="132"/>
     <w:qFormat/>
@@ -16093,7 +16255,7 @@
       </w14:textFill>
     </w:rPr>
   </w:style>
-  <w:style w:type="character" w:customStyle="1" w:styleId="161">
+  <w:style w:type="character" w:customStyle="1" w:styleId="162">
     <w:name w:val="Intense Reference"/>
     <w:basedOn w:val="132"/>
     <w:qFormat/>
@@ -16112,7 +16274,7 @@
       </w14:textFill>
     </w:rPr>
   </w:style>
-  <w:style w:type="character" w:customStyle="1" w:styleId="162">
+  <w:style w:type="character" w:customStyle="1" w:styleId="163">
     <w:name w:val="Book Title"/>
     <w:basedOn w:val="132"/>
     <w:qFormat/>
@@ -16124,7 +16286,7 @@
       <w:spacing w:val="5"/>
     </w:rPr>
   </w:style>
-  <w:style w:type="paragraph" w:customStyle="1" w:styleId="163">
+  <w:style w:type="paragraph" w:customStyle="1" w:styleId="164">
     <w:name w:val="TOC Heading"/>
     <w:basedOn w:val="3"/>
     <w:next w:val="1"/>
